--- a/05-数字电路/02-时序逻辑电路/同步计数器电路/同步计数器电路.docx
+++ b/05-数字电路/02-时序逻辑电路/同步计数器电路/同步计数器电路.docx
@@ -2369,6 +2369,20 @@
     </w:p>
     <w:bookmarkEnd w:id="26"/>
     <w:bookmarkEnd w:id="27"/>
+    <w:p>
+      <w:pPr>
+        <w:spacing w:before="360"/>
+        <w:jc w:val="center"/>
+      </w:pPr>
+      <w:r>
+        <w:rPr>
+          <w:rFonts w:ascii="Times New Roman" w:hAnsi="Times New Roman"/>
+          <w:color w:val="555555"/>
+          <w:sz w:val="21"/>
+        </w:rPr>
+        <w:t>材料收集者：杜文杰</w:t>
+      </w:r>
+    </w:p>
     <w:sectPr>
       <w:headerReference r:id="rId9" w:type="default"/>
       <w:footerReference r:id="rId10" w:type="default"/>

--- a/05-数字电路/02-时序逻辑电路/同步计数器电路/同步计数器电路.docx
+++ b/05-数字电路/02-时序逻辑电路/同步计数器电路/同步计数器电路.docx
@@ -1,6 +1,6 @@
 
 <file path=word/document.xml><?xml version="1.0" encoding="utf-8"?>
-<w:document xmlns:w="http://schemas.openxmlformats.org/wordprocessingml/2006/main" xmlns:m="http://schemas.openxmlformats.org/officeDocument/2006/math" xmlns:r="http://schemas.openxmlformats.org/officeDocument/2006/relationships" xmlns:o="urn:schemas-microsoft-com:office:office" xmlns:v="urn:schemas-microsoft-com:vml" xmlns:w10="urn:schemas-microsoft-com:office:word" xmlns:a="http://schemas.openxmlformats.org/drawingml/2006/main" xmlns:pic="http://schemas.openxmlformats.org/drawingml/2006/picture" xmlns:wp="http://schemas.openxmlformats.org/drawingml/2006/wordprocessingDrawing">
+<w:document xmlns:m="http://schemas.openxmlformats.org/officeDocument/2006/math" xmlns:r="http://schemas.openxmlformats.org/officeDocument/2006/relationships" xmlns:w="http://schemas.openxmlformats.org/wordprocessingml/2006/main" xmlns:o="urn:schemas-microsoft-com:office:office" xmlns:v="urn:schemas-microsoft-com:vml" xmlns:w10="urn:schemas-microsoft-com:office:word" xmlns:a="http://schemas.openxmlformats.org/drawingml/2006/main" xmlns:pic="http://schemas.openxmlformats.org/drawingml/2006/picture" xmlns:wp="http://schemas.openxmlformats.org/drawingml/2006/wordprocessingDrawing">
   <w:body>
     <w:bookmarkStart w:id="27" w:name="同步计数器电路"/>
     <w:p>
@@ -9,7 +9,7 @@
       </w:pPr>
       <w:r>
         <w:rPr>
-          <w:rFonts w:hint="eastAsia"/>
+          <w:rFonts w:hint="eastAsia" w:eastAsia="黑体"/>
         </w:rPr>
         <w:t xml:space="preserve">同步计数器电路</w:t>
       </w:r>
@@ -21,7 +21,7 @@
       </w:pPr>
       <w:r>
         <w:rPr>
-          <w:rFonts w:hint="eastAsia"/>
+          <w:rFonts w:hint="eastAsia" w:eastAsia="黑体"/>
         </w:rPr>
         <w:t xml:space="preserve">拓扑描述</w:t>
       </w:r>
@@ -32,11 +32,14 @@
       </w:pPr>
       <w:r>
         <w:rPr>
-          <w:rFonts w:hint="eastAsia"/>
+          <w:rFonts w:hint="eastAsia" w:eastAsia="黑体"/>
         </w:rPr>
         <w:t xml:space="preserve">由</w:t>
       </w:r>
       <w:r>
+        <w:rPr>
+          <w:rFonts w:eastAsia="黑体"/>
+        </w:rPr>
         <w:t xml:space="preserve"> </w:t>
       </w:r>
       <m:oMath>
@@ -46,6 +49,7 @@
       </m:oMath>
       <w:r>
         <w:rPr>
+          <w:rFonts w:eastAsia="黑体"/>
           <w:b/>
           <w:bCs/>
         </w:rPr>
@@ -53,7 +57,7 @@
       </w:r>
       <w:r>
         <w:rPr>
-          <w:rFonts w:hint="eastAsia"/>
+          <w:rFonts w:hint="eastAsia" w:eastAsia="黑体"/>
           <w:b/>
           <w:bCs/>
         </w:rPr>
@@ -61,6 +65,7 @@
       </w:r>
       <w:r>
         <w:rPr>
+          <w:rFonts w:eastAsia="黑体"/>
           <w:b/>
           <w:bCs/>
         </w:rPr>
@@ -68,7 +73,7 @@
       </w:r>
       <w:r>
         <w:rPr>
-          <w:rFonts w:hint="eastAsia"/>
+          <w:rFonts w:hint="eastAsia" w:eastAsia="黑体"/>
           <w:b/>
           <w:bCs/>
         </w:rPr>
@@ -76,6 +81,7 @@
       </w:r>
       <w:r>
         <w:rPr>
+          <w:rFonts w:eastAsia="黑体"/>
           <w:b/>
           <w:bCs/>
         </w:rPr>
@@ -83,7 +89,7 @@
       </w:r>
       <w:r>
         <w:rPr>
-          <w:rFonts w:hint="eastAsia"/>
+          <w:rFonts w:hint="eastAsia" w:eastAsia="黑体"/>
           <w:b/>
           <w:bCs/>
         </w:rPr>
@@ -91,6 +97,7 @@
       </w:r>
       <w:r>
         <w:rPr>
+          <w:rFonts w:eastAsia="黑体"/>
           <w:b/>
           <w:bCs/>
         </w:rPr>
@@ -98,7 +105,7 @@
       </w:r>
       <w:r>
         <w:rPr>
-          <w:rFonts w:hint="eastAsia"/>
+          <w:rFonts w:hint="eastAsia" w:eastAsia="黑体"/>
           <w:b/>
           <w:bCs/>
         </w:rPr>
@@ -185,17 +192,20 @@
         </m:sSub>
       </m:oMath>
       <w:r>
+        <w:rPr>
+          <w:rFonts w:eastAsia="黑体"/>
+        </w:rPr>
         <w:t xml:space="preserve"> </w:t>
       </w:r>
       <w:r>
         <w:rPr>
-          <w:rFonts w:hint="eastAsia"/>
+          <w:rFonts w:hint="eastAsia" w:eastAsia="黑体"/>
         </w:rPr>
         <w:t xml:space="preserve">与</w:t>
       </w:r>
       <w:r>
         <w:rPr>
-          <w:rFonts w:hint="eastAsia"/>
+          <w:rFonts w:hint="eastAsia" w:eastAsia="黑体"/>
           <w:b/>
           <w:bCs/>
         </w:rPr>
@@ -203,6 +213,7 @@
       </w:r>
       <w:r>
         <w:rPr>
+          <w:rFonts w:eastAsia="黑体"/>
           <w:b/>
           <w:bCs/>
         </w:rPr>
@@ -221,7 +232,7 @@
       </m:oMath>
       <w:r>
         <w:rPr>
-          <w:rFonts w:hint="eastAsia"/>
+          <w:rFonts w:hint="eastAsia" w:eastAsia="黑体"/>
           <w:b/>
           <w:bCs/>
         </w:rPr>
@@ -229,22 +240,25 @@
       </w:r>
       <w:r>
         <w:rPr>
-          <w:rFonts w:hint="eastAsia"/>
+          <w:rFonts w:hint="eastAsia" w:eastAsia="黑体"/>
         </w:rPr>
         <w:t xml:space="preserve">组成，所有触发器共用同一时钟。电路共</w:t>
       </w:r>
       <w:r>
+        <w:rPr>
+          <w:rFonts w:eastAsia="黑体"/>
+        </w:rPr>
         <w:t xml:space="preserve"> 4 </w:t>
       </w:r>
       <w:r>
         <w:rPr>
-          <w:rFonts w:hint="eastAsia"/>
+          <w:rFonts w:hint="eastAsia" w:eastAsia="黑体"/>
         </w:rPr>
         <w:t xml:space="preserve">组关键节点：</w:t>
       </w:r>
       <w:r>
         <w:rPr>
-          <w:rFonts w:hint="eastAsia"/>
+          <w:rFonts w:hint="eastAsia" w:eastAsia="黑体"/>
           <w:b/>
           <w:bCs/>
         </w:rPr>
@@ -252,6 +266,7 @@
       </w:r>
       <w:r>
         <w:rPr>
+          <w:rFonts w:eastAsia="黑体"/>
           <w:b/>
           <w:bCs/>
         </w:rPr>
@@ -259,7 +274,7 @@
       </w:r>
       <w:r>
         <w:rPr>
-          <w:rFonts w:hint="eastAsia"/>
+          <w:rFonts w:hint="eastAsia" w:eastAsia="黑体"/>
           <w:b/>
           <w:bCs/>
         </w:rPr>
@@ -267,6 +282,7 @@
       </w:r>
       <w:r>
         <w:rPr>
+          <w:rFonts w:eastAsia="黑体"/>
           <w:b/>
           <w:bCs/>
         </w:rPr>
@@ -285,13 +301,13 @@
       </m:oMath>
       <w:r>
         <w:rPr>
-          <w:rFonts w:hint="eastAsia"/>
+          <w:rFonts w:hint="eastAsia" w:eastAsia="黑体"/>
         </w:rPr>
         <w:t xml:space="preserve">（接全部触发器公共时钟）；</w:t>
       </w:r>
       <w:r>
         <w:rPr>
-          <w:rFonts w:hint="eastAsia"/>
+          <w:rFonts w:hint="eastAsia" w:eastAsia="黑体"/>
           <w:b/>
           <w:bCs/>
         </w:rPr>
@@ -299,6 +315,7 @@
       </w:r>
       <w:r>
         <w:rPr>
+          <w:rFonts w:eastAsia="黑体"/>
           <w:b/>
           <w:bCs/>
         </w:rPr>
@@ -306,7 +323,7 @@
       </w:r>
       <w:r>
         <w:rPr>
-          <w:rFonts w:hint="eastAsia"/>
+          <w:rFonts w:hint="eastAsia" w:eastAsia="黑体"/>
           <w:b/>
           <w:bCs/>
         </w:rPr>
@@ -314,6 +331,7 @@
       </w:r>
       <w:r>
         <w:rPr>
+          <w:rFonts w:eastAsia="黑体"/>
           <w:b/>
           <w:bCs/>
         </w:rPr>
@@ -392,7 +410,7 @@
       </m:oMath>
       <w:r>
         <w:rPr>
-          <w:rFonts w:hint="eastAsia"/>
+          <w:rFonts w:hint="eastAsia" w:eastAsia="黑体"/>
         </w:rPr>
         <w:t xml:space="preserve">（</w:t>
       </w:r>
@@ -414,15 +432,21 @@
         </m:sSub>
       </m:oMath>
       <w:r>
+        <w:rPr>
+          <w:rFonts w:eastAsia="黑体"/>
+        </w:rPr>
         <w:t xml:space="preserve"> </w:t>
       </w:r>
       <w:r>
         <w:rPr>
-          <w:rFonts w:hint="eastAsia"/>
+          <w:rFonts w:hint="eastAsia" w:eastAsia="黑体"/>
         </w:rPr>
         <w:t xml:space="preserve">的输出，即</w:t>
       </w:r>
       <w:r>
+        <w:rPr>
+          <w:rFonts w:eastAsia="黑体"/>
+        </w:rPr>
         <w:t xml:space="preserve"> </w:t>
       </w:r>
       <m:oMath>
@@ -431,17 +455,20 @@
         </m:r>
       </m:oMath>
       <w:r>
+        <w:rPr>
+          <w:rFonts w:eastAsia="黑体"/>
+        </w:rPr>
         <w:t xml:space="preserve"> </w:t>
       </w:r>
       <w:r>
         <w:rPr>
-          <w:rFonts w:hint="eastAsia"/>
+          <w:rFonts w:hint="eastAsia" w:eastAsia="黑体"/>
         </w:rPr>
         <w:t xml:space="preserve">位计数输出）；</w:t>
       </w:r>
       <w:r>
         <w:rPr>
-          <w:rFonts w:hint="eastAsia"/>
+          <w:rFonts w:hint="eastAsia" w:eastAsia="黑体"/>
           <w:b/>
           <w:bCs/>
         </w:rPr>
@@ -449,6 +476,7 @@
       </w:r>
       <w:r>
         <w:rPr>
+          <w:rFonts w:eastAsia="黑体"/>
           <w:b/>
           <w:bCs/>
         </w:rPr>
@@ -456,7 +484,7 @@
       </w:r>
       <w:r>
         <w:rPr>
-          <w:rFonts w:hint="eastAsia"/>
+          <w:rFonts w:hint="eastAsia" w:eastAsia="黑体"/>
           <w:b/>
           <w:bCs/>
         </w:rPr>
@@ -464,6 +492,7 @@
       </w:r>
       <w:r>
         <w:rPr>
+          <w:rFonts w:eastAsia="黑体"/>
           <w:b/>
           <w:bCs/>
         </w:rPr>
@@ -485,7 +514,7 @@
       </m:oMath>
       <w:r>
         <w:rPr>
-          <w:rFonts w:hint="eastAsia"/>
+          <w:rFonts w:hint="eastAsia" w:eastAsia="黑体"/>
         </w:rPr>
         <w:t xml:space="preserve">（</w:t>
       </w:r>
@@ -507,15 +536,21 @@
         </m:sSub>
       </m:oMath>
       <w:r>
+        <w:rPr>
+          <w:rFonts w:eastAsia="黑体"/>
+        </w:rPr>
         <w:t xml:space="preserve"> </w:t>
       </w:r>
       <w:r>
         <w:rPr>
-          <w:rFonts w:hint="eastAsia"/>
+          <w:rFonts w:hint="eastAsia" w:eastAsia="黑体"/>
         </w:rPr>
         <w:t xml:space="preserve">的翻转使能，由低位输出乘积</w:t>
       </w:r>
       <w:r>
+        <w:rPr>
+          <w:rFonts w:eastAsia="黑体"/>
+        </w:rPr>
         <w:t xml:space="preserve"> </w:t>
       </w:r>
       <m:oMath>
@@ -572,15 +607,21 @@
         </m:sSub>
       </m:oMath>
       <w:r>
+        <w:rPr>
+          <w:rFonts w:eastAsia="黑体"/>
+        </w:rPr>
         <w:t xml:space="preserve"> </w:t>
       </w:r>
       <w:r>
         <w:rPr>
-          <w:rFonts w:hint="eastAsia"/>
+          <w:rFonts w:hint="eastAsia" w:eastAsia="黑体"/>
         </w:rPr>
         <w:t xml:space="preserve">产生，接</w:t>
       </w:r>
       <w:r>
+        <w:rPr>
+          <w:rFonts w:eastAsia="黑体"/>
+        </w:rPr>
         <w:t xml:space="preserve"> </w:t>
       </w:r>
       <m:oMath>
@@ -601,15 +642,21 @@
         </m:sSub>
       </m:oMath>
       <w:r>
+        <w:rPr>
+          <w:rFonts w:eastAsia="黑体"/>
+        </w:rPr>
         <w:t xml:space="preserve"> </w:t>
       </w:r>
       <w:r>
         <w:rPr>
-          <w:rFonts w:hint="eastAsia"/>
+          <w:rFonts w:hint="eastAsia" w:eastAsia="黑体"/>
         </w:rPr>
         <w:t xml:space="preserve">的</w:t>
       </w:r>
       <w:r>
+        <w:rPr>
+          <w:rFonts w:eastAsia="黑体"/>
+        </w:rPr>
         <w:t xml:space="preserve"> </w:t>
       </w:r>
       <m:oMath>
@@ -618,17 +665,20 @@
         </m:r>
       </m:oMath>
       <w:r>
+        <w:rPr>
+          <w:rFonts w:eastAsia="黑体"/>
+        </w:rPr>
         <w:t xml:space="preserve"> </w:t>
       </w:r>
       <w:r>
         <w:rPr>
-          <w:rFonts w:hint="eastAsia"/>
+          <w:rFonts w:hint="eastAsia" w:eastAsia="黑体"/>
         </w:rPr>
         <w:t xml:space="preserve">脚）；</w:t>
       </w:r>
       <w:r>
         <w:rPr>
-          <w:rFonts w:hint="eastAsia"/>
+          <w:rFonts w:hint="eastAsia" w:eastAsia="黑体"/>
           <w:b/>
           <w:bCs/>
         </w:rPr>
@@ -636,6 +686,7 @@
       </w:r>
       <w:r>
         <w:rPr>
+          <w:rFonts w:eastAsia="黑体"/>
           <w:b/>
           <w:bCs/>
         </w:rPr>
@@ -643,7 +694,7 @@
       </w:r>
       <w:r>
         <w:rPr>
-          <w:rFonts w:hint="eastAsia"/>
+          <w:rFonts w:hint="eastAsia" w:eastAsia="黑体"/>
           <w:b/>
           <w:bCs/>
         </w:rPr>
@@ -651,6 +702,7 @@
       </w:r>
       <w:r>
         <w:rPr>
+          <w:rFonts w:eastAsia="黑体"/>
           <w:b/>
           <w:bCs/>
         </w:rPr>
@@ -669,6 +721,7 @@
       </m:oMath>
       <w:r>
         <w:rPr>
+          <w:rFonts w:eastAsia="黑体"/>
           <w:b/>
           <w:bCs/>
         </w:rPr>
@@ -690,7 +743,7 @@
       </m:oMath>
       <w:r>
         <w:rPr>
-          <w:rFonts w:hint="eastAsia"/>
+          <w:rFonts w:hint="eastAsia" w:eastAsia="黑体"/>
         </w:rPr>
         <w:t xml:space="preserve">（接各级清零/置数脚）。</w:t>
       </w:r>
@@ -699,7 +752,7 @@
       <w:pPr/>
       <w:r>
         <w:rPr>
-          <w:rFonts w:hint="eastAsia"/>
+          <w:rFonts w:hint="eastAsia" w:eastAsia="黑体"/>
         </w:rPr>
         <w:t xml:space="preserve">各单元管脚连接：</w:t>
       </w:r>
@@ -722,22 +775,28 @@
       </m:oMath>
       <w:r>
         <w:rPr>
-          <w:rFonts w:hint="eastAsia"/>
+          <w:rFonts w:hint="eastAsia" w:eastAsia="黑体"/>
           <w:b/>
           <w:bCs/>
         </w:rPr>
         <w:t xml:space="preserve">（最低位）</w:t>
       </w:r>
       <w:r>
+        <w:rPr>
+          <w:rFonts w:eastAsia="黑体"/>
+        </w:rPr>
         <w:t xml:space="preserve"> </w:t>
       </w:r>
       <w:r>
         <w:rPr>
-          <w:rFonts w:hint="eastAsia"/>
+          <w:rFonts w:hint="eastAsia" w:eastAsia="黑体"/>
         </w:rPr>
         <w:t xml:space="preserve">的</w:t>
       </w:r>
       <w:r>
+        <w:rPr>
+          <w:rFonts w:eastAsia="黑体"/>
+        </w:rPr>
         <w:t xml:space="preserve"> </w:t>
       </w:r>
       <m:oMath>
@@ -746,24 +805,33 @@
         </m:r>
       </m:oMath>
       <w:r>
+        <w:rPr>
+          <w:rFonts w:eastAsia="黑体"/>
+        </w:rPr>
         <w:t xml:space="preserve"> </w:t>
       </w:r>
       <w:r>
         <w:rPr>
-          <w:rFonts w:hint="eastAsia"/>
+          <w:rFonts w:hint="eastAsia" w:eastAsia="黑体"/>
         </w:rPr>
         <w:t xml:space="preserve">脚接高电平（恒</w:t>
       </w:r>
       <w:r>
+        <w:rPr>
+          <w:rFonts w:eastAsia="黑体"/>
+        </w:rPr>
         <w:t xml:space="preserve"> </w:t>
       </w:r>
       <w:r>
         <w:rPr>
-          <w:rFonts w:hint="eastAsia"/>
+          <w:rFonts w:hint="eastAsia" w:eastAsia="黑体"/>
         </w:rPr>
         <w:t xml:space="preserve">1），时钟脚</w:t>
       </w:r>
       <w:r>
+        <w:rPr>
+          <w:rFonts w:eastAsia="黑体"/>
+        </w:rPr>
         <w:t xml:space="preserve"> </w:t>
       </w:r>
       <m:oMath>
@@ -778,15 +846,21 @@
         </m:r>
       </m:oMath>
       <w:r>
+        <w:rPr>
+          <w:rFonts w:eastAsia="黑体"/>
+        </w:rPr>
         <w:t xml:space="preserve"> </w:t>
       </w:r>
       <w:r>
         <w:rPr>
-          <w:rFonts w:hint="eastAsia"/>
+          <w:rFonts w:hint="eastAsia" w:eastAsia="黑体"/>
         </w:rPr>
         <w:t xml:space="preserve">接时钟节点，输出脚</w:t>
       </w:r>
       <w:r>
+        <w:rPr>
+          <w:rFonts w:eastAsia="黑体"/>
+        </w:rPr>
         <w:t xml:space="preserve"> </w:t>
       </w:r>
       <m:oMath>
@@ -795,15 +869,21 @@
         </m:r>
       </m:oMath>
       <w:r>
+        <w:rPr>
+          <w:rFonts w:eastAsia="黑体"/>
+        </w:rPr>
         <w:t xml:space="preserve"> </w:t>
       </w:r>
       <w:r>
         <w:rPr>
-          <w:rFonts w:hint="eastAsia"/>
+          <w:rFonts w:hint="eastAsia" w:eastAsia="黑体"/>
         </w:rPr>
         <w:t xml:space="preserve">接</w:t>
       </w:r>
       <w:r>
+        <w:rPr>
+          <w:rFonts w:eastAsia="黑体"/>
+        </w:rPr>
         <w:t xml:space="preserve"> </w:t>
       </w:r>
       <m:oMath>
@@ -822,7 +902,7 @@
       </m:oMath>
       <w:r>
         <w:rPr>
-          <w:rFonts w:hint="eastAsia"/>
+          <w:rFonts w:hint="eastAsia" w:eastAsia="黑体"/>
         </w:rPr>
         <w:t xml:space="preserve">；</w:t>
       </w:r>
@@ -845,7 +925,7 @@
       </m:oMath>
       <w:r>
         <w:rPr>
-          <w:rFonts w:hint="eastAsia"/>
+          <w:rFonts w:hint="eastAsia" w:eastAsia="黑体"/>
           <w:b/>
           <w:bCs/>
         </w:rPr>
@@ -867,22 +947,28 @@
       </m:oMath>
       <w:r>
         <w:rPr>
-          <w:rFonts w:hint="eastAsia"/>
+          <w:rFonts w:hint="eastAsia" w:eastAsia="黑体"/>
           <w:b/>
           <w:bCs/>
         </w:rPr>
         <w:t xml:space="preserve">）</w:t>
       </w:r>
       <w:r>
+        <w:rPr>
+          <w:rFonts w:eastAsia="黑体"/>
+        </w:rPr>
         <w:t xml:space="preserve"> </w:t>
       </w:r>
       <w:r>
         <w:rPr>
-          <w:rFonts w:hint="eastAsia"/>
+          <w:rFonts w:hint="eastAsia" w:eastAsia="黑体"/>
         </w:rPr>
         <w:t xml:space="preserve">的</w:t>
       </w:r>
       <w:r>
+        <w:rPr>
+          <w:rFonts w:eastAsia="黑体"/>
+        </w:rPr>
         <w:t xml:space="preserve"> </w:t>
       </w:r>
       <m:oMath>
@@ -891,15 +977,21 @@
         </m:r>
       </m:oMath>
       <w:r>
+        <w:rPr>
+          <w:rFonts w:eastAsia="黑体"/>
+        </w:rPr>
         <w:t xml:space="preserve"> </w:t>
       </w:r>
       <w:r>
         <w:rPr>
-          <w:rFonts w:hint="eastAsia"/>
+          <w:rFonts w:hint="eastAsia" w:eastAsia="黑体"/>
         </w:rPr>
         <w:t xml:space="preserve">脚接进位节点</w:t>
       </w:r>
       <w:r>
+        <w:rPr>
+          <w:rFonts w:eastAsia="黑体"/>
+        </w:rPr>
         <w:t xml:space="preserve"> </w:t>
       </w:r>
       <m:oMath>
@@ -918,20 +1010,26 @@
       </m:oMath>
       <w:r>
         <w:rPr>
-          <w:rFonts w:hint="eastAsia"/>
+          <w:rFonts w:hint="eastAsia" w:eastAsia="黑体"/>
         </w:rPr>
         <w:t xml:space="preserve">（低位全</w:t>
       </w:r>
       <w:r>
+        <w:rPr>
+          <w:rFonts w:eastAsia="黑体"/>
+        </w:rPr>
         <w:t xml:space="preserve"> 1 </w:t>
       </w:r>
       <w:r>
         <w:rPr>
-          <w:rFonts w:hint="eastAsia"/>
+          <w:rFonts w:hint="eastAsia" w:eastAsia="黑体"/>
         </w:rPr>
         <w:t xml:space="preserve">时有效），时钟脚</w:t>
       </w:r>
       <w:r>
+        <w:rPr>
+          <w:rFonts w:eastAsia="黑体"/>
+        </w:rPr>
         <w:t xml:space="preserve"> </w:t>
       </w:r>
       <m:oMath>
@@ -946,15 +1044,21 @@
         </m:r>
       </m:oMath>
       <w:r>
+        <w:rPr>
+          <w:rFonts w:eastAsia="黑体"/>
+        </w:rPr>
         <w:t xml:space="preserve"> </w:t>
       </w:r>
       <w:r>
         <w:rPr>
-          <w:rFonts w:hint="eastAsia"/>
+          <w:rFonts w:hint="eastAsia" w:eastAsia="黑体"/>
         </w:rPr>
         <w:t xml:space="preserve">接公共时钟，输出脚</w:t>
       </w:r>
       <w:r>
+        <w:rPr>
+          <w:rFonts w:eastAsia="黑体"/>
+        </w:rPr>
         <w:t xml:space="preserve"> </w:t>
       </w:r>
       <m:oMath>
@@ -963,15 +1067,21 @@
         </m:r>
       </m:oMath>
       <w:r>
+        <w:rPr>
+          <w:rFonts w:eastAsia="黑体"/>
+        </w:rPr>
         <w:t xml:space="preserve"> </w:t>
       </w:r>
       <w:r>
         <w:rPr>
-          <w:rFonts w:hint="eastAsia"/>
+          <w:rFonts w:hint="eastAsia" w:eastAsia="黑体"/>
         </w:rPr>
         <w:t xml:space="preserve">接</w:t>
       </w:r>
       <w:r>
+        <w:rPr>
+          <w:rFonts w:eastAsia="黑体"/>
+        </w:rPr>
         <w:t xml:space="preserve"> </w:t>
       </w:r>
       <m:oMath>
@@ -990,28 +1100,34 @@
       </m:oMath>
       <w:r>
         <w:rPr>
-          <w:rFonts w:hint="eastAsia"/>
+          <w:rFonts w:hint="eastAsia" w:eastAsia="黑体"/>
         </w:rPr>
         <w:t xml:space="preserve">；</w:t>
       </w:r>
       <w:r>
         <w:rPr>
-          <w:rFonts w:hint="eastAsia"/>
+          <w:rFonts w:hint="eastAsia" w:eastAsia="黑体"/>
           <w:b/>
           <w:bCs/>
         </w:rPr>
         <w:t xml:space="preserve">进位逻辑（与门阵列）</w:t>
       </w:r>
       <w:r>
+        <w:rPr>
+          <w:rFonts w:eastAsia="黑体"/>
+        </w:rPr>
         <w:t xml:space="preserve"> </w:t>
       </w:r>
       <w:r>
         <w:rPr>
-          <w:rFonts w:hint="eastAsia"/>
+          <w:rFonts w:hint="eastAsia" w:eastAsia="黑体"/>
         </w:rPr>
         <w:t xml:space="preserve">输入接</w:t>
       </w:r>
       <w:r>
+        <w:rPr>
+          <w:rFonts w:eastAsia="黑体"/>
+        </w:rPr>
         <w:t xml:space="preserve"> </w:t>
       </w:r>
       <m:oMath>
@@ -1057,11 +1173,14 @@
       </m:oMath>
       <w:r>
         <w:rPr>
-          <w:rFonts w:hint="eastAsia"/>
+          <w:rFonts w:hint="eastAsia" w:eastAsia="黑体"/>
         </w:rPr>
         <w:t xml:space="preserve">，输出</w:t>
       </w:r>
       <w:r>
+        <w:rPr>
+          <w:rFonts w:eastAsia="黑体"/>
+        </w:rPr>
         <w:t xml:space="preserve"> </w:t>
       </w:r>
       <m:oMath>
@@ -1079,15 +1198,21 @@
         </m:sSub>
       </m:oMath>
       <w:r>
+        <w:rPr>
+          <w:rFonts w:eastAsia="黑体"/>
+        </w:rPr>
         <w:t xml:space="preserve"> </w:t>
       </w:r>
       <w:r>
         <w:rPr>
-          <w:rFonts w:hint="eastAsia"/>
+          <w:rFonts w:hint="eastAsia" w:eastAsia="黑体"/>
         </w:rPr>
         <w:t xml:space="preserve">送各</w:t>
       </w:r>
       <w:r>
+        <w:rPr>
+          <w:rFonts w:eastAsia="黑体"/>
+        </w:rPr>
         <w:t xml:space="preserve"> </w:t>
       </w:r>
       <m:oMath>
@@ -1109,11 +1234,14 @@
       </m:oMath>
       <w:r>
         <w:rPr>
-          <w:rFonts w:hint="eastAsia"/>
+          <w:rFonts w:hint="eastAsia" w:eastAsia="黑体"/>
         </w:rPr>
         <w:t xml:space="preserve">；各触发器清零/置数脚接</w:t>
       </w:r>
       <w:r>
+        <w:rPr>
+          <w:rFonts w:eastAsia="黑体"/>
+        </w:rPr>
         <w:t xml:space="preserve"> </w:t>
       </w:r>
       <m:oMath>
@@ -1128,6 +1256,9 @@
         </m:r>
       </m:oMath>
       <w:r>
+        <w:rPr>
+          <w:rFonts w:eastAsia="黑体"/>
+        </w:rPr>
         <w:t xml:space="preserve">/</w:t>
       </w:r>
       <m:oMath>
@@ -1146,11 +1277,14 @@
       </m:oMath>
       <w:r>
         <w:rPr>
-          <w:rFonts w:hint="eastAsia"/>
+          <w:rFonts w:hint="eastAsia" w:eastAsia="黑体"/>
         </w:rPr>
         <w:t xml:space="preserve">，正电源脚</w:t>
       </w:r>
       <w:r>
+        <w:rPr>
+          <w:rFonts w:eastAsia="黑体"/>
+        </w:rPr>
         <w:t xml:space="preserve"> </w:t>
       </w:r>
       <m:oMath>
@@ -1171,15 +1305,21 @@
         </m:sSub>
       </m:oMath>
       <w:r>
+        <w:rPr>
+          <w:rFonts w:eastAsia="黑体"/>
+        </w:rPr>
         <w:t xml:space="preserve"> </w:t>
       </w:r>
       <w:r>
         <w:rPr>
-          <w:rFonts w:hint="eastAsia"/>
+          <w:rFonts w:hint="eastAsia" w:eastAsia="黑体"/>
         </w:rPr>
         <w:t xml:space="preserve">接</w:t>
       </w:r>
       <w:r>
+        <w:rPr>
+          <w:rFonts w:eastAsia="黑体"/>
+        </w:rPr>
         <w:t xml:space="preserve"> </w:t>
       </w:r>
       <m:oMath>
@@ -1207,11 +1347,14 @@
       </m:oMath>
       <w:r>
         <w:rPr>
-          <w:rFonts w:hint="eastAsia"/>
+          <w:rFonts w:hint="eastAsia" w:eastAsia="黑体"/>
         </w:rPr>
         <w:t xml:space="preserve">、地脚</w:t>
       </w:r>
       <w:r>
+        <w:rPr>
+          <w:rFonts w:eastAsia="黑体"/>
+        </w:rPr>
         <w:t xml:space="preserve"> </w:t>
       </w:r>
       <m:oMath>
@@ -1226,11 +1369,14 @@
         </m:r>
       </m:oMath>
       <w:r>
+        <w:rPr>
+          <w:rFonts w:eastAsia="黑体"/>
+        </w:rPr>
         <w:t xml:space="preserve"> </w:t>
       </w:r>
       <w:r>
         <w:rPr>
-          <w:rFonts w:hint="eastAsia"/>
+          <w:rFonts w:hint="eastAsia" w:eastAsia="黑体"/>
         </w:rPr>
         <w:t xml:space="preserve">接地。所有触发器在同一时钟沿按进位条件同时翻转，无逐级行波传播延迟。</w:t>
       </w:r>
@@ -1239,7 +1385,7 @@
       <w:pPr/>
       <w:r>
         <w:rPr>
-          <w:rFonts w:hint="eastAsia"/>
+          <w:rFonts w:hint="eastAsia" w:eastAsia="黑体"/>
         </w:rPr>
         <w:t xml:space="preserve">由此构成“</w:t>
       </w:r>
@@ -1249,15 +1395,21 @@
         </m:r>
       </m:oMath>
       <w:r>
+        <w:rPr>
+          <w:rFonts w:eastAsia="黑体"/>
+        </w:rPr>
         <w:t xml:space="preserve"> </w:t>
       </w:r>
       <w:r>
         <w:rPr>
-          <w:rFonts w:hint="eastAsia"/>
+          <w:rFonts w:hint="eastAsia" w:eastAsia="黑体"/>
         </w:rPr>
         <w:t xml:space="preserve">位同步二进制计数器”组态，各位在统一时钟沿同步更新，进位条件由低位状态决定，模</w:t>
       </w:r>
       <w:r>
+        <w:rPr>
+          <w:rFonts w:eastAsia="黑体"/>
+        </w:rPr>
         <w:t xml:space="preserve"> </w:t>
       </w:r>
       <m:oMath>
@@ -1276,7 +1428,7 @@
       </m:oMath>
       <w:r>
         <w:rPr>
-          <w:rFonts w:hint="eastAsia"/>
+          <w:rFonts w:hint="eastAsia" w:eastAsia="黑体"/>
         </w:rPr>
         <w:t xml:space="preserve">，无行波毛刺、是常用的高速计数器。</w:t>
       </w:r>
@@ -1289,7 +1441,7 @@
       </w:pPr>
       <w:r>
         <w:rPr>
-          <w:rFonts w:hint="eastAsia"/>
+          <w:rFonts w:hint="eastAsia" w:eastAsia="黑体"/>
         </w:rPr>
         <w:t xml:space="preserve">工作原理</w:t>
       </w:r>
@@ -1300,16 +1452,19 @@
       </w:pPr>
       <w:r>
         <w:rPr>
-          <w:rFonts w:hint="eastAsia"/>
+          <w:rFonts w:hint="eastAsia" w:eastAsia="黑体"/>
         </w:rPr>
         <w:t xml:space="preserve">公共时钟同时作用于所有触发器，各触发器是否翻转由低位状态决定的进位逻辑控制：当所有更低位均为</w:t>
       </w:r>
       <w:r>
+        <w:rPr>
+          <w:rFonts w:eastAsia="黑体"/>
+        </w:rPr>
         <w:t xml:space="preserve"> 1 </w:t>
       </w:r>
       <w:r>
         <w:rPr>
-          <w:rFonts w:hint="eastAsia"/>
+          <w:rFonts w:hint="eastAsia" w:eastAsia="黑体"/>
         </w:rPr>
         <w:t xml:space="preserve">时（产生进位），该位才翻转。这样所有位在同一时钟沿同步更新，消除了行波延迟。</w:t>
       </w:r>
@@ -1322,7 +1477,7 @@
       </w:pPr>
       <w:r>
         <w:rPr>
-          <w:rFonts w:hint="eastAsia"/>
+          <w:rFonts w:hint="eastAsia" w:eastAsia="黑体"/>
         </w:rPr>
         <w:t xml:space="preserve">关键计算公式</w:t>
       </w:r>
@@ -1335,11 +1490,14 @@
         </w:numPr>
       </w:pPr>
       <w:r>
+        <w:rPr>
+          <w:rFonts w:eastAsia="黑体"/>
+        </w:rPr>
         <w:t xml:space="preserve">n </w:t>
       </w:r>
       <w:r>
         <w:rPr>
-          <w:rFonts w:hint="eastAsia"/>
+          <w:rFonts w:hint="eastAsia" w:eastAsia="黑体"/>
         </w:rPr>
         <w:t xml:space="preserve">位同步二进制计数的模：</w:t>
       </w:r>
@@ -1387,25 +1545,31 @@
       </w:pPr>
       <w:r>
         <w:rPr>
-          <w:rFonts w:hint="eastAsia"/>
+          <w:rFonts w:hint="eastAsia" w:eastAsia="黑体"/>
         </w:rPr>
         <w:t xml:space="preserve">第</w:t>
       </w:r>
       <w:r>
+        <w:rPr>
+          <w:rFonts w:eastAsia="黑体"/>
+        </w:rPr>
         <w:t xml:space="preserve"> i </w:t>
       </w:r>
       <w:r>
         <w:rPr>
-          <w:rFonts w:hint="eastAsia"/>
+          <w:rFonts w:hint="eastAsia" w:eastAsia="黑体"/>
         </w:rPr>
         <w:t xml:space="preserve">位翻转的使能条件（低位全</w:t>
       </w:r>
       <w:r>
+        <w:rPr>
+          <w:rFonts w:eastAsia="黑体"/>
+        </w:rPr>
         <w:t xml:space="preserve"> </w:t>
       </w:r>
       <w:r>
         <w:rPr>
-          <w:rFonts w:hint="eastAsia"/>
+          <w:rFonts w:hint="eastAsia" w:eastAsia="黑体"/>
         </w:rPr>
         <w:t xml:space="preserve">1）：</w:t>
       </w:r>
@@ -1507,7 +1671,7 @@
       </w:pPr>
       <w:r>
         <w:rPr>
-          <w:rFonts w:hint="eastAsia"/>
+          <w:rFonts w:hint="eastAsia" w:eastAsia="黑体"/>
         </w:rPr>
         <w:t xml:space="preserve">最高工作频率：</w:t>
       </w:r>
@@ -1605,7 +1769,7 @@
             </w:pPr>
             <w:r>
               <w:rPr>
-                <w:rFonts w:hint="eastAsia"/>
+                <w:rFonts w:hint="eastAsia" w:eastAsia="黑体"/>
               </w:rPr>
               <w:t xml:space="preserve">符号</w:t>
             </w:r>
@@ -1619,7 +1783,7 @@
             </w:pPr>
             <w:r>
               <w:rPr>
-                <w:rFonts w:hint="eastAsia"/>
+                <w:rFonts w:hint="eastAsia" w:eastAsia="黑体"/>
               </w:rPr>
               <w:t xml:space="preserve">含义</w:t>
             </w:r>
@@ -1633,7 +1797,7 @@
             </w:pPr>
             <w:r>
               <w:rPr>
-                <w:rFonts w:hint="eastAsia"/>
+                <w:rFonts w:hint="eastAsia" w:eastAsia="黑体"/>
               </w:rPr>
               <w:t xml:space="preserve">单位</w:t>
             </w:r>
@@ -1653,6 +1817,9 @@
               </m:r>
             </m:oMath>
             <w:r>
+              <w:rPr>
+                <w:rFonts w:eastAsia="黑体"/>
+              </w:rPr>
               <w:t xml:space="preserve">​</w:t>
             </w:r>
           </w:p>
@@ -1665,7 +1832,7 @@
             </w:pPr>
             <w:r>
               <w:rPr>
-                <w:rFonts w:hint="eastAsia"/>
+                <w:rFonts w:hint="eastAsia" w:eastAsia="黑体"/>
               </w:rPr>
               <w:t xml:space="preserve">位数</w:t>
             </w:r>
@@ -1678,6 +1845,9 @@
               <w:pStyle w:val="Compact"/>
             </w:pPr>
             <w:r>
+              <w:rPr>
+                <w:rFonts w:eastAsia="黑体"/>
+              </w:rPr>
               <w:t xml:space="preserve">—</w:t>
             </w:r>
           </w:p>
@@ -1696,6 +1866,9 @@
               </m:r>
             </m:oMath>
             <w:r>
+              <w:rPr>
+                <w:rFonts w:eastAsia="黑体"/>
+              </w:rPr>
               <w:t xml:space="preserve">​</w:t>
             </w:r>
           </w:p>
@@ -1708,7 +1881,7 @@
             </w:pPr>
             <w:r>
               <w:rPr>
-                <w:rFonts w:hint="eastAsia"/>
+                <w:rFonts w:hint="eastAsia" w:eastAsia="黑体"/>
               </w:rPr>
               <w:t xml:space="preserve">计数模</w:t>
             </w:r>
@@ -1721,6 +1894,9 @@
               <w:pStyle w:val="Compact"/>
             </w:pPr>
             <w:r>
+              <w:rPr>
+                <w:rFonts w:eastAsia="黑体"/>
+              </w:rPr>
               <w:t xml:space="preserve">—</w:t>
             </w:r>
           </w:p>
@@ -1748,6 +1924,9 @@
               </m:sSub>
             </m:oMath>
             <w:r>
+              <w:rPr>
+                <w:rFonts w:eastAsia="黑体"/>
+              </w:rPr>
               <w:t xml:space="preserve">​</w:t>
             </w:r>
           </w:p>
@@ -1760,16 +1939,19 @@
             </w:pPr>
             <w:r>
               <w:rPr>
-                <w:rFonts w:hint="eastAsia"/>
+                <w:rFonts w:hint="eastAsia" w:eastAsia="黑体"/>
               </w:rPr>
               <w:t xml:space="preserve">第</w:t>
             </w:r>
             <w:r>
+              <w:rPr>
+                <w:rFonts w:eastAsia="黑体"/>
+              </w:rPr>
               <w:t xml:space="preserve"> i </w:t>
             </w:r>
             <w:r>
               <w:rPr>
-                <w:rFonts w:hint="eastAsia"/>
+                <w:rFonts w:hint="eastAsia" w:eastAsia="黑体"/>
               </w:rPr>
               <w:t xml:space="preserve">位翻转使能</w:t>
             </w:r>
@@ -1782,6 +1964,9 @@
               <w:pStyle w:val="Compact"/>
             </w:pPr>
             <w:r>
+              <w:rPr>
+                <w:rFonts w:eastAsia="黑体"/>
+              </w:rPr>
               <w:t xml:space="preserve">—</w:t>
             </w:r>
           </w:p>
@@ -1813,6 +1998,9 @@
               </m:sSub>
             </m:oMath>
             <w:r>
+              <w:rPr>
+                <w:rFonts w:eastAsia="黑体"/>
+              </w:rPr>
               <w:t xml:space="preserve">​</w:t>
             </w:r>
           </w:p>
@@ -1825,7 +2013,7 @@
             </w:pPr>
             <w:r>
               <w:rPr>
-                <w:rFonts w:hint="eastAsia"/>
+                <w:rFonts w:hint="eastAsia" w:eastAsia="黑体"/>
               </w:rPr>
               <w:t xml:space="preserve">临界路径延迟</w:t>
             </w:r>
@@ -1838,6 +2026,9 @@
               <w:pStyle w:val="Compact"/>
             </w:pPr>
             <w:r>
+              <w:rPr>
+                <w:rFonts w:eastAsia="黑体"/>
+              </w:rPr>
               <w:t xml:space="preserve">s</w:t>
             </w:r>
           </w:p>
@@ -1868,6 +2059,9 @@
               </m:sSub>
             </m:oMath>
             <w:r>
+              <w:rPr>
+                <w:rFonts w:eastAsia="黑体"/>
+              </w:rPr>
               <w:t xml:space="preserve">​</w:t>
             </w:r>
           </w:p>
@@ -1880,7 +2074,7 @@
             </w:pPr>
             <w:r>
               <w:rPr>
-                <w:rFonts w:hint="eastAsia"/>
+                <w:rFonts w:hint="eastAsia" w:eastAsia="黑体"/>
               </w:rPr>
               <w:t xml:space="preserve">最高计数频率</w:t>
             </w:r>
@@ -1893,6 +2087,9 @@
               <w:pStyle w:val="Compact"/>
             </w:pPr>
             <w:r>
+              <w:rPr>
+                <w:rFonts w:eastAsia="黑体"/>
+              </w:rPr>
               <w:t xml:space="preserve">Hz</w:t>
             </w:r>
           </w:p>
@@ -1907,7 +2104,7 @@
       </w:pPr>
       <w:r>
         <w:rPr>
-          <w:rFonts w:hint="eastAsia"/>
+          <w:rFonts w:hint="eastAsia" w:eastAsia="黑体"/>
         </w:rPr>
         <w:t xml:space="preserve">元件调整影响</w:t>
       </w:r>
@@ -1922,7 +2119,7 @@
       </w:pPr>
       <w:r>
         <w:rPr>
-          <w:rFonts w:hint="eastAsia"/>
+          <w:rFonts w:hint="eastAsia" w:eastAsia="黑体"/>
           <w:b/>
           <w:bCs/>
         </w:rPr>
@@ -1930,6 +2127,7 @@
       </w:r>
       <w:r>
         <w:rPr>
+          <w:rFonts w:eastAsia="黑体"/>
           <w:b/>
           <w:bCs/>
         </w:rPr>
@@ -1937,21 +2135,27 @@
       </w:r>
       <w:r>
         <w:rPr>
-          <w:rFonts w:hint="eastAsia"/>
+          <w:rFonts w:hint="eastAsia" w:eastAsia="黑体"/>
           <w:b/>
           <w:bCs/>
         </w:rPr>
         <w:t xml:space="preserve">增大</w:t>
       </w:r>
       <w:r>
+        <w:rPr>
+          <w:rFonts w:eastAsia="黑体"/>
+        </w:rPr>
         <w:t xml:space="preserve"> </w:t>
       </w:r>
       <w:r>
+        <w:rPr>
+          <w:rFonts w:eastAsia="黑体"/>
+        </w:rPr>
         <w:t xml:space="preserve">→ </w:t>
       </w:r>
       <w:r>
         <w:rPr>
-          <w:rFonts w:hint="eastAsia"/>
+          <w:rFonts w:hint="eastAsia" w:eastAsia="黑体"/>
         </w:rPr>
         <w:t xml:space="preserve">进位门级联加深、临界路径变长，最高频率下降。</w:t>
       </w:r>
@@ -1966,21 +2170,27 @@
       </w:pPr>
       <w:r>
         <w:rPr>
-          <w:rFonts w:hint="eastAsia"/>
+          <w:rFonts w:hint="eastAsia" w:eastAsia="黑体"/>
           <w:b/>
           <w:bCs/>
         </w:rPr>
         <w:t xml:space="preserve">采用超前进位</w:t>
       </w:r>
       <w:r>
+        <w:rPr>
+          <w:rFonts w:eastAsia="黑体"/>
+        </w:rPr>
         <w:t xml:space="preserve"> </w:t>
       </w:r>
       <w:r>
+        <w:rPr>
+          <w:rFonts w:eastAsia="黑体"/>
+        </w:rPr>
         <w:t xml:space="preserve">→ </w:t>
       </w:r>
       <w:r>
         <w:rPr>
-          <w:rFonts w:hint="eastAsia"/>
+          <w:rFonts w:hint="eastAsia" w:eastAsia="黑体"/>
         </w:rPr>
         <w:t xml:space="preserve">缩短进位传播延迟，位数多时仍保持高速。</w:t>
       </w:r>
@@ -1995,21 +2205,27 @@
       </w:pPr>
       <w:r>
         <w:rPr>
-          <w:rFonts w:hint="eastAsia"/>
+          <w:rFonts w:hint="eastAsia" w:eastAsia="黑体"/>
           <w:b/>
           <w:bCs/>
         </w:rPr>
         <w:t xml:space="preserve">加入同步清零/置数</w:t>
       </w:r>
       <w:r>
+        <w:rPr>
+          <w:rFonts w:eastAsia="黑体"/>
+        </w:rPr>
         <w:t xml:space="preserve"> </w:t>
       </w:r>
       <w:r>
+        <w:rPr>
+          <w:rFonts w:eastAsia="黑体"/>
+        </w:rPr>
         <w:t xml:space="preserve">→ </w:t>
       </w:r>
       <w:r>
         <w:rPr>
-          <w:rFonts w:hint="eastAsia"/>
+          <w:rFonts w:hint="eastAsia" w:eastAsia="黑体"/>
         </w:rPr>
         <w:t xml:space="preserve">构成任意进制计数器，无异步清零毛刺。</w:t>
       </w:r>
@@ -2024,21 +2240,27 @@
       </w:pPr>
       <w:r>
         <w:rPr>
-          <w:rFonts w:hint="eastAsia"/>
+          <w:rFonts w:hint="eastAsia" w:eastAsia="黑体"/>
           <w:b/>
           <w:bCs/>
         </w:rPr>
         <w:t xml:space="preserve">公共时钟边沿统一</w:t>
       </w:r>
       <w:r>
+        <w:rPr>
+          <w:rFonts w:eastAsia="黑体"/>
+        </w:rPr>
         <w:t xml:space="preserve"> </w:t>
       </w:r>
       <w:r>
+        <w:rPr>
+          <w:rFonts w:eastAsia="黑体"/>
+        </w:rPr>
         <w:t xml:space="preserve">→ </w:t>
       </w:r>
       <w:r>
         <w:rPr>
-          <w:rFonts w:hint="eastAsia"/>
+          <w:rFonts w:hint="eastAsia" w:eastAsia="黑体"/>
         </w:rPr>
         <w:t xml:space="preserve">各输出同时变化，译码输出无毛刺。</w:t>
       </w:r>
@@ -2051,7 +2273,7 @@
       </w:pPr>
       <w:r>
         <w:rPr>
-          <w:rFonts w:hint="eastAsia"/>
+          <w:rFonts w:hint="eastAsia" w:eastAsia="黑体"/>
         </w:rPr>
         <w:t xml:space="preserve">典型参数示例</w:t>
       </w:r>
@@ -2065,11 +2287,14 @@
         </w:numPr>
       </w:pPr>
       <w:r>
+        <w:rPr>
+          <w:rFonts w:eastAsia="黑体"/>
+        </w:rPr>
         <w:t xml:space="preserve">4 </w:t>
       </w:r>
       <w:r>
         <w:rPr>
-          <w:rFonts w:hint="eastAsia"/>
+          <w:rFonts w:hint="eastAsia" w:eastAsia="黑体"/>
         </w:rPr>
         <w:t xml:space="preserve">位同步计数器：</w:t>
       </w:r>
@@ -2107,20 +2332,26 @@
       </m:oMath>
       <w:r>
         <w:rPr>
-          <w:rFonts w:hint="eastAsia"/>
+          <w:rFonts w:hint="eastAsia" w:eastAsia="黑体"/>
         </w:rPr>
         <w:t xml:space="preserve">，从</w:t>
       </w:r>
       <w:r>
+        <w:rPr>
+          <w:rFonts w:eastAsia="黑体"/>
+        </w:rPr>
         <w:t xml:space="preserve"> 0000 </w:t>
       </w:r>
       <w:r>
         <w:rPr>
-          <w:rFonts w:hint="eastAsia"/>
+          <w:rFonts w:hint="eastAsia" w:eastAsia="黑体"/>
         </w:rPr>
         <w:t xml:space="preserve">同步计到</w:t>
       </w:r>
       <w:r>
+        <w:rPr>
+          <w:rFonts w:eastAsia="黑体"/>
+        </w:rPr>
         <w:t xml:space="preserve"> 1111。</w:t>
       </w:r>
     </w:p>
@@ -2133,29 +2364,38 @@
         </w:numPr>
       </w:pPr>
       <w:r>
+        <w:rPr>
+          <w:rFonts w:eastAsia="黑体"/>
+        </w:rPr>
         <w:t xml:space="preserve">74HC163 </w:t>
       </w:r>
       <w:r>
         <w:rPr>
-          <w:rFonts w:hint="eastAsia"/>
+          <w:rFonts w:hint="eastAsia" w:eastAsia="黑体"/>
         </w:rPr>
         <w:t xml:space="preserve">在</w:t>
       </w:r>
       <w:r>
+        <w:rPr>
+          <w:rFonts w:eastAsia="黑体"/>
+        </w:rPr>
         <w:t xml:space="preserve"> 5V </w:t>
       </w:r>
       <w:r>
         <w:rPr>
-          <w:rFonts w:hint="eastAsia"/>
+          <w:rFonts w:hint="eastAsia" w:eastAsia="黑体"/>
         </w:rPr>
         <w:t xml:space="preserve">供电时最高计数频率可达数十</w:t>
       </w:r>
       <w:r>
+        <w:rPr>
+          <w:rFonts w:eastAsia="黑体"/>
+        </w:rPr>
         <w:t xml:space="preserve"> </w:t>
       </w:r>
       <w:r>
         <w:rPr>
-          <w:rFonts w:hint="eastAsia"/>
+          <w:rFonts w:hint="eastAsia" w:eastAsia="黑体"/>
         </w:rPr>
         <w:t xml:space="preserve">MHz（典型值，具体以数据手册为准）。</w:t>
       </w:r>
@@ -2168,7 +2408,7 @@
       </w:pPr>
       <w:r>
         <w:rPr>
-          <w:rFonts w:hint="eastAsia"/>
+          <w:rFonts w:hint="eastAsia" w:eastAsia="黑体"/>
         </w:rPr>
         <w:t xml:space="preserve">常见器件型号</w:t>
       </w:r>
@@ -2182,20 +2422,26 @@
         </w:numPr>
       </w:pPr>
       <w:r>
+        <w:rPr>
+          <w:rFonts w:eastAsia="黑体"/>
+        </w:rPr>
         <w:t xml:space="preserve">74HC161 / </w:t>
       </w:r>
       <w:r>
         <w:rPr>
-          <w:rFonts w:hint="eastAsia"/>
+          <w:rFonts w:hint="eastAsia" w:eastAsia="黑体"/>
         </w:rPr>
         <w:t xml:space="preserve">74HC163：4</w:t>
       </w:r>
       <w:r>
+        <w:rPr>
+          <w:rFonts w:eastAsia="黑体"/>
+        </w:rPr>
         <w:t xml:space="preserve"> </w:t>
       </w:r>
       <w:r>
         <w:rPr>
-          <w:rFonts w:hint="eastAsia"/>
+          <w:rFonts w:hint="eastAsia" w:eastAsia="黑体"/>
         </w:rPr>
         <w:t xml:space="preserve">位同步二进制计数器（同步清零/置数）。</w:t>
       </w:r>
@@ -2209,20 +2455,26 @@
         </w:numPr>
       </w:pPr>
       <w:r>
+        <w:rPr>
+          <w:rFonts w:eastAsia="黑体"/>
+        </w:rPr>
         <w:t xml:space="preserve">74HC160 / </w:t>
       </w:r>
       <w:r>
         <w:rPr>
-          <w:rFonts w:hint="eastAsia"/>
+          <w:rFonts w:hint="eastAsia" w:eastAsia="黑体"/>
         </w:rPr>
         <w:t xml:space="preserve">74HC162：4</w:t>
       </w:r>
       <w:r>
+        <w:rPr>
+          <w:rFonts w:eastAsia="黑体"/>
+        </w:rPr>
         <w:t xml:space="preserve"> </w:t>
       </w:r>
       <w:r>
         <w:rPr>
-          <w:rFonts w:hint="eastAsia"/>
+          <w:rFonts w:hint="eastAsia" w:eastAsia="黑体"/>
         </w:rPr>
         <w:t xml:space="preserve">位同步十进制计数器。</w:t>
       </w:r>
@@ -2237,16 +2489,19 @@
       </w:pPr>
       <w:r>
         <w:rPr>
-          <w:rFonts w:hint="eastAsia"/>
+          <w:rFonts w:hint="eastAsia" w:eastAsia="黑体"/>
         </w:rPr>
         <w:t xml:space="preserve">74HC191：4</w:t>
       </w:r>
       <w:r>
+        <w:rPr>
+          <w:rFonts w:eastAsia="黑体"/>
+        </w:rPr>
         <w:t xml:space="preserve"> </w:t>
       </w:r>
       <w:r>
         <w:rPr>
-          <w:rFonts w:hint="eastAsia"/>
+          <w:rFonts w:hint="eastAsia" w:eastAsia="黑体"/>
         </w:rPr>
         <w:t xml:space="preserve">位可逆同步计数器。</w:t>
       </w:r>
@@ -2259,7 +2514,7 @@
       </w:pPr>
       <w:r>
         <w:rPr>
-          <w:rFonts w:hint="eastAsia"/>
+          <w:rFonts w:hint="eastAsia" w:eastAsia="黑体"/>
         </w:rPr>
         <w:t xml:space="preserve">注意事项</w:t>
       </w:r>
@@ -2274,7 +2529,7 @@
       </w:pPr>
       <w:r>
         <w:rPr>
-          <w:rFonts w:hint="eastAsia"/>
+          <w:rFonts w:hint="eastAsia" w:eastAsia="黑体"/>
         </w:rPr>
         <w:t xml:space="preserve">所有触发器必须用同一公共时钟，确保真正同步。</w:t>
       </w:r>
@@ -2289,7 +2544,7 @@
       </w:pPr>
       <w:r>
         <w:rPr>
-          <w:rFonts w:hint="eastAsia"/>
+          <w:rFonts w:hint="eastAsia" w:eastAsia="黑体"/>
         </w:rPr>
         <w:t xml:space="preserve">进位逻辑级联导致关键路径变长，高速设计采用超前进位。</w:t>
       </w:r>
@@ -2304,7 +2559,7 @@
       </w:pPr>
       <w:r>
         <w:rPr>
-          <w:rFonts w:hint="eastAsia"/>
+          <w:rFonts w:hint="eastAsia" w:eastAsia="黑体"/>
         </w:rPr>
         <w:t xml:space="preserve">同步清零不产生毛刺，优于异步清零，优先选用。</w:t>
       </w:r>
@@ -2317,7 +2572,7 @@
       </w:pPr>
       <w:r>
         <w:rPr>
-          <w:rFonts w:hint="eastAsia"/>
+          <w:rFonts w:hint="eastAsia" w:eastAsia="黑体"/>
         </w:rPr>
         <w:t xml:space="preserve">参考资料</w:t>
       </w:r>
@@ -2332,7 +2587,7 @@
       </w:pPr>
       <w:r>
         <w:rPr>
-          <w:rFonts w:hint="eastAsia"/>
+          <w:rFonts w:hint="eastAsia" w:eastAsia="黑体"/>
         </w:rPr>
         <w:t xml:space="preserve">《数字电子技术基础》（阎石）。</w:t>
       </w:r>
@@ -2346,6 +2601,9 @@
         </w:numPr>
       </w:pPr>
       <w:r>
+        <w:rPr>
+          <w:rFonts w:eastAsia="黑体"/>
+        </w:rPr>
         <w:t xml:space="preserve">Wikipedia: Counter (digital)。</w:t>
       </w:r>
     </w:p>
@@ -2358,11 +2616,14 @@
         </w:numPr>
       </w:pPr>
       <w:r>
+        <w:rPr>
+          <w:rFonts w:eastAsia="黑体"/>
+        </w:rPr>
         <w:t xml:space="preserve">TI 74HC163 </w:t>
       </w:r>
       <w:r>
         <w:rPr>
-          <w:rFonts w:hint="eastAsia"/>
+          <w:rFonts w:hint="eastAsia" w:eastAsia="黑体"/>
         </w:rPr>
         <w:t xml:space="preserve">数据手册。</w:t>
       </w:r>
@@ -2376,11 +2637,11 @@
       </w:pPr>
       <w:r>
         <w:rPr>
-          <w:rFonts w:ascii="Times New Roman" w:hAnsi="Times New Roman"/>
+          <w:rFonts w:ascii="Times New Roman" w:hAnsi="Times New Roman" w:eastAsia="黑体"/>
           <w:color w:val="555555"/>
           <w:sz w:val="21"/>
         </w:rPr>
-        <w:t>材料收集者：杜文杰</w:t>
+        <w:t>材料收集者：杜文杰，WX手机：19519196569，QQ:3478827729</w:t>
       </w:r>
     </w:p>
     <w:sectPr>
@@ -2400,7 +2661,7 @@
 </file>
 
 <file path=word/footer1.xml><?xml version="1.0" encoding="utf-8"?>
-<w:ftr xmlns:m="http://schemas.openxmlformats.org/officeDocument/2006/math" xmlns:mc="http://schemas.openxmlformats.org/markup-compatibility/2006" xmlns:mo="http://schemas.microsoft.com/office/mac/office/2008/main" xmlns:mv="urn:schemas-microsoft-com:mac:vml" xmlns:o="urn:schemas-microsoft-com:office:office" xmlns:r="http://schemas.openxmlformats.org/officeDocument/2006/relationships" xmlns:v="urn:schemas-microsoft-com:vml" xmlns:w10="urn:schemas-microsoft-com:office:word" xmlns:w14="http://schemas.microsoft.com/office/word/2010/wordml" xmlns:w="http://schemas.openxmlformats.org/wordprocessingml/2006/main" xmlns:wne="http://schemas.microsoft.com/office/word/2006/wordml" xmlns:wp14="http://schemas.microsoft.com/office/word/2010/wordprocessingDrawing" xmlns:wp="http://schemas.openxmlformats.org/drawingml/2006/wordprocessingDrawing" xmlns:wpc="http://schemas.microsoft.com/office/word/2010/wordprocessingCanvas" xmlns:wpg="http://schemas.microsoft.com/office/word/2010/wordprocessingGroup" xmlns:wpi="http://schemas.microsoft.com/office/word/2010/wordprocessingInk" xmlns:wps="http://schemas.microsoft.com/office/word/2010/wordprocessingShape" mc:Ignorable="w14 wp14">
+<w:ftr xmlns:mc="http://schemas.openxmlformats.org/markup-compatibility/2006" xmlns:w="http://schemas.openxmlformats.org/wordprocessingml/2006/main" xmlns:m="http://schemas.openxmlformats.org/officeDocument/2006/math" xmlns:mo="http://schemas.microsoft.com/office/mac/office/2008/main" xmlns:mv="urn:schemas-microsoft-com:mac:vml" xmlns:o="urn:schemas-microsoft-com:office:office" xmlns:r="http://schemas.openxmlformats.org/officeDocument/2006/relationships" xmlns:v="urn:schemas-microsoft-com:vml" xmlns:w10="urn:schemas-microsoft-com:office:word" xmlns:w14="http://schemas.microsoft.com/office/word/2010/wordml" xmlns:wne="http://schemas.microsoft.com/office/word/2006/wordml" xmlns:wp14="http://schemas.microsoft.com/office/word/2010/wordprocessingDrawing" xmlns:wp="http://schemas.openxmlformats.org/drawingml/2006/wordprocessingDrawing" xmlns:wpc="http://schemas.microsoft.com/office/word/2010/wordprocessingCanvas" xmlns:wpg="http://schemas.microsoft.com/office/word/2010/wordprocessingGroup" xmlns:wpi="http://schemas.microsoft.com/office/word/2010/wordprocessingInk" xmlns:wps="http://schemas.microsoft.com/office/word/2010/wordprocessingShape" mc:Ignorable="w14 wp14">
   <w:p>
     <w:pPr>
       <w:pStyle w:val="Footer"/>
@@ -2408,12 +2669,14 @@
     </w:pPr>
     <w:r>
       <w:rPr>
+        <w:rFonts w:eastAsia="黑体"/>
         <w:sz w:val="18"/>
       </w:rPr>
       <w:t xml:space="preserve">第 </w:t>
     </w:r>
     <w:r>
       <w:rPr>
+        <w:rFonts w:eastAsia="黑体"/>
         <w:sz w:val="18"/>
       </w:rPr>
       <w:fldChar w:fldCharType="begin"/>
@@ -2422,6 +2685,7 @@
     </w:r>
     <w:r>
       <w:rPr>
+        <w:rFonts w:eastAsia="黑体"/>
         <w:sz w:val="18"/>
       </w:rPr>
       <w:t xml:space="preserve"> 页</w:t>
@@ -2435,6 +2699,9 @@
   <w:footnote w:type="continuationSeparator" w:id="0">
     <w:p>
       <w:r>
+        <w:rPr>
+          <w:rFonts w:eastAsia="黑体"/>
+        </w:rPr>
         <w:continuationSeparator/>
       </w:r>
     </w:p>
@@ -2442,6 +2709,9 @@
   <w:footnote w:type="separator" w:id="-1">
     <w:p>
       <w:r>
+        <w:rPr>
+          <w:rFonts w:eastAsia="黑体"/>
+        </w:rPr>
         <w:separator/>
       </w:r>
     </w:p>
@@ -2450,7 +2720,7 @@
 </file>
 
 <file path=word/header1.xml><?xml version="1.0" encoding="utf-8"?>
-<w:hdr xmlns:m="http://schemas.openxmlformats.org/officeDocument/2006/math" xmlns:mc="http://schemas.openxmlformats.org/markup-compatibility/2006" xmlns:mo="http://schemas.microsoft.com/office/mac/office/2008/main" xmlns:mv="urn:schemas-microsoft-com:mac:vml" xmlns:o="urn:schemas-microsoft-com:office:office" xmlns:r="http://schemas.openxmlformats.org/officeDocument/2006/relationships" xmlns:v="urn:schemas-microsoft-com:vml" xmlns:w10="urn:schemas-microsoft-com:office:word" xmlns:w14="http://schemas.microsoft.com/office/word/2010/wordml" xmlns:w="http://schemas.openxmlformats.org/wordprocessingml/2006/main" xmlns:wne="http://schemas.microsoft.com/office/word/2006/wordml" xmlns:wp14="http://schemas.microsoft.com/office/word/2010/wordprocessingDrawing" xmlns:wp="http://schemas.openxmlformats.org/drawingml/2006/wordprocessingDrawing" xmlns:wpc="http://schemas.microsoft.com/office/word/2010/wordprocessingCanvas" xmlns:wpg="http://schemas.microsoft.com/office/word/2010/wordprocessingGroup" xmlns:wpi="http://schemas.microsoft.com/office/word/2010/wordprocessingInk" xmlns:wps="http://schemas.microsoft.com/office/word/2010/wordprocessingShape" mc:Ignorable="w14 wp14">
+<w:hdr xmlns:mc="http://schemas.openxmlformats.org/markup-compatibility/2006" xmlns:w="http://schemas.openxmlformats.org/wordprocessingml/2006/main" xmlns:m="http://schemas.openxmlformats.org/officeDocument/2006/math" xmlns:mo="http://schemas.microsoft.com/office/mac/office/2008/main" xmlns:mv="urn:schemas-microsoft-com:mac:vml" xmlns:o="urn:schemas-microsoft-com:office:office" xmlns:r="http://schemas.openxmlformats.org/officeDocument/2006/relationships" xmlns:v="urn:schemas-microsoft-com:vml" xmlns:w10="urn:schemas-microsoft-com:office:word" xmlns:w14="http://schemas.microsoft.com/office/word/2010/wordml" xmlns:wne="http://schemas.microsoft.com/office/word/2006/wordml" xmlns:wp14="http://schemas.microsoft.com/office/word/2010/wordprocessingDrawing" xmlns:wp="http://schemas.openxmlformats.org/drawingml/2006/wordprocessingDrawing" xmlns:wpc="http://schemas.microsoft.com/office/word/2010/wordprocessingCanvas" xmlns:wpg="http://schemas.microsoft.com/office/word/2010/wordprocessingGroup" xmlns:wpi="http://schemas.microsoft.com/office/word/2010/wordprocessingInk" xmlns:wps="http://schemas.microsoft.com/office/word/2010/wordprocessingShape" mc:Ignorable="w14 wp14">
   <w:p>
     <w:pPr>
       <w:pStyle w:val="Header"/>
@@ -2458,7 +2728,7 @@
     </w:pPr>
     <w:r>
       <w:rPr>
-        <w:rFonts w:ascii="Times New Roman" w:hAnsi="Times New Roman"/>
+        <w:rFonts w:ascii="Times New Roman" w:hAnsi="Times New Roman" w:eastAsia="黑体"/>
         <w:sz w:val="18"/>
         <w:rFonts w:eastAsia="黑体"/>
         <w:rFonts w:eastAsia="黑体"/>
@@ -2470,7 +2740,7 @@
 </file>
 
 <file path=word/numbering.xml><?xml version="1.0" encoding="utf-8"?>
-<w:numbering xmlns:m="http://schemas.openxmlformats.org/officeDocument/2006/math" xmlns:mc="http://schemas.openxmlformats.org/markup-compatibility/2006" xmlns:mo="http://schemas.microsoft.com/office/mac/office/2008/main" xmlns:mv="urn:schemas-microsoft-com:mac:vml" xmlns:o="urn:schemas-microsoft-com:office:office" xmlns:r="http://schemas.openxmlformats.org/officeDocument/2006/relationships" xmlns:v="urn:schemas-microsoft-com:vml" xmlns:w="http://schemas.openxmlformats.org/wordprocessingml/2006/main" xmlns:w10="urn:schemas-microsoft-com:office:word" xmlns:w14="http://schemas.microsoft.com/office/word/2010/wordml" xmlns:wne="http://schemas.microsoft.com/office/word/2006/wordml" xmlns:wp="http://schemas.openxmlformats.org/drawingml/2006/wordprocessingDrawing" xmlns:wp14="http://schemas.microsoft.com/office/word/2010/wordprocessingDrawing" xmlns:wpc="http://schemas.microsoft.com/office/word/2010/wordprocessingCanvas" xmlns:wpg="http://schemas.microsoft.com/office/word/2010/wordprocessingGroup" xmlns:wpi="http://schemas.microsoft.com/office/word/2010/wordprocessingInk" xmlns:wps="http://schemas.microsoft.com/office/word/2010/wordprocessingShape" mc:Ignorable="w14 wp14">
+<w:numbering xmlns:mc="http://schemas.openxmlformats.org/markup-compatibility/2006" xmlns:w="http://schemas.openxmlformats.org/wordprocessingml/2006/main" xmlns:m="http://schemas.openxmlformats.org/officeDocument/2006/math" xmlns:mo="http://schemas.microsoft.com/office/mac/office/2008/main" xmlns:mv="urn:schemas-microsoft-com:mac:vml" xmlns:o="urn:schemas-microsoft-com:office:office" xmlns:r="http://schemas.openxmlformats.org/officeDocument/2006/relationships" xmlns:v="urn:schemas-microsoft-com:vml" xmlns:w10="urn:schemas-microsoft-com:office:word" xmlns:w14="http://schemas.microsoft.com/office/word/2010/wordml" xmlns:wne="http://schemas.microsoft.com/office/word/2006/wordml" xmlns:wp="http://schemas.openxmlformats.org/drawingml/2006/wordprocessingDrawing" xmlns:wp14="http://schemas.microsoft.com/office/word/2010/wordprocessingDrawing" xmlns:wpc="http://schemas.microsoft.com/office/word/2010/wordprocessingCanvas" xmlns:wpg="http://schemas.microsoft.com/office/word/2010/wordprocessingGroup" xmlns:wpi="http://schemas.microsoft.com/office/word/2010/wordprocessingInk" xmlns:wps="http://schemas.microsoft.com/office/word/2010/wordprocessingShape" mc:Ignorable="w14 wp14">
   <w:abstractNum w:abstractNumId="0">
     <w:nsid w:val="FFFFFF7C"/>
     <w:multiLevelType w:val="singleLevel"/>
@@ -2557,7 +2827,7 @@
         <w:ind w:hanging="360" w:left="1440"/>
       </w:pPr>
       <w:rPr>
-        <w:rFonts w:ascii="Symbol" w:hAnsi="Symbol" w:hint="default"/>
+        <w:rFonts w:ascii="Symbol" w:hAnsi="Symbol" w:hint="default" w:eastAsia="黑体"/>
       </w:rPr>
     </w:lvl>
   </w:abstractNum>
@@ -2578,7 +2848,7 @@
         <w:ind w:hanging="360" w:left="1080"/>
       </w:pPr>
       <w:rPr>
-        <w:rFonts w:ascii="Symbol" w:hAnsi="Symbol" w:hint="default"/>
+        <w:rFonts w:ascii="Symbol" w:hAnsi="Symbol" w:hint="default" w:eastAsia="黑体"/>
       </w:rPr>
     </w:lvl>
   </w:abstractNum>
@@ -2599,7 +2869,7 @@
         <w:ind w:hanging="360" w:left="720"/>
       </w:pPr>
       <w:rPr>
-        <w:rFonts w:ascii="Symbol" w:hAnsi="Symbol" w:hint="default"/>
+        <w:rFonts w:ascii="Symbol" w:hAnsi="Symbol" w:hint="default" w:eastAsia="黑体"/>
       </w:rPr>
     </w:lvl>
   </w:abstractNum>
@@ -2638,7 +2908,7 @@
         <w:ind w:hanging="360" w:left="360"/>
       </w:pPr>
       <w:rPr>
-        <w:rFonts w:ascii="Symbol" w:hAnsi="Symbol" w:hint="default"/>
+        <w:rFonts w:ascii="Symbol" w:hAnsi="Symbol" w:hint="default" w:eastAsia="黑体"/>
       </w:rPr>
     </w:lvl>
   </w:abstractNum>
@@ -2729,7 +2999,7 @@
         <w:ind w:left="720" w:hanging="360"/>
       </w:pPr>
       <w:rPr>
-        <w:rFonts w:ascii="Symbol" w:hAnsi="Symbol" w:cs="Symbol" w:hint="default"/>
+        <w:rFonts w:ascii="Symbol" w:hAnsi="Symbol" w:cs="Symbol" w:hint="default" w:eastAsia="黑体"/>
       </w:rPr>
     </w:lvl>
     <w:lvl w:ilvl="1">
@@ -2740,7 +3010,7 @@
         <w:ind w:left="1440" w:hanging="360"/>
       </w:pPr>
       <w:rPr>
-        <w:rFonts w:ascii="Courier New" w:hAnsi="Courier New" w:cs="Courier New" w:hint="default"/>
+        <w:rFonts w:ascii="Courier New" w:hAnsi="Courier New" w:cs="Courier New" w:hint="default" w:eastAsia="黑体"/>
       </w:rPr>
     </w:lvl>
     <w:lvl w:ilvl="2">
@@ -2751,7 +3021,7 @@
         <w:ind w:left="2160" w:hanging="360"/>
       </w:pPr>
       <w:rPr>
-        <w:rFonts w:ascii="Wingdings" w:hAnsi="Wingdings" w:cs="Wingdings" w:hint="default"/>
+        <w:rFonts w:ascii="Wingdings" w:hAnsi="Wingdings" w:cs="Wingdings" w:hint="default" w:eastAsia="黑体"/>
       </w:rPr>
     </w:lvl>
     <w:lvl w:ilvl="3">
@@ -2762,7 +3032,7 @@
         <w:ind w:left="2880" w:hanging="360"/>
       </w:pPr>
       <w:rPr>
-        <w:rFonts w:ascii="Symbol" w:hAnsi="Symbol" w:cs="Symbol" w:hint="default"/>
+        <w:rFonts w:ascii="Symbol" w:hAnsi="Symbol" w:cs="Symbol" w:hint="default" w:eastAsia="黑体"/>
       </w:rPr>
     </w:lvl>
     <w:lvl w:ilvl="4">
@@ -2773,7 +3043,7 @@
         <w:ind w:left="3600" w:hanging="360"/>
       </w:pPr>
       <w:rPr>
-        <w:rFonts w:ascii="Courier New" w:hAnsi="Courier New" w:cs="Courier New" w:hint="default"/>
+        <w:rFonts w:ascii="Courier New" w:hAnsi="Courier New" w:cs="Courier New" w:hint="default" w:eastAsia="黑体"/>
       </w:rPr>
     </w:lvl>
     <w:lvl w:ilvl="5">
@@ -2784,7 +3054,7 @@
         <w:ind w:left="4320" w:hanging="360"/>
       </w:pPr>
       <w:rPr>
-        <w:rFonts w:ascii="Wingdings" w:hAnsi="Wingdings" w:cs="Wingdings" w:hint="default"/>
+        <w:rFonts w:ascii="Wingdings" w:hAnsi="Wingdings" w:cs="Wingdings" w:hint="default" w:eastAsia="黑体"/>
       </w:rPr>
     </w:lvl>
     <w:lvl w:ilvl="6">
@@ -2795,7 +3065,7 @@
         <w:ind w:left="5040" w:hanging="360"/>
       </w:pPr>
       <w:rPr>
-        <w:rFonts w:ascii="Symbol" w:hAnsi="Symbol" w:cs="Symbol" w:hint="default"/>
+        <w:rFonts w:ascii="Symbol" w:hAnsi="Symbol" w:cs="Symbol" w:hint="default" w:eastAsia="黑体"/>
       </w:rPr>
     </w:lvl>
     <w:lvl w:ilvl="7">
@@ -2806,7 +3076,7 @@
         <w:ind w:left="5760" w:hanging="360"/>
       </w:pPr>
       <w:rPr>
-        <w:rFonts w:ascii="Courier New" w:hAnsi="Courier New" w:cs="Courier New" w:hint="default"/>
+        <w:rFonts w:ascii="Courier New" w:hAnsi="Courier New" w:cs="Courier New" w:hint="default" w:eastAsia="黑体"/>
       </w:rPr>
     </w:lvl>
     <w:lvl w:ilvl="8">
@@ -2817,7 +3087,7 @@
         <w:ind w:left="6480" w:hanging="360"/>
       </w:pPr>
       <w:rPr>
-        <w:rFonts w:ascii="Wingdings" w:hAnsi="Wingdings" w:cs="Wingdings" w:hint="default"/>
+        <w:rFonts w:ascii="Wingdings" w:hAnsi="Wingdings" w:cs="Wingdings" w:hint="default" w:eastAsia="黑体"/>
       </w:rPr>
     </w:lvl>
   </w:abstractNum>
@@ -2873,11 +3143,11 @@
 </file>
 
 <file path=word/styles.xml><?xml version="1.0" encoding="utf-8"?>
-<w:styles xmlns:mc="http://schemas.openxmlformats.org/markup-compatibility/2006" xmlns:r="http://schemas.openxmlformats.org/officeDocument/2006/relationships" xmlns:w="http://schemas.openxmlformats.org/wordprocessingml/2006/main" xmlns:w14="http://schemas.microsoft.com/office/word/2010/wordml" mc:Ignorable="w14">
+<w:styles xmlns:mc="http://schemas.openxmlformats.org/markup-compatibility/2006" xmlns:w="http://schemas.openxmlformats.org/wordprocessingml/2006/main" xmlns:r="http://schemas.openxmlformats.org/officeDocument/2006/relationships" xmlns:w14="http://schemas.microsoft.com/office/word/2010/wordml" mc:Ignorable="w14">
   <w:docDefaults>
     <w:rPrDefault>
       <w:rPr>
-        <w:rFonts w:asciiTheme="minorHAnsi" w:cstheme="minorBidi" w:eastAsiaTheme="minorEastAsia" w:hAnsiTheme="minorHAnsi"/>
+        <w:rFonts w:asciiTheme="minorHAnsi" w:cstheme="minorBidi" w:hAnsiTheme="minorHAnsi" w:eastAsia="黑体"/>
         <w:sz w:val="22"/>
         <w:szCs w:val="22"/>
         <w:lang w:bidi="ar-SA" w:eastAsia="en-US" w:val="en-US"/>
@@ -3099,7 +3369,7 @@
       <w:outlineLvl w:val="0"/>
     </w:pPr>
     <w:rPr>
-      <w:rFonts w:ascii="Times New Roman" w:asciiTheme="majorHAnsi" w:cstheme="majorBidi" w:eastAsia="黑体" w:eastAsiaTheme="majorEastAsia" w:hAnsi="Times New Roman" w:hAnsiTheme="majorHAnsi"/>
+      <w:rFonts w:ascii="Times New Roman" w:asciiTheme="majorHAnsi" w:cstheme="majorBidi" w:eastAsia="黑体" w:hAnsi="Times New Roman" w:hAnsiTheme="majorHAnsi"/>
       <w:b/>
       <w:bCs/>
       <w:color w:val="1F3864"/>
@@ -3123,7 +3393,7 @@
       <w:outlineLvl w:val="1"/>
     </w:pPr>
     <w:rPr>
-      <w:rFonts w:ascii="Times New Roman" w:asciiTheme="majorHAnsi" w:cstheme="majorBidi" w:eastAsia="黑体" w:eastAsiaTheme="majorEastAsia" w:hAnsi="Times New Roman" w:hAnsiTheme="majorHAnsi"/>
+      <w:rFonts w:ascii="Times New Roman" w:asciiTheme="majorHAnsi" w:cstheme="majorBidi" w:eastAsia="黑体" w:hAnsi="Times New Roman" w:hAnsiTheme="majorHAnsi"/>
       <w:b/>
       <w:bCs/>
       <w:color w:val="2E4E7E"/>
@@ -3147,7 +3417,7 @@
       <w:outlineLvl w:val="2"/>
     </w:pPr>
     <w:rPr>
-      <w:rFonts w:ascii="Times New Roman" w:asciiTheme="majorHAnsi" w:cstheme="majorBidi" w:eastAsia="黑体" w:eastAsiaTheme="majorEastAsia" w:hAnsi="Times New Roman" w:hAnsiTheme="majorHAnsi"/>
+      <w:rFonts w:ascii="Times New Roman" w:asciiTheme="majorHAnsi" w:cstheme="majorBidi" w:eastAsia="黑体" w:hAnsi="Times New Roman" w:hAnsiTheme="majorHAnsi"/>
       <w:b/>
       <w:bCs/>
       <w:color w:val="2E4E7E"/>
@@ -3171,7 +3441,7 @@
       <w:outlineLvl w:val="3"/>
     </w:pPr>
     <w:rPr>
-      <w:rFonts w:ascii="Times New Roman" w:asciiTheme="majorHAnsi" w:cstheme="majorBidi" w:eastAsia="黑体" w:eastAsiaTheme="majorEastAsia" w:hAnsi="Times New Roman" w:hAnsiTheme="majorHAnsi"/>
+      <w:rFonts w:ascii="Times New Roman" w:asciiTheme="majorHAnsi" w:cstheme="majorBidi" w:eastAsia="黑体" w:hAnsi="Times New Roman" w:hAnsiTheme="majorHAnsi"/>
       <w:b/>
       <w:bCs/>
       <w:i/>
@@ -3197,7 +3467,7 @@
       <w:outlineLvl w:val="4"/>
     </w:pPr>
     <w:rPr>
-      <w:rFonts w:ascii="Times New Roman" w:asciiTheme="majorHAnsi" w:cstheme="majorBidi" w:eastAsia="黑体" w:eastAsiaTheme="majorEastAsia" w:hAnsi="Times New Roman" w:hAnsiTheme="majorHAnsi"/>
+      <w:rFonts w:ascii="Times New Roman" w:asciiTheme="majorHAnsi" w:cstheme="majorBidi" w:eastAsia="黑体" w:hAnsi="Times New Roman" w:hAnsiTheme="majorHAnsi"/>
       <w:b/>
       <w:color w:val="333333"/>
       <w:sz w:val="22"/>
@@ -3220,7 +3490,7 @@
       <w:outlineLvl w:val="5"/>
     </w:pPr>
     <w:rPr>
-      <w:rFonts w:asciiTheme="majorHAnsi" w:cstheme="majorBidi" w:eastAsiaTheme="majorEastAsia" w:hAnsiTheme="majorHAnsi"/>
+      <w:rFonts w:asciiTheme="majorHAnsi" w:cstheme="majorBidi" w:hAnsiTheme="majorHAnsi" w:eastAsia="黑体"/>
       <w:i/>
       <w:iCs/>
       <w:color w:themeColor="accent1" w:themeShade="7F" w:val="243F60"/>
@@ -3243,7 +3513,7 @@
       <w:outlineLvl w:val="6"/>
     </w:pPr>
     <w:rPr>
-      <w:rFonts w:asciiTheme="majorHAnsi" w:cstheme="majorBidi" w:eastAsiaTheme="majorEastAsia" w:hAnsiTheme="majorHAnsi"/>
+      <w:rFonts w:asciiTheme="majorHAnsi" w:cstheme="majorBidi" w:hAnsiTheme="majorHAnsi" w:eastAsia="黑体"/>
       <w:i/>
       <w:iCs/>
       <w:color w:themeColor="text1" w:themeTint="BF" w:val="404040"/>
@@ -3266,7 +3536,7 @@
       <w:outlineLvl w:val="7"/>
     </w:pPr>
     <w:rPr>
-      <w:rFonts w:asciiTheme="majorHAnsi" w:cstheme="majorBidi" w:eastAsiaTheme="majorEastAsia" w:hAnsiTheme="majorHAnsi"/>
+      <w:rFonts w:asciiTheme="majorHAnsi" w:cstheme="majorBidi" w:hAnsiTheme="majorHAnsi" w:eastAsia="黑体"/>
       <w:color w:themeColor="accent1" w:val="4F81BD"/>
       <w:sz w:val="20"/>
       <w:szCs w:val="20"/>
@@ -3289,7 +3559,7 @@
       <w:outlineLvl w:val="8"/>
     </w:pPr>
     <w:rPr>
-      <w:rFonts w:asciiTheme="majorHAnsi" w:cstheme="majorBidi" w:eastAsiaTheme="majorEastAsia" w:hAnsiTheme="majorHAnsi"/>
+      <w:rFonts w:asciiTheme="majorHAnsi" w:cstheme="majorBidi" w:hAnsiTheme="majorHAnsi" w:eastAsia="黑体"/>
       <w:i/>
       <w:iCs/>
       <w:color w:themeColor="text1" w:themeTint="BF" w:val="404040"/>
@@ -3340,7 +3610,7 @@
     <w:uiPriority w:val="9"/>
     <w:rsid w:val="00FC693F"/>
     <w:rPr>
-      <w:rFonts w:asciiTheme="majorHAnsi" w:cstheme="majorBidi" w:eastAsiaTheme="majorEastAsia" w:hAnsiTheme="majorHAnsi"/>
+      <w:rFonts w:asciiTheme="majorHAnsi" w:cstheme="majorBidi" w:hAnsiTheme="majorHAnsi" w:eastAsia="黑体"/>
       <w:b/>
       <w:bCs/>
       <w:color w:themeColor="accent1" w:themeShade="BF" w:val="365F91"/>
@@ -3355,7 +3625,7 @@
     <w:uiPriority w:val="9"/>
     <w:rsid w:val="00FC693F"/>
     <w:rPr>
-      <w:rFonts w:asciiTheme="majorHAnsi" w:cstheme="majorBidi" w:eastAsiaTheme="majorEastAsia" w:hAnsiTheme="majorHAnsi"/>
+      <w:rFonts w:asciiTheme="majorHAnsi" w:cstheme="majorBidi" w:hAnsiTheme="majorHAnsi" w:eastAsia="黑体"/>
       <w:b/>
       <w:bCs/>
       <w:color w:themeColor="accent1" w:val="4F81BD"/>
@@ -3370,7 +3640,7 @@
     <w:uiPriority w:val="9"/>
     <w:rsid w:val="00FC693F"/>
     <w:rPr>
-      <w:rFonts w:asciiTheme="majorHAnsi" w:cstheme="majorBidi" w:eastAsiaTheme="majorEastAsia" w:hAnsiTheme="majorHAnsi"/>
+      <w:rFonts w:asciiTheme="majorHAnsi" w:cstheme="majorBidi" w:hAnsiTheme="majorHAnsi" w:eastAsia="黑体"/>
       <w:b/>
       <w:bCs/>
       <w:color w:themeColor="accent1" w:val="4F81BD"/>
@@ -3393,7 +3663,7 @@
       <w:contextualSpacing/>
     </w:pPr>
     <w:rPr>
-      <w:rFonts w:ascii="Times New Roman" w:asciiTheme="majorHAnsi" w:cstheme="majorBidi" w:eastAsia="黑体" w:eastAsiaTheme="majorEastAsia" w:hAnsi="Times New Roman" w:hAnsiTheme="majorHAnsi"/>
+      <w:rFonts w:ascii="Times New Roman" w:asciiTheme="majorHAnsi" w:cstheme="majorBidi" w:eastAsia="黑体" w:hAnsi="Times New Roman" w:hAnsiTheme="majorHAnsi"/>
       <w:b/>
       <w:color w:val="1F3864"/>
       <w:spacing w:val="5"/>
@@ -3409,7 +3679,7 @@
     <w:uiPriority w:val="10"/>
     <w:rsid w:val="00FC693F"/>
     <w:rPr>
-      <w:rFonts w:asciiTheme="majorHAnsi" w:cstheme="majorBidi" w:eastAsiaTheme="majorEastAsia" w:hAnsiTheme="majorHAnsi"/>
+      <w:rFonts w:asciiTheme="majorHAnsi" w:cstheme="majorBidi" w:hAnsiTheme="majorHAnsi" w:eastAsia="黑体"/>
       <w:color w:themeColor="text2" w:themeShade="BF" w:val="17365D"/>
       <w:spacing w:val="5"/>
       <w:kern w:val="28"/>
@@ -3431,7 +3701,7 @@
       </w:numPr>
     </w:pPr>
     <w:rPr>
-      <w:rFonts w:asciiTheme="majorHAnsi" w:cstheme="majorBidi" w:eastAsiaTheme="majorEastAsia" w:hAnsiTheme="majorHAnsi"/>
+      <w:rFonts w:asciiTheme="majorHAnsi" w:cstheme="majorBidi" w:hAnsiTheme="majorHAnsi" w:eastAsia="黑体"/>
       <w:i/>
       <w:iCs/>
       <w:color w:themeColor="accent1" w:val="4F81BD"/>
@@ -3447,7 +3717,7 @@
     <w:uiPriority w:val="11"/>
     <w:rsid w:val="00FC693F"/>
     <w:rPr>
-      <w:rFonts w:asciiTheme="majorHAnsi" w:cstheme="majorBidi" w:eastAsiaTheme="majorEastAsia" w:hAnsiTheme="majorHAnsi"/>
+      <w:rFonts w:asciiTheme="majorHAnsi" w:cstheme="majorBidi" w:hAnsiTheme="majorHAnsi" w:eastAsia="黑体"/>
       <w:i/>
       <w:iCs/>
       <w:color w:themeColor="accent1" w:val="4F81BD"/>
@@ -3514,6 +3784,7 @@
       <w:spacing w:after="120"/>
     </w:pPr>
     <w:rPr>
+      <w:rFonts w:eastAsia="黑体"/>
       <w:sz w:val="16"/>
       <w:szCs w:val="16"/>
     </w:rPr>
@@ -3525,6 +3796,7 @@
     <w:uiPriority w:val="99"/>
     <w:rsid w:val="00AA1D8D"/>
     <w:rPr>
+      <w:rFonts w:eastAsia="黑体"/>
       <w:sz w:val="16"/>
       <w:szCs w:val="16"/>
     </w:rPr>
@@ -3694,7 +3966,7 @@
       </w:tabs>
     </w:pPr>
     <w:rPr>
-      <w:rFonts w:ascii="Courier" w:hAnsi="Courier"/>
+      <w:rFonts w:ascii="Courier" w:hAnsi="Courier" w:eastAsia="黑体"/>
       <w:sz w:val="20"/>
       <w:szCs w:val="20"/>
     </w:rPr>
@@ -3706,7 +3978,7 @@
     <w:uiPriority w:val="99"/>
     <w:rsid w:val="0029639D"/>
     <w:rPr>
-      <w:rFonts w:ascii="Courier" w:hAnsi="Courier"/>
+      <w:rFonts w:ascii="Courier" w:hAnsi="Courier" w:eastAsia="黑体"/>
       <w:sz w:val="20"/>
       <w:szCs w:val="20"/>
     </w:rPr>
@@ -3742,6 +4014,7 @@
     <w:uiPriority w:val="29"/>
     <w:rsid w:val="00FC693F"/>
     <w:rPr>
+      <w:rFonts w:eastAsia="黑体"/>
       <w:i/>
       <w:iCs/>
       <w:color w:themeColor="text1" w:val="000000"/>
@@ -3755,7 +4028,7 @@
     <w:semiHidden/>
     <w:rsid w:val="00FC693F"/>
     <w:rPr>
-      <w:rFonts w:asciiTheme="majorHAnsi" w:cstheme="majorBidi" w:eastAsiaTheme="majorEastAsia" w:hAnsiTheme="majorHAnsi"/>
+      <w:rFonts w:asciiTheme="majorHAnsi" w:cstheme="majorBidi" w:hAnsiTheme="majorHAnsi" w:eastAsia="黑体"/>
       <w:b/>
       <w:bCs/>
       <w:i/>
@@ -3771,7 +4044,7 @@
     <w:semiHidden/>
     <w:rsid w:val="00FC693F"/>
     <w:rPr>
-      <w:rFonts w:asciiTheme="majorHAnsi" w:cstheme="majorBidi" w:eastAsiaTheme="majorEastAsia" w:hAnsiTheme="majorHAnsi"/>
+      <w:rFonts w:asciiTheme="majorHAnsi" w:cstheme="majorBidi" w:hAnsiTheme="majorHAnsi" w:eastAsia="黑体"/>
       <w:color w:themeColor="accent1" w:themeShade="7F" w:val="243F60"/>
     </w:rPr>
   </w:style>
@@ -3783,7 +4056,7 @@
     <w:semiHidden/>
     <w:rsid w:val="00FC693F"/>
     <w:rPr>
-      <w:rFonts w:asciiTheme="majorHAnsi" w:cstheme="majorBidi" w:eastAsiaTheme="majorEastAsia" w:hAnsiTheme="majorHAnsi"/>
+      <w:rFonts w:asciiTheme="majorHAnsi" w:cstheme="majorBidi" w:hAnsiTheme="majorHAnsi" w:eastAsia="黑体"/>
       <w:i/>
       <w:iCs/>
       <w:color w:themeColor="accent1" w:themeShade="7F" w:val="243F60"/>
@@ -3797,7 +4070,7 @@
     <w:semiHidden/>
     <w:rsid w:val="00FC693F"/>
     <w:rPr>
-      <w:rFonts w:asciiTheme="majorHAnsi" w:cstheme="majorBidi" w:eastAsiaTheme="majorEastAsia" w:hAnsiTheme="majorHAnsi"/>
+      <w:rFonts w:asciiTheme="majorHAnsi" w:cstheme="majorBidi" w:hAnsiTheme="majorHAnsi" w:eastAsia="黑体"/>
       <w:i/>
       <w:iCs/>
       <w:color w:themeColor="text1" w:themeTint="BF" w:val="404040"/>
@@ -3811,7 +4084,7 @@
     <w:semiHidden/>
     <w:rsid w:val="00FC693F"/>
     <w:rPr>
-      <w:rFonts w:asciiTheme="majorHAnsi" w:cstheme="majorBidi" w:eastAsiaTheme="majorEastAsia" w:hAnsiTheme="majorHAnsi"/>
+      <w:rFonts w:asciiTheme="majorHAnsi" w:cstheme="majorBidi" w:hAnsiTheme="majorHAnsi" w:eastAsia="黑体"/>
       <w:color w:themeColor="accent1" w:val="4F81BD"/>
       <w:sz w:val="20"/>
       <w:szCs w:val="20"/>
@@ -3825,7 +4098,7 @@
     <w:semiHidden/>
     <w:rsid w:val="00FC693F"/>
     <w:rPr>
-      <w:rFonts w:asciiTheme="majorHAnsi" w:cstheme="majorBidi" w:eastAsiaTheme="majorEastAsia" w:hAnsiTheme="majorHAnsi"/>
+      <w:rFonts w:asciiTheme="majorHAnsi" w:cstheme="majorBidi" w:hAnsiTheme="majorHAnsi" w:eastAsia="黑体"/>
       <w:i/>
       <w:iCs/>
       <w:color w:themeColor="text1" w:themeTint="BF" w:val="404040"/>
@@ -3846,6 +4119,7 @@
       <w:spacing w:line="240" w:lineRule="auto"/>
     </w:pPr>
     <w:rPr>
+      <w:rFonts w:eastAsia="黑体"/>
       <w:b/>
       <w:bCs/>
       <w:color w:themeColor="accent1" w:val="4F81BD"/>
@@ -3860,6 +4134,7 @@
     <w:qFormat/>
     <w:rsid w:val="00FC693F"/>
     <w:rPr>
+      <w:rFonts w:eastAsia="黑体"/>
       <w:b/>
       <w:bCs/>
     </w:rPr>
@@ -3871,6 +4146,7 @@
     <w:qFormat/>
     <w:rsid w:val="00FC693F"/>
     <w:rPr>
+      <w:rFonts w:eastAsia="黑体"/>
       <w:i/>
       <w:iCs/>
     </w:rPr>
@@ -3891,6 +4167,7 @@
       <w:ind w:left="936" w:right="936"/>
     </w:pPr>
     <w:rPr>
+      <w:rFonts w:eastAsia="黑体"/>
       <w:b/>
       <w:bCs/>
       <w:i/>
@@ -3905,6 +4182,7 @@
     <w:uiPriority w:val="30"/>
     <w:rsid w:val="00FC693F"/>
     <w:rPr>
+      <w:rFonts w:eastAsia="黑体"/>
       <w:b/>
       <w:bCs/>
       <w:i/>
@@ -3919,6 +4197,7 @@
     <w:qFormat/>
     <w:rsid w:val="00FC693F"/>
     <w:rPr>
+      <w:rFonts w:eastAsia="黑体"/>
       <w:i/>
       <w:iCs/>
       <w:color w:themeColor="text1" w:themeTint="7F" w:val="808080"/>
@@ -3931,6 +4210,7 @@
     <w:qFormat/>
     <w:rsid w:val="00FC693F"/>
     <w:rPr>
+      <w:rFonts w:eastAsia="黑体"/>
       <w:b/>
       <w:bCs/>
       <w:i/>
@@ -3945,6 +4225,7 @@
     <w:qFormat/>
     <w:rsid w:val="00FC693F"/>
     <w:rPr>
+      <w:rFonts w:eastAsia="黑体"/>
       <w:smallCaps/>
       <w:color w:themeColor="accent2" w:val="C0504D"/>
       <w:u w:val="single"/>
@@ -3957,6 +4238,7 @@
     <w:qFormat/>
     <w:rsid w:val="00FC693F"/>
     <w:rPr>
+      <w:rFonts w:eastAsia="黑体"/>
       <w:b/>
       <w:bCs/>
       <w:smallCaps/>
@@ -3972,6 +4254,7 @@
     <w:qFormat/>
     <w:rsid w:val="00FC693F"/>
     <w:rPr>
+      <w:rFonts w:eastAsia="黑体"/>
       <w:b/>
       <w:bCs/>
       <w:smallCaps/>
@@ -4026,6 +4309,7 @@
       <w:spacing w:after="0" w:line="240" w:lineRule="auto"/>
     </w:pPr>
     <w:rPr>
+      <w:rFonts w:eastAsia="黑体"/>
       <w:color w:themeColor="text1" w:themeShade="BF" w:val="000000"/>
     </w:rPr>
     <w:tblPr>
@@ -4048,6 +4332,7 @@
         <w:spacing w:after="0" w:before="0" w:line="240" w:lineRule="auto"/>
       </w:pPr>
       <w:rPr>
+        <w:rFonts w:eastAsia="黑体"/>
         <w:b/>
         <w:bCs/>
       </w:rPr>
@@ -4068,6 +4353,7 @@
         <w:spacing w:after="0" w:before="0" w:line="240" w:lineRule="auto"/>
       </w:pPr>
       <w:rPr>
+        <w:rFonts w:eastAsia="黑体"/>
         <w:b/>
         <w:bCs/>
       </w:rPr>
@@ -4085,12 +4371,14 @@
     </w:tblStylePr>
     <w:tblStylePr w:type="firstCol">
       <w:rPr>
+        <w:rFonts w:eastAsia="黑体"/>
         <w:b/>
         <w:bCs/>
       </w:rPr>
     </w:tblStylePr>
     <w:tblStylePr w:type="lastCol">
       <w:rPr>
+        <w:rFonts w:eastAsia="黑体"/>
         <w:b/>
         <w:bCs/>
       </w:rPr>
@@ -4129,6 +4417,7 @@
       <w:spacing w:after="0" w:line="240" w:lineRule="auto"/>
     </w:pPr>
     <w:rPr>
+      <w:rFonts w:eastAsia="黑体"/>
       <w:color w:themeColor="accent1" w:themeShade="BF" w:val="365F91"/>
     </w:rPr>
     <w:tblPr>
@@ -4151,6 +4440,7 @@
         <w:spacing w:after="0" w:before="0" w:line="240" w:lineRule="auto"/>
       </w:pPr>
       <w:rPr>
+        <w:rFonts w:eastAsia="黑体"/>
         <w:b/>
         <w:bCs/>
       </w:rPr>
@@ -4171,6 +4461,7 @@
         <w:spacing w:after="0" w:before="0" w:line="240" w:lineRule="auto"/>
       </w:pPr>
       <w:rPr>
+        <w:rFonts w:eastAsia="黑体"/>
         <w:b/>
         <w:bCs/>
       </w:rPr>
@@ -4188,12 +4479,14 @@
     </w:tblStylePr>
     <w:tblStylePr w:type="firstCol">
       <w:rPr>
+        <w:rFonts w:eastAsia="黑体"/>
         <w:b/>
         <w:bCs/>
       </w:rPr>
     </w:tblStylePr>
     <w:tblStylePr w:type="lastCol">
       <w:rPr>
+        <w:rFonts w:eastAsia="黑体"/>
         <w:b/>
         <w:bCs/>
       </w:rPr>
@@ -4232,6 +4525,7 @@
       <w:spacing w:after="0" w:line="240" w:lineRule="auto"/>
     </w:pPr>
     <w:rPr>
+      <w:rFonts w:eastAsia="黑体"/>
       <w:color w:themeColor="accent2" w:themeShade="BF" w:val="943634"/>
     </w:rPr>
     <w:tblPr>
@@ -4254,6 +4548,7 @@
         <w:spacing w:after="0" w:before="0" w:line="240" w:lineRule="auto"/>
       </w:pPr>
       <w:rPr>
+        <w:rFonts w:eastAsia="黑体"/>
         <w:b/>
         <w:bCs/>
       </w:rPr>
@@ -4274,6 +4569,7 @@
         <w:spacing w:after="0" w:before="0" w:line="240" w:lineRule="auto"/>
       </w:pPr>
       <w:rPr>
+        <w:rFonts w:eastAsia="黑体"/>
         <w:b/>
         <w:bCs/>
       </w:rPr>
@@ -4291,12 +4587,14 @@
     </w:tblStylePr>
     <w:tblStylePr w:type="firstCol">
       <w:rPr>
+        <w:rFonts w:eastAsia="黑体"/>
         <w:b/>
         <w:bCs/>
       </w:rPr>
     </w:tblStylePr>
     <w:tblStylePr w:type="lastCol">
       <w:rPr>
+        <w:rFonts w:eastAsia="黑体"/>
         <w:b/>
         <w:bCs/>
       </w:rPr>
@@ -4335,6 +4633,7 @@
       <w:spacing w:after="0" w:line="240" w:lineRule="auto"/>
     </w:pPr>
     <w:rPr>
+      <w:rFonts w:eastAsia="黑体"/>
       <w:color w:themeColor="accent3" w:themeShade="BF" w:val="76923C"/>
     </w:rPr>
     <w:tblPr>
@@ -4357,6 +4656,7 @@
         <w:spacing w:after="0" w:before="0" w:line="240" w:lineRule="auto"/>
       </w:pPr>
       <w:rPr>
+        <w:rFonts w:eastAsia="黑体"/>
         <w:b/>
         <w:bCs/>
       </w:rPr>
@@ -4377,6 +4677,7 @@
         <w:spacing w:after="0" w:before="0" w:line="240" w:lineRule="auto"/>
       </w:pPr>
       <w:rPr>
+        <w:rFonts w:eastAsia="黑体"/>
         <w:b/>
         <w:bCs/>
       </w:rPr>
@@ -4394,12 +4695,14 @@
     </w:tblStylePr>
     <w:tblStylePr w:type="firstCol">
       <w:rPr>
+        <w:rFonts w:eastAsia="黑体"/>
         <w:b/>
         <w:bCs/>
       </w:rPr>
     </w:tblStylePr>
     <w:tblStylePr w:type="lastCol">
       <w:rPr>
+        <w:rFonts w:eastAsia="黑体"/>
         <w:b/>
         <w:bCs/>
       </w:rPr>
@@ -4438,6 +4741,7 @@
       <w:spacing w:after="0" w:line="240" w:lineRule="auto"/>
     </w:pPr>
     <w:rPr>
+      <w:rFonts w:eastAsia="黑体"/>
       <w:color w:themeColor="accent4" w:themeShade="BF" w:val="5F497A"/>
     </w:rPr>
     <w:tblPr>
@@ -4460,6 +4764,7 @@
         <w:spacing w:after="0" w:before="0" w:line="240" w:lineRule="auto"/>
       </w:pPr>
       <w:rPr>
+        <w:rFonts w:eastAsia="黑体"/>
         <w:b/>
         <w:bCs/>
       </w:rPr>
@@ -4480,6 +4785,7 @@
         <w:spacing w:after="0" w:before="0" w:line="240" w:lineRule="auto"/>
       </w:pPr>
       <w:rPr>
+        <w:rFonts w:eastAsia="黑体"/>
         <w:b/>
         <w:bCs/>
       </w:rPr>
@@ -4497,12 +4803,14 @@
     </w:tblStylePr>
     <w:tblStylePr w:type="firstCol">
       <w:rPr>
+        <w:rFonts w:eastAsia="黑体"/>
         <w:b/>
         <w:bCs/>
       </w:rPr>
     </w:tblStylePr>
     <w:tblStylePr w:type="lastCol">
       <w:rPr>
+        <w:rFonts w:eastAsia="黑体"/>
         <w:b/>
         <w:bCs/>
       </w:rPr>
@@ -4541,6 +4849,7 @@
       <w:spacing w:after="0" w:line="240" w:lineRule="auto"/>
     </w:pPr>
     <w:rPr>
+      <w:rFonts w:eastAsia="黑体"/>
       <w:color w:themeColor="accent5" w:themeShade="BF" w:val="31849B"/>
     </w:rPr>
     <w:tblPr>
@@ -4563,6 +4872,7 @@
         <w:spacing w:after="0" w:before="0" w:line="240" w:lineRule="auto"/>
       </w:pPr>
       <w:rPr>
+        <w:rFonts w:eastAsia="黑体"/>
         <w:b/>
         <w:bCs/>
       </w:rPr>
@@ -4583,6 +4893,7 @@
         <w:spacing w:after="0" w:before="0" w:line="240" w:lineRule="auto"/>
       </w:pPr>
       <w:rPr>
+        <w:rFonts w:eastAsia="黑体"/>
         <w:b/>
         <w:bCs/>
       </w:rPr>
@@ -4600,12 +4911,14 @@
     </w:tblStylePr>
     <w:tblStylePr w:type="firstCol">
       <w:rPr>
+        <w:rFonts w:eastAsia="黑体"/>
         <w:b/>
         <w:bCs/>
       </w:rPr>
     </w:tblStylePr>
     <w:tblStylePr w:type="lastCol">
       <w:rPr>
+        <w:rFonts w:eastAsia="黑体"/>
         <w:b/>
         <w:bCs/>
       </w:rPr>
@@ -4644,6 +4957,7 @@
       <w:spacing w:after="0" w:line="240" w:lineRule="auto"/>
     </w:pPr>
     <w:rPr>
+      <w:rFonts w:eastAsia="黑体"/>
       <w:color w:themeColor="accent6" w:themeShade="BF" w:val="E36C0A"/>
     </w:rPr>
     <w:tblPr>
@@ -4666,6 +4980,7 @@
         <w:spacing w:after="0" w:before="0" w:line="240" w:lineRule="auto"/>
       </w:pPr>
       <w:rPr>
+        <w:rFonts w:eastAsia="黑体"/>
         <w:b/>
         <w:bCs/>
       </w:rPr>
@@ -4686,6 +5001,7 @@
         <w:spacing w:after="0" w:before="0" w:line="240" w:lineRule="auto"/>
       </w:pPr>
       <w:rPr>
+        <w:rFonts w:eastAsia="黑体"/>
         <w:b/>
         <w:bCs/>
       </w:rPr>
@@ -4703,12 +5019,14 @@
     </w:tblStylePr>
     <w:tblStylePr w:type="firstCol">
       <w:rPr>
+        <w:rFonts w:eastAsia="黑体"/>
         <w:b/>
         <w:bCs/>
       </w:rPr>
     </w:tblStylePr>
     <w:tblStylePr w:type="lastCol">
       <w:rPr>
+        <w:rFonts w:eastAsia="黑体"/>
         <w:b/>
         <w:bCs/>
       </w:rPr>
@@ -4768,6 +5086,7 @@
         <w:spacing w:after="0" w:before="0" w:line="240" w:lineRule="auto"/>
       </w:pPr>
       <w:rPr>
+        <w:rFonts w:eastAsia="黑体"/>
         <w:b/>
         <w:bCs/>
         <w:color w:themeColor="background1" w:val="FFFFFF"/>
@@ -4782,6 +5101,7 @@
         <w:spacing w:after="0" w:before="0" w:line="240" w:lineRule="auto"/>
       </w:pPr>
       <w:rPr>
+        <w:rFonts w:eastAsia="黑体"/>
         <w:b/>
         <w:bCs/>
       </w:rPr>
@@ -4797,12 +5117,14 @@
     </w:tblStylePr>
     <w:tblStylePr w:type="firstCol">
       <w:rPr>
+        <w:rFonts w:eastAsia="黑体"/>
         <w:b/>
         <w:bCs/>
       </w:rPr>
     </w:tblStylePr>
     <w:tblStylePr w:type="lastCol">
       <w:rPr>
+        <w:rFonts w:eastAsia="黑体"/>
         <w:b/>
         <w:bCs/>
       </w:rPr>
@@ -4860,6 +5182,7 @@
         <w:spacing w:after="0" w:before="0" w:line="240" w:lineRule="auto"/>
       </w:pPr>
       <w:rPr>
+        <w:rFonts w:eastAsia="黑体"/>
         <w:b/>
         <w:bCs/>
         <w:color w:themeColor="background1" w:val="FFFFFF"/>
@@ -4874,6 +5197,7 @@
         <w:spacing w:after="0" w:before="0" w:line="240" w:lineRule="auto"/>
       </w:pPr>
       <w:rPr>
+        <w:rFonts w:eastAsia="黑体"/>
         <w:b/>
         <w:bCs/>
       </w:rPr>
@@ -4889,12 +5213,14 @@
     </w:tblStylePr>
     <w:tblStylePr w:type="firstCol">
       <w:rPr>
+        <w:rFonts w:eastAsia="黑体"/>
         <w:b/>
         <w:bCs/>
       </w:rPr>
     </w:tblStylePr>
     <w:tblStylePr w:type="lastCol">
       <w:rPr>
+        <w:rFonts w:eastAsia="黑体"/>
         <w:b/>
         <w:bCs/>
       </w:rPr>
@@ -4952,6 +5278,7 @@
         <w:spacing w:after="0" w:before="0" w:line="240" w:lineRule="auto"/>
       </w:pPr>
       <w:rPr>
+        <w:rFonts w:eastAsia="黑体"/>
         <w:b/>
         <w:bCs/>
         <w:color w:themeColor="background1" w:val="FFFFFF"/>
@@ -4966,6 +5293,7 @@
         <w:spacing w:after="0" w:before="0" w:line="240" w:lineRule="auto"/>
       </w:pPr>
       <w:rPr>
+        <w:rFonts w:eastAsia="黑体"/>
         <w:b/>
         <w:bCs/>
       </w:rPr>
@@ -4981,12 +5309,14 @@
     </w:tblStylePr>
     <w:tblStylePr w:type="firstCol">
       <w:rPr>
+        <w:rFonts w:eastAsia="黑体"/>
         <w:b/>
         <w:bCs/>
       </w:rPr>
     </w:tblStylePr>
     <w:tblStylePr w:type="lastCol">
       <w:rPr>
+        <w:rFonts w:eastAsia="黑体"/>
         <w:b/>
         <w:bCs/>
       </w:rPr>
@@ -5044,6 +5374,7 @@
         <w:spacing w:after="0" w:before="0" w:line="240" w:lineRule="auto"/>
       </w:pPr>
       <w:rPr>
+        <w:rFonts w:eastAsia="黑体"/>
         <w:b/>
         <w:bCs/>
         <w:color w:themeColor="background1" w:val="FFFFFF"/>
@@ -5058,6 +5389,7 @@
         <w:spacing w:after="0" w:before="0" w:line="240" w:lineRule="auto"/>
       </w:pPr>
       <w:rPr>
+        <w:rFonts w:eastAsia="黑体"/>
         <w:b/>
         <w:bCs/>
       </w:rPr>
@@ -5073,12 +5405,14 @@
     </w:tblStylePr>
     <w:tblStylePr w:type="firstCol">
       <w:rPr>
+        <w:rFonts w:eastAsia="黑体"/>
         <w:b/>
         <w:bCs/>
       </w:rPr>
     </w:tblStylePr>
     <w:tblStylePr w:type="lastCol">
       <w:rPr>
+        <w:rFonts w:eastAsia="黑体"/>
         <w:b/>
         <w:bCs/>
       </w:rPr>
@@ -5136,6 +5470,7 @@
         <w:spacing w:after="0" w:before="0" w:line="240" w:lineRule="auto"/>
       </w:pPr>
       <w:rPr>
+        <w:rFonts w:eastAsia="黑体"/>
         <w:b/>
         <w:bCs/>
         <w:color w:themeColor="background1" w:val="FFFFFF"/>
@@ -5150,6 +5485,7 @@
         <w:spacing w:after="0" w:before="0" w:line="240" w:lineRule="auto"/>
       </w:pPr>
       <w:rPr>
+        <w:rFonts w:eastAsia="黑体"/>
         <w:b/>
         <w:bCs/>
       </w:rPr>
@@ -5165,12 +5501,14 @@
     </w:tblStylePr>
     <w:tblStylePr w:type="firstCol">
       <w:rPr>
+        <w:rFonts w:eastAsia="黑体"/>
         <w:b/>
         <w:bCs/>
       </w:rPr>
     </w:tblStylePr>
     <w:tblStylePr w:type="lastCol">
       <w:rPr>
+        <w:rFonts w:eastAsia="黑体"/>
         <w:b/>
         <w:bCs/>
       </w:rPr>
@@ -5228,6 +5566,7 @@
         <w:spacing w:after="0" w:before="0" w:line="240" w:lineRule="auto"/>
       </w:pPr>
       <w:rPr>
+        <w:rFonts w:eastAsia="黑体"/>
         <w:b/>
         <w:bCs/>
         <w:color w:themeColor="background1" w:val="FFFFFF"/>
@@ -5242,6 +5581,7 @@
         <w:spacing w:after="0" w:before="0" w:line="240" w:lineRule="auto"/>
       </w:pPr>
       <w:rPr>
+        <w:rFonts w:eastAsia="黑体"/>
         <w:b/>
         <w:bCs/>
       </w:rPr>
@@ -5257,12 +5597,14 @@
     </w:tblStylePr>
     <w:tblStylePr w:type="firstCol">
       <w:rPr>
+        <w:rFonts w:eastAsia="黑体"/>
         <w:b/>
         <w:bCs/>
       </w:rPr>
     </w:tblStylePr>
     <w:tblStylePr w:type="lastCol">
       <w:rPr>
+        <w:rFonts w:eastAsia="黑体"/>
         <w:b/>
         <w:bCs/>
       </w:rPr>
@@ -5320,6 +5662,7 @@
         <w:spacing w:after="0" w:before="0" w:line="240" w:lineRule="auto"/>
       </w:pPr>
       <w:rPr>
+        <w:rFonts w:eastAsia="黑体"/>
         <w:b/>
         <w:bCs/>
         <w:color w:themeColor="background1" w:val="FFFFFF"/>
@@ -5334,6 +5677,7 @@
         <w:spacing w:after="0" w:before="0" w:line="240" w:lineRule="auto"/>
       </w:pPr>
       <w:rPr>
+        <w:rFonts w:eastAsia="黑体"/>
         <w:b/>
         <w:bCs/>
       </w:rPr>
@@ -5349,12 +5693,14 @@
     </w:tblStylePr>
     <w:tblStylePr w:type="firstCol">
       <w:rPr>
+        <w:rFonts w:eastAsia="黑体"/>
         <w:b/>
         <w:bCs/>
       </w:rPr>
     </w:tblStylePr>
     <w:tblStylePr w:type="lastCol">
       <w:rPr>
+        <w:rFonts w:eastAsia="黑体"/>
         <w:b/>
         <w:bCs/>
       </w:rPr>
@@ -5414,7 +5760,7 @@
         <w:spacing w:after="0" w:before="0" w:line="240" w:lineRule="auto"/>
       </w:pPr>
       <w:rPr>
-        <w:rFonts w:asciiTheme="majorHAnsi" w:cstheme="majorBidi" w:eastAsiaTheme="majorEastAsia" w:hAnsiTheme="majorHAnsi"/>
+        <w:rFonts w:asciiTheme="majorHAnsi" w:cstheme="majorBidi" w:hAnsiTheme="majorHAnsi" w:eastAsia="黑体"/>
         <w:b/>
         <w:bCs/>
       </w:rPr>
@@ -5435,7 +5781,7 @@
         <w:spacing w:after="0" w:before="0" w:line="240" w:lineRule="auto"/>
       </w:pPr>
       <w:rPr>
-        <w:rFonts w:asciiTheme="majorHAnsi" w:cstheme="majorBidi" w:eastAsiaTheme="majorEastAsia" w:hAnsiTheme="majorHAnsi"/>
+        <w:rFonts w:asciiTheme="majorHAnsi" w:cstheme="majorBidi" w:hAnsiTheme="majorHAnsi" w:eastAsia="黑体"/>
         <w:b/>
         <w:bCs/>
       </w:rPr>
@@ -5453,14 +5799,14 @@
     </w:tblStylePr>
     <w:tblStylePr w:type="firstCol">
       <w:rPr>
-        <w:rFonts w:asciiTheme="majorHAnsi" w:cstheme="majorBidi" w:eastAsiaTheme="majorEastAsia" w:hAnsiTheme="majorHAnsi"/>
+        <w:rFonts w:asciiTheme="majorHAnsi" w:cstheme="majorBidi" w:hAnsiTheme="majorHAnsi" w:eastAsia="黑体"/>
         <w:b/>
         <w:bCs/>
       </w:rPr>
     </w:tblStylePr>
     <w:tblStylePr w:type="lastCol">
       <w:rPr>
-        <w:rFonts w:asciiTheme="majorHAnsi" w:cstheme="majorBidi" w:eastAsiaTheme="majorEastAsia" w:hAnsiTheme="majorHAnsi"/>
+        <w:rFonts w:asciiTheme="majorHAnsi" w:cstheme="majorBidi" w:hAnsiTheme="majorHAnsi" w:eastAsia="黑体"/>
         <w:b/>
         <w:bCs/>
       </w:rPr>
@@ -5544,7 +5890,7 @@
         <w:spacing w:after="0" w:before="0" w:line="240" w:lineRule="auto"/>
       </w:pPr>
       <w:rPr>
-        <w:rFonts w:asciiTheme="majorHAnsi" w:cstheme="majorBidi" w:eastAsiaTheme="majorEastAsia" w:hAnsiTheme="majorHAnsi"/>
+        <w:rFonts w:asciiTheme="majorHAnsi" w:cstheme="majorBidi" w:hAnsiTheme="majorHAnsi" w:eastAsia="黑体"/>
         <w:b/>
         <w:bCs/>
       </w:rPr>
@@ -5565,7 +5911,7 @@
         <w:spacing w:after="0" w:before="0" w:line="240" w:lineRule="auto"/>
       </w:pPr>
       <w:rPr>
-        <w:rFonts w:asciiTheme="majorHAnsi" w:cstheme="majorBidi" w:eastAsiaTheme="majorEastAsia" w:hAnsiTheme="majorHAnsi"/>
+        <w:rFonts w:asciiTheme="majorHAnsi" w:cstheme="majorBidi" w:hAnsiTheme="majorHAnsi" w:eastAsia="黑体"/>
         <w:b/>
         <w:bCs/>
       </w:rPr>
@@ -5583,14 +5929,14 @@
     </w:tblStylePr>
     <w:tblStylePr w:type="firstCol">
       <w:rPr>
-        <w:rFonts w:asciiTheme="majorHAnsi" w:cstheme="majorBidi" w:eastAsiaTheme="majorEastAsia" w:hAnsiTheme="majorHAnsi"/>
+        <w:rFonts w:asciiTheme="majorHAnsi" w:cstheme="majorBidi" w:hAnsiTheme="majorHAnsi" w:eastAsia="黑体"/>
         <w:b/>
         <w:bCs/>
       </w:rPr>
     </w:tblStylePr>
     <w:tblStylePr w:type="lastCol">
       <w:rPr>
-        <w:rFonts w:asciiTheme="majorHAnsi" w:cstheme="majorBidi" w:eastAsiaTheme="majorEastAsia" w:hAnsiTheme="majorHAnsi"/>
+        <w:rFonts w:asciiTheme="majorHAnsi" w:cstheme="majorBidi" w:hAnsiTheme="majorHAnsi" w:eastAsia="黑体"/>
         <w:b/>
         <w:bCs/>
       </w:rPr>
@@ -5674,7 +6020,7 @@
         <w:spacing w:after="0" w:before="0" w:line="240" w:lineRule="auto"/>
       </w:pPr>
       <w:rPr>
-        <w:rFonts w:asciiTheme="majorHAnsi" w:cstheme="majorBidi" w:eastAsiaTheme="majorEastAsia" w:hAnsiTheme="majorHAnsi"/>
+        <w:rFonts w:asciiTheme="majorHAnsi" w:cstheme="majorBidi" w:hAnsiTheme="majorHAnsi" w:eastAsia="黑体"/>
         <w:b/>
         <w:bCs/>
       </w:rPr>
@@ -5695,7 +6041,7 @@
         <w:spacing w:after="0" w:before="0" w:line="240" w:lineRule="auto"/>
       </w:pPr>
       <w:rPr>
-        <w:rFonts w:asciiTheme="majorHAnsi" w:cstheme="majorBidi" w:eastAsiaTheme="majorEastAsia" w:hAnsiTheme="majorHAnsi"/>
+        <w:rFonts w:asciiTheme="majorHAnsi" w:cstheme="majorBidi" w:hAnsiTheme="majorHAnsi" w:eastAsia="黑体"/>
         <w:b/>
         <w:bCs/>
       </w:rPr>
@@ -5713,14 +6059,14 @@
     </w:tblStylePr>
     <w:tblStylePr w:type="firstCol">
       <w:rPr>
-        <w:rFonts w:asciiTheme="majorHAnsi" w:cstheme="majorBidi" w:eastAsiaTheme="majorEastAsia" w:hAnsiTheme="majorHAnsi"/>
+        <w:rFonts w:asciiTheme="majorHAnsi" w:cstheme="majorBidi" w:hAnsiTheme="majorHAnsi" w:eastAsia="黑体"/>
         <w:b/>
         <w:bCs/>
       </w:rPr>
     </w:tblStylePr>
     <w:tblStylePr w:type="lastCol">
       <w:rPr>
-        <w:rFonts w:asciiTheme="majorHAnsi" w:cstheme="majorBidi" w:eastAsiaTheme="majorEastAsia" w:hAnsiTheme="majorHAnsi"/>
+        <w:rFonts w:asciiTheme="majorHAnsi" w:cstheme="majorBidi" w:hAnsiTheme="majorHAnsi" w:eastAsia="黑体"/>
         <w:b/>
         <w:bCs/>
       </w:rPr>
@@ -5804,7 +6150,7 @@
         <w:spacing w:after="0" w:before="0" w:line="240" w:lineRule="auto"/>
       </w:pPr>
       <w:rPr>
-        <w:rFonts w:asciiTheme="majorHAnsi" w:cstheme="majorBidi" w:eastAsiaTheme="majorEastAsia" w:hAnsiTheme="majorHAnsi"/>
+        <w:rFonts w:asciiTheme="majorHAnsi" w:cstheme="majorBidi" w:hAnsiTheme="majorHAnsi" w:eastAsia="黑体"/>
         <w:b/>
         <w:bCs/>
       </w:rPr>
@@ -5825,7 +6171,7 @@
         <w:spacing w:after="0" w:before="0" w:line="240" w:lineRule="auto"/>
       </w:pPr>
       <w:rPr>
-        <w:rFonts w:asciiTheme="majorHAnsi" w:cstheme="majorBidi" w:eastAsiaTheme="majorEastAsia" w:hAnsiTheme="majorHAnsi"/>
+        <w:rFonts w:asciiTheme="majorHAnsi" w:cstheme="majorBidi" w:hAnsiTheme="majorHAnsi" w:eastAsia="黑体"/>
         <w:b/>
         <w:bCs/>
       </w:rPr>
@@ -5843,14 +6189,14 @@
     </w:tblStylePr>
     <w:tblStylePr w:type="firstCol">
       <w:rPr>
-        <w:rFonts w:asciiTheme="majorHAnsi" w:cstheme="majorBidi" w:eastAsiaTheme="majorEastAsia" w:hAnsiTheme="majorHAnsi"/>
+        <w:rFonts w:asciiTheme="majorHAnsi" w:cstheme="majorBidi" w:hAnsiTheme="majorHAnsi" w:eastAsia="黑体"/>
         <w:b/>
         <w:bCs/>
       </w:rPr>
     </w:tblStylePr>
     <w:tblStylePr w:type="lastCol">
       <w:rPr>
-        <w:rFonts w:asciiTheme="majorHAnsi" w:cstheme="majorBidi" w:eastAsiaTheme="majorEastAsia" w:hAnsiTheme="majorHAnsi"/>
+        <w:rFonts w:asciiTheme="majorHAnsi" w:cstheme="majorBidi" w:hAnsiTheme="majorHAnsi" w:eastAsia="黑体"/>
         <w:b/>
         <w:bCs/>
       </w:rPr>
@@ -5934,7 +6280,7 @@
         <w:spacing w:after="0" w:before="0" w:line="240" w:lineRule="auto"/>
       </w:pPr>
       <w:rPr>
-        <w:rFonts w:asciiTheme="majorHAnsi" w:cstheme="majorBidi" w:eastAsiaTheme="majorEastAsia" w:hAnsiTheme="majorHAnsi"/>
+        <w:rFonts w:asciiTheme="majorHAnsi" w:cstheme="majorBidi" w:hAnsiTheme="majorHAnsi" w:eastAsia="黑体"/>
         <w:b/>
         <w:bCs/>
       </w:rPr>
@@ -5955,7 +6301,7 @@
         <w:spacing w:after="0" w:before="0" w:line="240" w:lineRule="auto"/>
       </w:pPr>
       <w:rPr>
-        <w:rFonts w:asciiTheme="majorHAnsi" w:cstheme="majorBidi" w:eastAsiaTheme="majorEastAsia" w:hAnsiTheme="majorHAnsi"/>
+        <w:rFonts w:asciiTheme="majorHAnsi" w:cstheme="majorBidi" w:hAnsiTheme="majorHAnsi" w:eastAsia="黑体"/>
         <w:b/>
         <w:bCs/>
       </w:rPr>
@@ -5973,14 +6319,14 @@
     </w:tblStylePr>
     <w:tblStylePr w:type="firstCol">
       <w:rPr>
-        <w:rFonts w:asciiTheme="majorHAnsi" w:cstheme="majorBidi" w:eastAsiaTheme="majorEastAsia" w:hAnsiTheme="majorHAnsi"/>
+        <w:rFonts w:asciiTheme="majorHAnsi" w:cstheme="majorBidi" w:hAnsiTheme="majorHAnsi" w:eastAsia="黑体"/>
         <w:b/>
         <w:bCs/>
       </w:rPr>
     </w:tblStylePr>
     <w:tblStylePr w:type="lastCol">
       <w:rPr>
-        <w:rFonts w:asciiTheme="majorHAnsi" w:cstheme="majorBidi" w:eastAsiaTheme="majorEastAsia" w:hAnsiTheme="majorHAnsi"/>
+        <w:rFonts w:asciiTheme="majorHAnsi" w:cstheme="majorBidi" w:hAnsiTheme="majorHAnsi" w:eastAsia="黑体"/>
         <w:b/>
         <w:bCs/>
       </w:rPr>
@@ -6064,7 +6410,7 @@
         <w:spacing w:after="0" w:before="0" w:line="240" w:lineRule="auto"/>
       </w:pPr>
       <w:rPr>
-        <w:rFonts w:asciiTheme="majorHAnsi" w:cstheme="majorBidi" w:eastAsiaTheme="majorEastAsia" w:hAnsiTheme="majorHAnsi"/>
+        <w:rFonts w:asciiTheme="majorHAnsi" w:cstheme="majorBidi" w:hAnsiTheme="majorHAnsi" w:eastAsia="黑体"/>
         <w:b/>
         <w:bCs/>
       </w:rPr>
@@ -6085,7 +6431,7 @@
         <w:spacing w:after="0" w:before="0" w:line="240" w:lineRule="auto"/>
       </w:pPr>
       <w:rPr>
-        <w:rFonts w:asciiTheme="majorHAnsi" w:cstheme="majorBidi" w:eastAsiaTheme="majorEastAsia" w:hAnsiTheme="majorHAnsi"/>
+        <w:rFonts w:asciiTheme="majorHAnsi" w:cstheme="majorBidi" w:hAnsiTheme="majorHAnsi" w:eastAsia="黑体"/>
         <w:b/>
         <w:bCs/>
       </w:rPr>
@@ -6103,14 +6449,14 @@
     </w:tblStylePr>
     <w:tblStylePr w:type="firstCol">
       <w:rPr>
-        <w:rFonts w:asciiTheme="majorHAnsi" w:cstheme="majorBidi" w:eastAsiaTheme="majorEastAsia" w:hAnsiTheme="majorHAnsi"/>
+        <w:rFonts w:asciiTheme="majorHAnsi" w:cstheme="majorBidi" w:hAnsiTheme="majorHAnsi" w:eastAsia="黑体"/>
         <w:b/>
         <w:bCs/>
       </w:rPr>
     </w:tblStylePr>
     <w:tblStylePr w:type="lastCol">
       <w:rPr>
-        <w:rFonts w:asciiTheme="majorHAnsi" w:cstheme="majorBidi" w:eastAsiaTheme="majorEastAsia" w:hAnsiTheme="majorHAnsi"/>
+        <w:rFonts w:asciiTheme="majorHAnsi" w:cstheme="majorBidi" w:hAnsiTheme="majorHAnsi" w:eastAsia="黑体"/>
         <w:b/>
         <w:bCs/>
       </w:rPr>
@@ -6194,7 +6540,7 @@
         <w:spacing w:after="0" w:before="0" w:line="240" w:lineRule="auto"/>
       </w:pPr>
       <w:rPr>
-        <w:rFonts w:asciiTheme="majorHAnsi" w:cstheme="majorBidi" w:eastAsiaTheme="majorEastAsia" w:hAnsiTheme="majorHAnsi"/>
+        <w:rFonts w:asciiTheme="majorHAnsi" w:cstheme="majorBidi" w:hAnsiTheme="majorHAnsi" w:eastAsia="黑体"/>
         <w:b/>
         <w:bCs/>
       </w:rPr>
@@ -6215,7 +6561,7 @@
         <w:spacing w:after="0" w:before="0" w:line="240" w:lineRule="auto"/>
       </w:pPr>
       <w:rPr>
-        <w:rFonts w:asciiTheme="majorHAnsi" w:cstheme="majorBidi" w:eastAsiaTheme="majorEastAsia" w:hAnsiTheme="majorHAnsi"/>
+        <w:rFonts w:asciiTheme="majorHAnsi" w:cstheme="majorBidi" w:hAnsiTheme="majorHAnsi" w:eastAsia="黑体"/>
         <w:b/>
         <w:bCs/>
       </w:rPr>
@@ -6233,14 +6579,14 @@
     </w:tblStylePr>
     <w:tblStylePr w:type="firstCol">
       <w:rPr>
-        <w:rFonts w:asciiTheme="majorHAnsi" w:cstheme="majorBidi" w:eastAsiaTheme="majorEastAsia" w:hAnsiTheme="majorHAnsi"/>
+        <w:rFonts w:asciiTheme="majorHAnsi" w:cstheme="majorBidi" w:hAnsiTheme="majorHAnsi" w:eastAsia="黑体"/>
         <w:b/>
         <w:bCs/>
       </w:rPr>
     </w:tblStylePr>
     <w:tblStylePr w:type="lastCol">
       <w:rPr>
-        <w:rFonts w:asciiTheme="majorHAnsi" w:cstheme="majorBidi" w:eastAsiaTheme="majorEastAsia" w:hAnsiTheme="majorHAnsi"/>
+        <w:rFonts w:asciiTheme="majorHAnsi" w:cstheme="majorBidi" w:hAnsiTheme="majorHAnsi" w:eastAsia="黑体"/>
         <w:b/>
         <w:bCs/>
       </w:rPr>
@@ -6323,6 +6669,7 @@
         <w:spacing w:after="0" w:before="0" w:line="240" w:lineRule="auto"/>
       </w:pPr>
       <w:rPr>
+        <w:rFonts w:eastAsia="黑体"/>
         <w:b/>
         <w:bCs/>
         <w:color w:themeColor="background1" w:val="FFFFFF"/>
@@ -6345,6 +6692,7 @@
         <w:spacing w:after="0" w:before="0" w:line="240" w:lineRule="auto"/>
       </w:pPr>
       <w:rPr>
+        <w:rFonts w:eastAsia="黑体"/>
         <w:b/>
         <w:bCs/>
       </w:rPr>
@@ -6362,12 +6710,14 @@
     </w:tblStylePr>
     <w:tblStylePr w:type="firstCol">
       <w:rPr>
+        <w:rFonts w:eastAsia="黑体"/>
         <w:b/>
         <w:bCs/>
       </w:rPr>
     </w:tblStylePr>
     <w:tblStylePr w:type="lastCol">
       <w:rPr>
+        <w:rFonts w:eastAsia="黑体"/>
         <w:b/>
         <w:bCs/>
       </w:rPr>
@@ -6429,6 +6779,7 @@
         <w:spacing w:after="0" w:before="0" w:line="240" w:lineRule="auto"/>
       </w:pPr>
       <w:rPr>
+        <w:rFonts w:eastAsia="黑体"/>
         <w:b/>
         <w:bCs/>
         <w:color w:themeColor="background1" w:val="FFFFFF"/>
@@ -6451,6 +6802,7 @@
         <w:spacing w:after="0" w:before="0" w:line="240" w:lineRule="auto"/>
       </w:pPr>
       <w:rPr>
+        <w:rFonts w:eastAsia="黑体"/>
         <w:b/>
         <w:bCs/>
       </w:rPr>
@@ -6468,12 +6820,14 @@
     </w:tblStylePr>
     <w:tblStylePr w:type="firstCol">
       <w:rPr>
+        <w:rFonts w:eastAsia="黑体"/>
         <w:b/>
         <w:bCs/>
       </w:rPr>
     </w:tblStylePr>
     <w:tblStylePr w:type="lastCol">
       <w:rPr>
+        <w:rFonts w:eastAsia="黑体"/>
         <w:b/>
         <w:bCs/>
       </w:rPr>
@@ -6535,6 +6889,7 @@
         <w:spacing w:after="0" w:before="0" w:line="240" w:lineRule="auto"/>
       </w:pPr>
       <w:rPr>
+        <w:rFonts w:eastAsia="黑体"/>
         <w:b/>
         <w:bCs/>
         <w:color w:themeColor="background1" w:val="FFFFFF"/>
@@ -6557,6 +6912,7 @@
         <w:spacing w:after="0" w:before="0" w:line="240" w:lineRule="auto"/>
       </w:pPr>
       <w:rPr>
+        <w:rFonts w:eastAsia="黑体"/>
         <w:b/>
         <w:bCs/>
       </w:rPr>
@@ -6574,12 +6930,14 @@
     </w:tblStylePr>
     <w:tblStylePr w:type="firstCol">
       <w:rPr>
+        <w:rFonts w:eastAsia="黑体"/>
         <w:b/>
         <w:bCs/>
       </w:rPr>
     </w:tblStylePr>
     <w:tblStylePr w:type="lastCol">
       <w:rPr>
+        <w:rFonts w:eastAsia="黑体"/>
         <w:b/>
         <w:bCs/>
       </w:rPr>
@@ -6641,6 +6999,7 @@
         <w:spacing w:after="0" w:before="0" w:line="240" w:lineRule="auto"/>
       </w:pPr>
       <w:rPr>
+        <w:rFonts w:eastAsia="黑体"/>
         <w:b/>
         <w:bCs/>
         <w:color w:themeColor="background1" w:val="FFFFFF"/>
@@ -6663,6 +7022,7 @@
         <w:spacing w:after="0" w:before="0" w:line="240" w:lineRule="auto"/>
       </w:pPr>
       <w:rPr>
+        <w:rFonts w:eastAsia="黑体"/>
         <w:b/>
         <w:bCs/>
       </w:rPr>
@@ -6680,12 +7040,14 @@
     </w:tblStylePr>
     <w:tblStylePr w:type="firstCol">
       <w:rPr>
+        <w:rFonts w:eastAsia="黑体"/>
         <w:b/>
         <w:bCs/>
       </w:rPr>
     </w:tblStylePr>
     <w:tblStylePr w:type="lastCol">
       <w:rPr>
+        <w:rFonts w:eastAsia="黑体"/>
         <w:b/>
         <w:bCs/>
       </w:rPr>
@@ -6747,6 +7109,7 @@
         <w:spacing w:after="0" w:before="0" w:line="240" w:lineRule="auto"/>
       </w:pPr>
       <w:rPr>
+        <w:rFonts w:eastAsia="黑体"/>
         <w:b/>
         <w:bCs/>
         <w:color w:themeColor="background1" w:val="FFFFFF"/>
@@ -6769,6 +7132,7 @@
         <w:spacing w:after="0" w:before="0" w:line="240" w:lineRule="auto"/>
       </w:pPr>
       <w:rPr>
+        <w:rFonts w:eastAsia="黑体"/>
         <w:b/>
         <w:bCs/>
       </w:rPr>
@@ -6786,12 +7150,14 @@
     </w:tblStylePr>
     <w:tblStylePr w:type="firstCol">
       <w:rPr>
+        <w:rFonts w:eastAsia="黑体"/>
         <w:b/>
         <w:bCs/>
       </w:rPr>
     </w:tblStylePr>
     <w:tblStylePr w:type="lastCol">
       <w:rPr>
+        <w:rFonts w:eastAsia="黑体"/>
         <w:b/>
         <w:bCs/>
       </w:rPr>
@@ -6853,6 +7219,7 @@
         <w:spacing w:after="0" w:before="0" w:line="240" w:lineRule="auto"/>
       </w:pPr>
       <w:rPr>
+        <w:rFonts w:eastAsia="黑体"/>
         <w:b/>
         <w:bCs/>
         <w:color w:themeColor="background1" w:val="FFFFFF"/>
@@ -6875,6 +7242,7 @@
         <w:spacing w:after="0" w:before="0" w:line="240" w:lineRule="auto"/>
       </w:pPr>
       <w:rPr>
+        <w:rFonts w:eastAsia="黑体"/>
         <w:b/>
         <w:bCs/>
       </w:rPr>
@@ -6892,12 +7260,14 @@
     </w:tblStylePr>
     <w:tblStylePr w:type="firstCol">
       <w:rPr>
+        <w:rFonts w:eastAsia="黑体"/>
         <w:b/>
         <w:bCs/>
       </w:rPr>
     </w:tblStylePr>
     <w:tblStylePr w:type="lastCol">
       <w:rPr>
+        <w:rFonts w:eastAsia="黑体"/>
         <w:b/>
         <w:bCs/>
       </w:rPr>
@@ -6959,6 +7329,7 @@
         <w:spacing w:after="0" w:before="0" w:line="240" w:lineRule="auto"/>
       </w:pPr>
       <w:rPr>
+        <w:rFonts w:eastAsia="黑体"/>
         <w:b/>
         <w:bCs/>
         <w:color w:themeColor="background1" w:val="FFFFFF"/>
@@ -6981,6 +7352,7 @@
         <w:spacing w:after="0" w:before="0" w:line="240" w:lineRule="auto"/>
       </w:pPr>
       <w:rPr>
+        <w:rFonts w:eastAsia="黑体"/>
         <w:b/>
         <w:bCs/>
       </w:rPr>
@@ -6998,12 +7370,14 @@
     </w:tblStylePr>
     <w:tblStylePr w:type="firstCol">
       <w:rPr>
+        <w:rFonts w:eastAsia="黑体"/>
         <w:b/>
         <w:bCs/>
       </w:rPr>
     </w:tblStylePr>
     <w:tblStylePr w:type="lastCol">
       <w:rPr>
+        <w:rFonts w:eastAsia="黑体"/>
         <w:b/>
         <w:bCs/>
       </w:rPr>
@@ -7062,6 +7436,7 @@
         <w:spacing w:after="0" w:before="0" w:line="240" w:lineRule="auto"/>
       </w:pPr>
       <w:rPr>
+        <w:rFonts w:eastAsia="黑体"/>
         <w:b/>
         <w:bCs/>
         <w:color w:themeColor="background1" w:val="FFFFFF"/>
@@ -7084,6 +7459,7 @@
         <w:spacing w:after="0" w:before="0" w:line="240" w:lineRule="auto"/>
       </w:pPr>
       <w:rPr>
+        <w:rFonts w:eastAsia="黑体"/>
         <w:color w:val="auto"/>
       </w:rPr>
       <w:tblPr/>
@@ -7101,6 +7477,7 @@
     </w:tblStylePr>
     <w:tblStylePr w:type="firstCol">
       <w:rPr>
+        <w:rFonts w:eastAsia="黑体"/>
         <w:b/>
         <w:bCs/>
         <w:color w:themeColor="background1" w:val="FFFFFF"/>
@@ -7120,6 +7497,7 @@
     </w:tblStylePr>
     <w:tblStylePr w:type="lastCol">
       <w:rPr>
+        <w:rFonts w:eastAsia="黑体"/>
         <w:b/>
         <w:bCs/>
         <w:color w:themeColor="background1" w:val="FFFFFF"/>
@@ -7168,6 +7546,7 @@
     </w:tblStylePr>
     <w:tblStylePr w:type="nwCell">
       <w:rPr>
+        <w:rFonts w:eastAsia="黑体"/>
         <w:color w:themeColor="background1" w:val="FFFFFF"/>
       </w:rPr>
       <w:tblPr/>
@@ -7211,6 +7590,7 @@
         <w:spacing w:after="0" w:before="0" w:line="240" w:lineRule="auto"/>
       </w:pPr>
       <w:rPr>
+        <w:rFonts w:eastAsia="黑体"/>
         <w:b/>
         <w:bCs/>
         <w:color w:themeColor="background1" w:val="FFFFFF"/>
@@ -7233,6 +7613,7 @@
         <w:spacing w:after="0" w:before="0" w:line="240" w:lineRule="auto"/>
       </w:pPr>
       <w:rPr>
+        <w:rFonts w:eastAsia="黑体"/>
         <w:color w:val="auto"/>
       </w:rPr>
       <w:tblPr/>
@@ -7250,6 +7631,7 @@
     </w:tblStylePr>
     <w:tblStylePr w:type="firstCol">
       <w:rPr>
+        <w:rFonts w:eastAsia="黑体"/>
         <w:b/>
         <w:bCs/>
         <w:color w:themeColor="background1" w:val="FFFFFF"/>
@@ -7269,6 +7651,7 @@
     </w:tblStylePr>
     <w:tblStylePr w:type="lastCol">
       <w:rPr>
+        <w:rFonts w:eastAsia="黑体"/>
         <w:b/>
         <w:bCs/>
         <w:color w:themeColor="background1" w:val="FFFFFF"/>
@@ -7317,6 +7700,7 @@
     </w:tblStylePr>
     <w:tblStylePr w:type="nwCell">
       <w:rPr>
+        <w:rFonts w:eastAsia="黑体"/>
         <w:color w:themeColor="background1" w:val="FFFFFF"/>
       </w:rPr>
       <w:tblPr/>
@@ -7360,6 +7744,7 @@
         <w:spacing w:after="0" w:before="0" w:line="240" w:lineRule="auto"/>
       </w:pPr>
       <w:rPr>
+        <w:rFonts w:eastAsia="黑体"/>
         <w:b/>
         <w:bCs/>
         <w:color w:themeColor="background1" w:val="FFFFFF"/>
@@ -7382,6 +7767,7 @@
         <w:spacing w:after="0" w:before="0" w:line="240" w:lineRule="auto"/>
       </w:pPr>
       <w:rPr>
+        <w:rFonts w:eastAsia="黑体"/>
         <w:color w:val="auto"/>
       </w:rPr>
       <w:tblPr/>
@@ -7399,6 +7785,7 @@
     </w:tblStylePr>
     <w:tblStylePr w:type="firstCol">
       <w:rPr>
+        <w:rFonts w:eastAsia="黑体"/>
         <w:b/>
         <w:bCs/>
         <w:color w:themeColor="background1" w:val="FFFFFF"/>
@@ -7418,6 +7805,7 @@
     </w:tblStylePr>
     <w:tblStylePr w:type="lastCol">
       <w:rPr>
+        <w:rFonts w:eastAsia="黑体"/>
         <w:b/>
         <w:bCs/>
         <w:color w:themeColor="background1" w:val="FFFFFF"/>
@@ -7466,6 +7854,7 @@
     </w:tblStylePr>
     <w:tblStylePr w:type="nwCell">
       <w:rPr>
+        <w:rFonts w:eastAsia="黑体"/>
         <w:color w:themeColor="background1" w:val="FFFFFF"/>
       </w:rPr>
       <w:tblPr/>
@@ -7509,6 +7898,7 @@
         <w:spacing w:after="0" w:before="0" w:line="240" w:lineRule="auto"/>
       </w:pPr>
       <w:rPr>
+        <w:rFonts w:eastAsia="黑体"/>
         <w:b/>
         <w:bCs/>
         <w:color w:themeColor="background1" w:val="FFFFFF"/>
@@ -7531,6 +7921,7 @@
         <w:spacing w:after="0" w:before="0" w:line="240" w:lineRule="auto"/>
       </w:pPr>
       <w:rPr>
+        <w:rFonts w:eastAsia="黑体"/>
         <w:color w:val="auto"/>
       </w:rPr>
       <w:tblPr/>
@@ -7548,6 +7939,7 @@
     </w:tblStylePr>
     <w:tblStylePr w:type="firstCol">
       <w:rPr>
+        <w:rFonts w:eastAsia="黑体"/>
         <w:b/>
         <w:bCs/>
         <w:color w:themeColor="background1" w:val="FFFFFF"/>
@@ -7567,6 +7959,7 @@
     </w:tblStylePr>
     <w:tblStylePr w:type="lastCol">
       <w:rPr>
+        <w:rFonts w:eastAsia="黑体"/>
         <w:b/>
         <w:bCs/>
         <w:color w:themeColor="background1" w:val="FFFFFF"/>
@@ -7615,6 +8008,7 @@
     </w:tblStylePr>
     <w:tblStylePr w:type="nwCell">
       <w:rPr>
+        <w:rFonts w:eastAsia="黑体"/>
         <w:color w:themeColor="background1" w:val="FFFFFF"/>
       </w:rPr>
       <w:tblPr/>
@@ -7658,6 +8052,7 @@
         <w:spacing w:after="0" w:before="0" w:line="240" w:lineRule="auto"/>
       </w:pPr>
       <w:rPr>
+        <w:rFonts w:eastAsia="黑体"/>
         <w:b/>
         <w:bCs/>
         <w:color w:themeColor="background1" w:val="FFFFFF"/>
@@ -7680,6 +8075,7 @@
         <w:spacing w:after="0" w:before="0" w:line="240" w:lineRule="auto"/>
       </w:pPr>
       <w:rPr>
+        <w:rFonts w:eastAsia="黑体"/>
         <w:color w:val="auto"/>
       </w:rPr>
       <w:tblPr/>
@@ -7697,6 +8093,7 @@
     </w:tblStylePr>
     <w:tblStylePr w:type="firstCol">
       <w:rPr>
+        <w:rFonts w:eastAsia="黑体"/>
         <w:b/>
         <w:bCs/>
         <w:color w:themeColor="background1" w:val="FFFFFF"/>
@@ -7716,6 +8113,7 @@
     </w:tblStylePr>
     <w:tblStylePr w:type="lastCol">
       <w:rPr>
+        <w:rFonts w:eastAsia="黑体"/>
         <w:b/>
         <w:bCs/>
         <w:color w:themeColor="background1" w:val="FFFFFF"/>
@@ -7764,6 +8162,7 @@
     </w:tblStylePr>
     <w:tblStylePr w:type="nwCell">
       <w:rPr>
+        <w:rFonts w:eastAsia="黑体"/>
         <w:color w:themeColor="background1" w:val="FFFFFF"/>
       </w:rPr>
       <w:tblPr/>
@@ -7807,6 +8206,7 @@
         <w:spacing w:after="0" w:before="0" w:line="240" w:lineRule="auto"/>
       </w:pPr>
       <w:rPr>
+        <w:rFonts w:eastAsia="黑体"/>
         <w:b/>
         <w:bCs/>
         <w:color w:themeColor="background1" w:val="FFFFFF"/>
@@ -7829,6 +8229,7 @@
         <w:spacing w:after="0" w:before="0" w:line="240" w:lineRule="auto"/>
       </w:pPr>
       <w:rPr>
+        <w:rFonts w:eastAsia="黑体"/>
         <w:color w:val="auto"/>
       </w:rPr>
       <w:tblPr/>
@@ -7846,6 +8247,7 @@
     </w:tblStylePr>
     <w:tblStylePr w:type="firstCol">
       <w:rPr>
+        <w:rFonts w:eastAsia="黑体"/>
         <w:b/>
         <w:bCs/>
         <w:color w:themeColor="background1" w:val="FFFFFF"/>
@@ -7865,6 +8267,7 @@
     </w:tblStylePr>
     <w:tblStylePr w:type="lastCol">
       <w:rPr>
+        <w:rFonts w:eastAsia="黑体"/>
         <w:b/>
         <w:bCs/>
         <w:color w:themeColor="background1" w:val="FFFFFF"/>
@@ -7913,6 +8316,7 @@
     </w:tblStylePr>
     <w:tblStylePr w:type="nwCell">
       <w:rPr>
+        <w:rFonts w:eastAsia="黑体"/>
         <w:color w:themeColor="background1" w:val="FFFFFF"/>
       </w:rPr>
       <w:tblPr/>
@@ -7956,6 +8360,7 @@
         <w:spacing w:after="0" w:before="0" w:line="240" w:lineRule="auto"/>
       </w:pPr>
       <w:rPr>
+        <w:rFonts w:eastAsia="黑体"/>
         <w:b/>
         <w:bCs/>
         <w:color w:themeColor="background1" w:val="FFFFFF"/>
@@ -7978,6 +8383,7 @@
         <w:spacing w:after="0" w:before="0" w:line="240" w:lineRule="auto"/>
       </w:pPr>
       <w:rPr>
+        <w:rFonts w:eastAsia="黑体"/>
         <w:color w:val="auto"/>
       </w:rPr>
       <w:tblPr/>
@@ -7995,6 +8401,7 @@
     </w:tblStylePr>
     <w:tblStylePr w:type="firstCol">
       <w:rPr>
+        <w:rFonts w:eastAsia="黑体"/>
         <w:b/>
         <w:bCs/>
         <w:color w:themeColor="background1" w:val="FFFFFF"/>
@@ -8014,6 +8421,7 @@
     </w:tblStylePr>
     <w:tblStylePr w:type="lastCol">
       <w:rPr>
+        <w:rFonts w:eastAsia="黑体"/>
         <w:b/>
         <w:bCs/>
         <w:color w:themeColor="background1" w:val="FFFFFF"/>
@@ -8062,6 +8470,7 @@
     </w:tblStylePr>
     <w:tblStylePr w:type="nwCell">
       <w:rPr>
+        <w:rFonts w:eastAsia="黑体"/>
         <w:color w:themeColor="background1" w:val="FFFFFF"/>
       </w:rPr>
       <w:tblPr/>
@@ -8086,6 +8495,7 @@
       <w:spacing w:after="0" w:line="240" w:lineRule="auto"/>
     </w:pPr>
     <w:rPr>
+      <w:rFonts w:eastAsia="黑体"/>
       <w:color w:themeColor="text1" w:val="000000"/>
     </w:rPr>
     <w:tblPr>
@@ -8105,7 +8515,7 @@
     </w:tblPr>
     <w:tblStylePr w:type="firstRow">
       <w:rPr>
-        <w:rFonts w:asciiTheme="majorHAnsi" w:cstheme="majorBidi" w:eastAsiaTheme="majorEastAsia" w:hAnsiTheme="majorHAnsi"/>
+        <w:rFonts w:asciiTheme="majorHAnsi" w:cstheme="majorBidi" w:hAnsiTheme="majorHAnsi" w:eastAsia="黑体"/>
       </w:rPr>
       <w:tblPr/>
       <w:tcPr>
@@ -8117,6 +8527,7 @@
     </w:tblStylePr>
     <w:tblStylePr w:type="lastRow">
       <w:rPr>
+        <w:rFonts w:eastAsia="黑体"/>
         <w:b/>
         <w:bCs/>
         <w:color w:themeColor="text2" w:val="1F497D"/>
@@ -8131,12 +8542,14 @@
     </w:tblStylePr>
     <w:tblStylePr w:type="firstCol">
       <w:rPr>
+        <w:rFonts w:eastAsia="黑体"/>
         <w:b/>
         <w:bCs/>
       </w:rPr>
     </w:tblStylePr>
     <w:tblStylePr w:type="lastCol">
       <w:rPr>
+        <w:rFonts w:eastAsia="黑体"/>
         <w:b/>
         <w:bCs/>
       </w:rPr>
@@ -8170,6 +8583,7 @@
       <w:spacing w:after="0" w:line="240" w:lineRule="auto"/>
     </w:pPr>
     <w:rPr>
+      <w:rFonts w:eastAsia="黑体"/>
       <w:color w:themeColor="text1" w:val="000000"/>
     </w:rPr>
     <w:tblPr>
@@ -8189,7 +8603,7 @@
     </w:tblPr>
     <w:tblStylePr w:type="firstRow">
       <w:rPr>
-        <w:rFonts w:asciiTheme="majorHAnsi" w:cstheme="majorBidi" w:eastAsiaTheme="majorEastAsia" w:hAnsiTheme="majorHAnsi"/>
+        <w:rFonts w:asciiTheme="majorHAnsi" w:cstheme="majorBidi" w:hAnsiTheme="majorHAnsi" w:eastAsia="黑体"/>
       </w:rPr>
       <w:tblPr/>
       <w:tcPr>
@@ -8201,6 +8615,7 @@
     </w:tblStylePr>
     <w:tblStylePr w:type="lastRow">
       <w:rPr>
+        <w:rFonts w:eastAsia="黑体"/>
         <w:b/>
         <w:bCs/>
         <w:color w:themeColor="text2" w:val="1F497D"/>
@@ -8215,12 +8630,14 @@
     </w:tblStylePr>
     <w:tblStylePr w:type="firstCol">
       <w:rPr>
+        <w:rFonts w:eastAsia="黑体"/>
         <w:b/>
         <w:bCs/>
       </w:rPr>
     </w:tblStylePr>
     <w:tblStylePr w:type="lastCol">
       <w:rPr>
+        <w:rFonts w:eastAsia="黑体"/>
         <w:b/>
         <w:bCs/>
       </w:rPr>
@@ -8254,6 +8671,7 @@
       <w:spacing w:after="0" w:line="240" w:lineRule="auto"/>
     </w:pPr>
     <w:rPr>
+      <w:rFonts w:eastAsia="黑体"/>
       <w:color w:themeColor="text1" w:val="000000"/>
     </w:rPr>
     <w:tblPr>
@@ -8273,7 +8691,7 @@
     </w:tblPr>
     <w:tblStylePr w:type="firstRow">
       <w:rPr>
-        <w:rFonts w:asciiTheme="majorHAnsi" w:cstheme="majorBidi" w:eastAsiaTheme="majorEastAsia" w:hAnsiTheme="majorHAnsi"/>
+        <w:rFonts w:asciiTheme="majorHAnsi" w:cstheme="majorBidi" w:hAnsiTheme="majorHAnsi" w:eastAsia="黑体"/>
       </w:rPr>
       <w:tblPr/>
       <w:tcPr>
@@ -8285,6 +8703,7 @@
     </w:tblStylePr>
     <w:tblStylePr w:type="lastRow">
       <w:rPr>
+        <w:rFonts w:eastAsia="黑体"/>
         <w:b/>
         <w:bCs/>
         <w:color w:themeColor="text2" w:val="1F497D"/>
@@ -8299,12 +8718,14 @@
     </w:tblStylePr>
     <w:tblStylePr w:type="firstCol">
       <w:rPr>
+        <w:rFonts w:eastAsia="黑体"/>
         <w:b/>
         <w:bCs/>
       </w:rPr>
     </w:tblStylePr>
     <w:tblStylePr w:type="lastCol">
       <w:rPr>
+        <w:rFonts w:eastAsia="黑体"/>
         <w:b/>
         <w:bCs/>
       </w:rPr>
@@ -8338,6 +8759,7 @@
       <w:spacing w:after="0" w:line="240" w:lineRule="auto"/>
     </w:pPr>
     <w:rPr>
+      <w:rFonts w:eastAsia="黑体"/>
       <w:color w:themeColor="text1" w:val="000000"/>
     </w:rPr>
     <w:tblPr>
@@ -8357,7 +8779,7 @@
     </w:tblPr>
     <w:tblStylePr w:type="firstRow">
       <w:rPr>
-        <w:rFonts w:asciiTheme="majorHAnsi" w:cstheme="majorBidi" w:eastAsiaTheme="majorEastAsia" w:hAnsiTheme="majorHAnsi"/>
+        <w:rFonts w:asciiTheme="majorHAnsi" w:cstheme="majorBidi" w:hAnsiTheme="majorHAnsi" w:eastAsia="黑体"/>
       </w:rPr>
       <w:tblPr/>
       <w:tcPr>
@@ -8369,6 +8791,7 @@
     </w:tblStylePr>
     <w:tblStylePr w:type="lastRow">
       <w:rPr>
+        <w:rFonts w:eastAsia="黑体"/>
         <w:b/>
         <w:bCs/>
         <w:color w:themeColor="text2" w:val="1F497D"/>
@@ -8383,12 +8806,14 @@
     </w:tblStylePr>
     <w:tblStylePr w:type="firstCol">
       <w:rPr>
+        <w:rFonts w:eastAsia="黑体"/>
         <w:b/>
         <w:bCs/>
       </w:rPr>
     </w:tblStylePr>
     <w:tblStylePr w:type="lastCol">
       <w:rPr>
+        <w:rFonts w:eastAsia="黑体"/>
         <w:b/>
         <w:bCs/>
       </w:rPr>
@@ -8422,6 +8847,7 @@
       <w:spacing w:after="0" w:line="240" w:lineRule="auto"/>
     </w:pPr>
     <w:rPr>
+      <w:rFonts w:eastAsia="黑体"/>
       <w:color w:themeColor="text1" w:val="000000"/>
     </w:rPr>
     <w:tblPr>
@@ -8441,7 +8867,7 @@
     </w:tblPr>
     <w:tblStylePr w:type="firstRow">
       <w:rPr>
-        <w:rFonts w:asciiTheme="majorHAnsi" w:cstheme="majorBidi" w:eastAsiaTheme="majorEastAsia" w:hAnsiTheme="majorHAnsi"/>
+        <w:rFonts w:asciiTheme="majorHAnsi" w:cstheme="majorBidi" w:hAnsiTheme="majorHAnsi" w:eastAsia="黑体"/>
       </w:rPr>
       <w:tblPr/>
       <w:tcPr>
@@ -8453,6 +8879,7 @@
     </w:tblStylePr>
     <w:tblStylePr w:type="lastRow">
       <w:rPr>
+        <w:rFonts w:eastAsia="黑体"/>
         <w:b/>
         <w:bCs/>
         <w:color w:themeColor="text2" w:val="1F497D"/>
@@ -8467,12 +8894,14 @@
     </w:tblStylePr>
     <w:tblStylePr w:type="firstCol">
       <w:rPr>
+        <w:rFonts w:eastAsia="黑体"/>
         <w:b/>
         <w:bCs/>
       </w:rPr>
     </w:tblStylePr>
     <w:tblStylePr w:type="lastCol">
       <w:rPr>
+        <w:rFonts w:eastAsia="黑体"/>
         <w:b/>
         <w:bCs/>
       </w:rPr>
@@ -8506,6 +8935,7 @@
       <w:spacing w:after="0" w:line="240" w:lineRule="auto"/>
     </w:pPr>
     <w:rPr>
+      <w:rFonts w:eastAsia="黑体"/>
       <w:color w:themeColor="text1" w:val="000000"/>
     </w:rPr>
     <w:tblPr>
@@ -8525,7 +8955,7 @@
     </w:tblPr>
     <w:tblStylePr w:type="firstRow">
       <w:rPr>
-        <w:rFonts w:asciiTheme="majorHAnsi" w:cstheme="majorBidi" w:eastAsiaTheme="majorEastAsia" w:hAnsiTheme="majorHAnsi"/>
+        <w:rFonts w:asciiTheme="majorHAnsi" w:cstheme="majorBidi" w:hAnsiTheme="majorHAnsi" w:eastAsia="黑体"/>
       </w:rPr>
       <w:tblPr/>
       <w:tcPr>
@@ -8537,6 +8967,7 @@
     </w:tblStylePr>
     <w:tblStylePr w:type="lastRow">
       <w:rPr>
+        <w:rFonts w:eastAsia="黑体"/>
         <w:b/>
         <w:bCs/>
         <w:color w:themeColor="text2" w:val="1F497D"/>
@@ -8551,12 +8982,14 @@
     </w:tblStylePr>
     <w:tblStylePr w:type="firstCol">
       <w:rPr>
+        <w:rFonts w:eastAsia="黑体"/>
         <w:b/>
         <w:bCs/>
       </w:rPr>
     </w:tblStylePr>
     <w:tblStylePr w:type="lastCol">
       <w:rPr>
+        <w:rFonts w:eastAsia="黑体"/>
         <w:b/>
         <w:bCs/>
       </w:rPr>
@@ -8590,6 +9023,7 @@
       <w:spacing w:after="0" w:line="240" w:lineRule="auto"/>
     </w:pPr>
     <w:rPr>
+      <w:rFonts w:eastAsia="黑体"/>
       <w:color w:themeColor="text1" w:val="000000"/>
     </w:rPr>
     <w:tblPr>
@@ -8609,7 +9043,7 @@
     </w:tblPr>
     <w:tblStylePr w:type="firstRow">
       <w:rPr>
-        <w:rFonts w:asciiTheme="majorHAnsi" w:cstheme="majorBidi" w:eastAsiaTheme="majorEastAsia" w:hAnsiTheme="majorHAnsi"/>
+        <w:rFonts w:asciiTheme="majorHAnsi" w:cstheme="majorBidi" w:hAnsiTheme="majorHAnsi" w:eastAsia="黑体"/>
       </w:rPr>
       <w:tblPr/>
       <w:tcPr>
@@ -8621,6 +9055,7 @@
     </w:tblStylePr>
     <w:tblStylePr w:type="lastRow">
       <w:rPr>
+        <w:rFonts w:eastAsia="黑体"/>
         <w:b/>
         <w:bCs/>
         <w:color w:themeColor="text2" w:val="1F497D"/>
@@ -8635,12 +9070,14 @@
     </w:tblStylePr>
     <w:tblStylePr w:type="firstCol">
       <w:rPr>
+        <w:rFonts w:eastAsia="黑体"/>
         <w:b/>
         <w:bCs/>
       </w:rPr>
     </w:tblStylePr>
     <w:tblStylePr w:type="lastCol">
       <w:rPr>
+        <w:rFonts w:eastAsia="黑体"/>
         <w:b/>
         <w:bCs/>
       </w:rPr>
@@ -8674,7 +9111,7 @@
       <w:spacing w:after="0" w:line="240" w:lineRule="auto"/>
     </w:pPr>
     <w:rPr>
-      <w:rFonts w:asciiTheme="majorHAnsi" w:cstheme="majorBidi" w:eastAsiaTheme="majorEastAsia" w:hAnsiTheme="majorHAnsi"/>
+      <w:rFonts w:asciiTheme="majorHAnsi" w:cstheme="majorBidi" w:hAnsiTheme="majorHAnsi" w:eastAsia="黑体"/>
       <w:color w:themeColor="text1" w:val="000000"/>
     </w:rPr>
     <w:tblPr>
@@ -8696,6 +9133,7 @@
     </w:tblPr>
     <w:tblStylePr w:type="firstRow">
       <w:rPr>
+        <w:rFonts w:eastAsia="黑体"/>
         <w:sz w:val="24"/>
         <w:szCs w:val="24"/>
       </w:rPr>
@@ -8802,7 +9240,7 @@
       <w:spacing w:after="0" w:line="240" w:lineRule="auto"/>
     </w:pPr>
     <w:rPr>
-      <w:rFonts w:asciiTheme="majorHAnsi" w:cstheme="majorBidi" w:eastAsiaTheme="majorEastAsia" w:hAnsiTheme="majorHAnsi"/>
+      <w:rFonts w:asciiTheme="majorHAnsi" w:cstheme="majorBidi" w:hAnsiTheme="majorHAnsi" w:eastAsia="黑体"/>
       <w:color w:themeColor="text1" w:val="000000"/>
     </w:rPr>
     <w:tblPr>
@@ -8824,6 +9262,7 @@
     </w:tblPr>
     <w:tblStylePr w:type="firstRow">
       <w:rPr>
+        <w:rFonts w:eastAsia="黑体"/>
         <w:sz w:val="24"/>
         <w:szCs w:val="24"/>
       </w:rPr>
@@ -8930,7 +9369,7 @@
       <w:spacing w:after="0" w:line="240" w:lineRule="auto"/>
     </w:pPr>
     <w:rPr>
-      <w:rFonts w:asciiTheme="majorHAnsi" w:cstheme="majorBidi" w:eastAsiaTheme="majorEastAsia" w:hAnsiTheme="majorHAnsi"/>
+      <w:rFonts w:asciiTheme="majorHAnsi" w:cstheme="majorBidi" w:hAnsiTheme="majorHAnsi" w:eastAsia="黑体"/>
       <w:color w:themeColor="text1" w:val="000000"/>
     </w:rPr>
     <w:tblPr>
@@ -8952,6 +9391,7 @@
     </w:tblPr>
     <w:tblStylePr w:type="firstRow">
       <w:rPr>
+        <w:rFonts w:eastAsia="黑体"/>
         <w:sz w:val="24"/>
         <w:szCs w:val="24"/>
       </w:rPr>
@@ -9058,7 +9498,7 @@
       <w:spacing w:after="0" w:line="240" w:lineRule="auto"/>
     </w:pPr>
     <w:rPr>
-      <w:rFonts w:asciiTheme="majorHAnsi" w:cstheme="majorBidi" w:eastAsiaTheme="majorEastAsia" w:hAnsiTheme="majorHAnsi"/>
+      <w:rFonts w:asciiTheme="majorHAnsi" w:cstheme="majorBidi" w:hAnsiTheme="majorHAnsi" w:eastAsia="黑体"/>
       <w:color w:themeColor="text1" w:val="000000"/>
     </w:rPr>
     <w:tblPr>
@@ -9080,6 +9520,7 @@
     </w:tblPr>
     <w:tblStylePr w:type="firstRow">
       <w:rPr>
+        <w:rFonts w:eastAsia="黑体"/>
         <w:sz w:val="24"/>
         <w:szCs w:val="24"/>
       </w:rPr>
@@ -9186,7 +9627,7 @@
       <w:spacing w:after="0" w:line="240" w:lineRule="auto"/>
     </w:pPr>
     <w:rPr>
-      <w:rFonts w:asciiTheme="majorHAnsi" w:cstheme="majorBidi" w:eastAsiaTheme="majorEastAsia" w:hAnsiTheme="majorHAnsi"/>
+      <w:rFonts w:asciiTheme="majorHAnsi" w:cstheme="majorBidi" w:hAnsiTheme="majorHAnsi" w:eastAsia="黑体"/>
       <w:color w:themeColor="text1" w:val="000000"/>
     </w:rPr>
     <w:tblPr>
@@ -9208,6 +9649,7 @@
     </w:tblPr>
     <w:tblStylePr w:type="firstRow">
       <w:rPr>
+        <w:rFonts w:eastAsia="黑体"/>
         <w:sz w:val="24"/>
         <w:szCs w:val="24"/>
       </w:rPr>
@@ -9314,7 +9756,7 @@
       <w:spacing w:after="0" w:line="240" w:lineRule="auto"/>
     </w:pPr>
     <w:rPr>
-      <w:rFonts w:asciiTheme="majorHAnsi" w:cstheme="majorBidi" w:eastAsiaTheme="majorEastAsia" w:hAnsiTheme="majorHAnsi"/>
+      <w:rFonts w:asciiTheme="majorHAnsi" w:cstheme="majorBidi" w:hAnsiTheme="majorHAnsi" w:eastAsia="黑体"/>
       <w:color w:themeColor="text1" w:val="000000"/>
     </w:rPr>
     <w:tblPr>
@@ -9336,6 +9778,7 @@
     </w:tblPr>
     <w:tblStylePr w:type="firstRow">
       <w:rPr>
+        <w:rFonts w:eastAsia="黑体"/>
         <w:sz w:val="24"/>
         <w:szCs w:val="24"/>
       </w:rPr>
@@ -9442,7 +9885,7 @@
       <w:spacing w:after="0" w:line="240" w:lineRule="auto"/>
     </w:pPr>
     <w:rPr>
-      <w:rFonts w:asciiTheme="majorHAnsi" w:cstheme="majorBidi" w:eastAsiaTheme="majorEastAsia" w:hAnsiTheme="majorHAnsi"/>
+      <w:rFonts w:asciiTheme="majorHAnsi" w:cstheme="majorBidi" w:hAnsiTheme="majorHAnsi" w:eastAsia="黑体"/>
       <w:color w:themeColor="text1" w:val="000000"/>
     </w:rPr>
     <w:tblPr>
@@ -9464,6 +9907,7 @@
     </w:tblPr>
     <w:tblStylePr w:type="firstRow">
       <w:rPr>
+        <w:rFonts w:eastAsia="黑体"/>
         <w:sz w:val="24"/>
         <w:szCs w:val="24"/>
       </w:rPr>
@@ -9593,12 +10037,14 @@
     </w:tcPr>
     <w:tblStylePr w:type="firstRow">
       <w:rPr>
+        <w:rFonts w:eastAsia="黑体"/>
         <w:b/>
         <w:bCs/>
       </w:rPr>
     </w:tblStylePr>
     <w:tblStylePr w:type="lastRow">
       <w:rPr>
+        <w:rFonts w:eastAsia="黑体"/>
         <w:b/>
         <w:bCs/>
       </w:rPr>
@@ -9611,12 +10057,14 @@
     </w:tblStylePr>
     <w:tblStylePr w:type="firstCol">
       <w:rPr>
+        <w:rFonts w:eastAsia="黑体"/>
         <w:b/>
         <w:bCs/>
       </w:rPr>
     </w:tblStylePr>
     <w:tblStylePr w:type="lastCol">
       <w:rPr>
+        <w:rFonts w:eastAsia="黑体"/>
         <w:b/>
         <w:bCs/>
       </w:rPr>
@@ -9666,12 +10114,14 @@
     </w:tcPr>
     <w:tblStylePr w:type="firstRow">
       <w:rPr>
+        <w:rFonts w:eastAsia="黑体"/>
         <w:b/>
         <w:bCs/>
       </w:rPr>
     </w:tblStylePr>
     <w:tblStylePr w:type="lastRow">
       <w:rPr>
+        <w:rFonts w:eastAsia="黑体"/>
         <w:b/>
         <w:bCs/>
       </w:rPr>
@@ -9684,12 +10134,14 @@
     </w:tblStylePr>
     <w:tblStylePr w:type="firstCol">
       <w:rPr>
+        <w:rFonts w:eastAsia="黑体"/>
         <w:b/>
         <w:bCs/>
       </w:rPr>
     </w:tblStylePr>
     <w:tblStylePr w:type="lastCol">
       <w:rPr>
+        <w:rFonts w:eastAsia="黑体"/>
         <w:b/>
         <w:bCs/>
       </w:rPr>
@@ -9739,12 +10191,14 @@
     </w:tcPr>
     <w:tblStylePr w:type="firstRow">
       <w:rPr>
+        <w:rFonts w:eastAsia="黑体"/>
         <w:b/>
         <w:bCs/>
       </w:rPr>
     </w:tblStylePr>
     <w:tblStylePr w:type="lastRow">
       <w:rPr>
+        <w:rFonts w:eastAsia="黑体"/>
         <w:b/>
         <w:bCs/>
       </w:rPr>
@@ -9757,12 +10211,14 @@
     </w:tblStylePr>
     <w:tblStylePr w:type="firstCol">
       <w:rPr>
+        <w:rFonts w:eastAsia="黑体"/>
         <w:b/>
         <w:bCs/>
       </w:rPr>
     </w:tblStylePr>
     <w:tblStylePr w:type="lastCol">
       <w:rPr>
+        <w:rFonts w:eastAsia="黑体"/>
         <w:b/>
         <w:bCs/>
       </w:rPr>
@@ -9812,12 +10268,14 @@
     </w:tcPr>
     <w:tblStylePr w:type="firstRow">
       <w:rPr>
+        <w:rFonts w:eastAsia="黑体"/>
         <w:b/>
         <w:bCs/>
       </w:rPr>
     </w:tblStylePr>
     <w:tblStylePr w:type="lastRow">
       <w:rPr>
+        <w:rFonts w:eastAsia="黑体"/>
         <w:b/>
         <w:bCs/>
       </w:rPr>
@@ -9830,12 +10288,14 @@
     </w:tblStylePr>
     <w:tblStylePr w:type="firstCol">
       <w:rPr>
+        <w:rFonts w:eastAsia="黑体"/>
         <w:b/>
         <w:bCs/>
       </w:rPr>
     </w:tblStylePr>
     <w:tblStylePr w:type="lastCol">
       <w:rPr>
+        <w:rFonts w:eastAsia="黑体"/>
         <w:b/>
         <w:bCs/>
       </w:rPr>
@@ -9885,12 +10345,14 @@
     </w:tcPr>
     <w:tblStylePr w:type="firstRow">
       <w:rPr>
+        <w:rFonts w:eastAsia="黑体"/>
         <w:b/>
         <w:bCs/>
       </w:rPr>
     </w:tblStylePr>
     <w:tblStylePr w:type="lastRow">
       <w:rPr>
+        <w:rFonts w:eastAsia="黑体"/>
         <w:b/>
         <w:bCs/>
       </w:rPr>
@@ -9903,12 +10365,14 @@
     </w:tblStylePr>
     <w:tblStylePr w:type="firstCol">
       <w:rPr>
+        <w:rFonts w:eastAsia="黑体"/>
         <w:b/>
         <w:bCs/>
       </w:rPr>
     </w:tblStylePr>
     <w:tblStylePr w:type="lastCol">
       <w:rPr>
+        <w:rFonts w:eastAsia="黑体"/>
         <w:b/>
         <w:bCs/>
       </w:rPr>
@@ -9958,12 +10422,14 @@
     </w:tcPr>
     <w:tblStylePr w:type="firstRow">
       <w:rPr>
+        <w:rFonts w:eastAsia="黑体"/>
         <w:b/>
         <w:bCs/>
       </w:rPr>
     </w:tblStylePr>
     <w:tblStylePr w:type="lastRow">
       <w:rPr>
+        <w:rFonts w:eastAsia="黑体"/>
         <w:b/>
         <w:bCs/>
       </w:rPr>
@@ -9976,12 +10442,14 @@
     </w:tblStylePr>
     <w:tblStylePr w:type="firstCol">
       <w:rPr>
+        <w:rFonts w:eastAsia="黑体"/>
         <w:b/>
         <w:bCs/>
       </w:rPr>
     </w:tblStylePr>
     <w:tblStylePr w:type="lastCol">
       <w:rPr>
+        <w:rFonts w:eastAsia="黑体"/>
         <w:b/>
         <w:bCs/>
       </w:rPr>
@@ -10031,12 +10499,14 @@
     </w:tcPr>
     <w:tblStylePr w:type="firstRow">
       <w:rPr>
+        <w:rFonts w:eastAsia="黑体"/>
         <w:b/>
         <w:bCs/>
       </w:rPr>
     </w:tblStylePr>
     <w:tblStylePr w:type="lastRow">
       <w:rPr>
+        <w:rFonts w:eastAsia="黑体"/>
         <w:b/>
         <w:bCs/>
       </w:rPr>
@@ -10049,12 +10519,14 @@
     </w:tblStylePr>
     <w:tblStylePr w:type="firstCol">
       <w:rPr>
+        <w:rFonts w:eastAsia="黑体"/>
         <w:b/>
         <w:bCs/>
       </w:rPr>
     </w:tblStylePr>
     <w:tblStylePr w:type="lastCol">
       <w:rPr>
+        <w:rFonts w:eastAsia="黑体"/>
         <w:b/>
         <w:bCs/>
       </w:rPr>
@@ -10081,7 +10553,7 @@
       <w:spacing w:after="0" w:line="240" w:lineRule="auto"/>
     </w:pPr>
     <w:rPr>
-      <w:rFonts w:asciiTheme="majorHAnsi" w:cstheme="majorBidi" w:eastAsiaTheme="majorEastAsia" w:hAnsiTheme="majorHAnsi"/>
+      <w:rFonts w:asciiTheme="majorHAnsi" w:cstheme="majorBidi" w:hAnsiTheme="majorHAnsi" w:eastAsia="黑体"/>
       <w:color w:themeColor="text1" w:val="000000"/>
     </w:rPr>
     <w:tblPr>
@@ -10108,6 +10580,7 @@
     </w:tcPr>
     <w:tblStylePr w:type="firstRow">
       <w:rPr>
+        <w:rFonts w:eastAsia="黑体"/>
         <w:b/>
         <w:bCs/>
         <w:color w:themeColor="text1" w:val="000000"/>
@@ -10119,6 +10592,7 @@
     </w:tblStylePr>
     <w:tblStylePr w:type="lastRow">
       <w:rPr>
+        <w:rFonts w:eastAsia="黑体"/>
         <w:b/>
         <w:bCs/>
         <w:color w:themeColor="text1" w:val="000000"/>
@@ -10138,6 +10612,7 @@
     </w:tblStylePr>
     <w:tblStylePr w:type="firstCol">
       <w:rPr>
+        <w:rFonts w:eastAsia="黑体"/>
         <w:b/>
         <w:bCs/>
         <w:color w:themeColor="text1" w:val="000000"/>
@@ -10157,6 +10632,7 @@
     </w:tblStylePr>
     <w:tblStylePr w:type="lastCol">
       <w:rPr>
+        <w:rFonts w:eastAsia="黑体"/>
         <w:b w:val="0"/>
         <w:bCs w:val="0"/>
         <w:color w:themeColor="text1" w:val="000000"/>
@@ -10206,7 +10682,7 @@
       <w:spacing w:after="0" w:line="240" w:lineRule="auto"/>
     </w:pPr>
     <w:rPr>
-      <w:rFonts w:asciiTheme="majorHAnsi" w:cstheme="majorBidi" w:eastAsiaTheme="majorEastAsia" w:hAnsiTheme="majorHAnsi"/>
+      <w:rFonts w:asciiTheme="majorHAnsi" w:cstheme="majorBidi" w:hAnsiTheme="majorHAnsi" w:eastAsia="黑体"/>
       <w:color w:themeColor="text1" w:val="000000"/>
     </w:rPr>
     <w:tblPr>
@@ -10233,6 +10709,7 @@
     </w:tcPr>
     <w:tblStylePr w:type="firstRow">
       <w:rPr>
+        <w:rFonts w:eastAsia="黑体"/>
         <w:b/>
         <w:bCs/>
         <w:color w:themeColor="text1" w:val="000000"/>
@@ -10244,6 +10721,7 @@
     </w:tblStylePr>
     <w:tblStylePr w:type="lastRow">
       <w:rPr>
+        <w:rFonts w:eastAsia="黑体"/>
         <w:b/>
         <w:bCs/>
         <w:color w:themeColor="text1" w:val="000000"/>
@@ -10263,6 +10741,7 @@
     </w:tblStylePr>
     <w:tblStylePr w:type="firstCol">
       <w:rPr>
+        <w:rFonts w:eastAsia="黑体"/>
         <w:b/>
         <w:bCs/>
         <w:color w:themeColor="text1" w:val="000000"/>
@@ -10282,6 +10761,7 @@
     </w:tblStylePr>
     <w:tblStylePr w:type="lastCol">
       <w:rPr>
+        <w:rFonts w:eastAsia="黑体"/>
         <w:b w:val="0"/>
         <w:bCs w:val="0"/>
         <w:color w:themeColor="text1" w:val="000000"/>
@@ -10331,7 +10811,7 @@
       <w:spacing w:after="0" w:line="240" w:lineRule="auto"/>
     </w:pPr>
     <w:rPr>
-      <w:rFonts w:asciiTheme="majorHAnsi" w:cstheme="majorBidi" w:eastAsiaTheme="majorEastAsia" w:hAnsiTheme="majorHAnsi"/>
+      <w:rFonts w:asciiTheme="majorHAnsi" w:cstheme="majorBidi" w:hAnsiTheme="majorHAnsi" w:eastAsia="黑体"/>
       <w:color w:themeColor="text1" w:val="000000"/>
     </w:rPr>
     <w:tblPr>
@@ -10358,6 +10838,7 @@
     </w:tcPr>
     <w:tblStylePr w:type="firstRow">
       <w:rPr>
+        <w:rFonts w:eastAsia="黑体"/>
         <w:b/>
         <w:bCs/>
         <w:color w:themeColor="text1" w:val="000000"/>
@@ -10369,6 +10850,7 @@
     </w:tblStylePr>
     <w:tblStylePr w:type="lastRow">
       <w:rPr>
+        <w:rFonts w:eastAsia="黑体"/>
         <w:b/>
         <w:bCs/>
         <w:color w:themeColor="text1" w:val="000000"/>
@@ -10388,6 +10870,7 @@
     </w:tblStylePr>
     <w:tblStylePr w:type="firstCol">
       <w:rPr>
+        <w:rFonts w:eastAsia="黑体"/>
         <w:b/>
         <w:bCs/>
         <w:color w:themeColor="text1" w:val="000000"/>
@@ -10407,6 +10890,7 @@
     </w:tblStylePr>
     <w:tblStylePr w:type="lastCol">
       <w:rPr>
+        <w:rFonts w:eastAsia="黑体"/>
         <w:b w:val="0"/>
         <w:bCs w:val="0"/>
         <w:color w:themeColor="text1" w:val="000000"/>
@@ -10456,7 +10940,7 @@
       <w:spacing w:after="0" w:line="240" w:lineRule="auto"/>
     </w:pPr>
     <w:rPr>
-      <w:rFonts w:asciiTheme="majorHAnsi" w:cstheme="majorBidi" w:eastAsiaTheme="majorEastAsia" w:hAnsiTheme="majorHAnsi"/>
+      <w:rFonts w:asciiTheme="majorHAnsi" w:cstheme="majorBidi" w:hAnsiTheme="majorHAnsi" w:eastAsia="黑体"/>
       <w:color w:themeColor="text1" w:val="000000"/>
     </w:rPr>
     <w:tblPr>
@@ -10483,6 +10967,7 @@
     </w:tcPr>
     <w:tblStylePr w:type="firstRow">
       <w:rPr>
+        <w:rFonts w:eastAsia="黑体"/>
         <w:b/>
         <w:bCs/>
         <w:color w:themeColor="text1" w:val="000000"/>
@@ -10494,6 +10979,7 @@
     </w:tblStylePr>
     <w:tblStylePr w:type="lastRow">
       <w:rPr>
+        <w:rFonts w:eastAsia="黑体"/>
         <w:b/>
         <w:bCs/>
         <w:color w:themeColor="text1" w:val="000000"/>
@@ -10513,6 +10999,7 @@
     </w:tblStylePr>
     <w:tblStylePr w:type="firstCol">
       <w:rPr>
+        <w:rFonts w:eastAsia="黑体"/>
         <w:b/>
         <w:bCs/>
         <w:color w:themeColor="text1" w:val="000000"/>
@@ -10532,6 +11019,7 @@
     </w:tblStylePr>
     <w:tblStylePr w:type="lastCol">
       <w:rPr>
+        <w:rFonts w:eastAsia="黑体"/>
         <w:b w:val="0"/>
         <w:bCs w:val="0"/>
         <w:color w:themeColor="text1" w:val="000000"/>
@@ -10581,7 +11069,7 @@
       <w:spacing w:after="0" w:line="240" w:lineRule="auto"/>
     </w:pPr>
     <w:rPr>
-      <w:rFonts w:asciiTheme="majorHAnsi" w:cstheme="majorBidi" w:eastAsiaTheme="majorEastAsia" w:hAnsiTheme="majorHAnsi"/>
+      <w:rFonts w:asciiTheme="majorHAnsi" w:cstheme="majorBidi" w:hAnsiTheme="majorHAnsi" w:eastAsia="黑体"/>
       <w:color w:themeColor="text1" w:val="000000"/>
     </w:rPr>
     <w:tblPr>
@@ -10608,6 +11096,7 @@
     </w:tcPr>
     <w:tblStylePr w:type="firstRow">
       <w:rPr>
+        <w:rFonts w:eastAsia="黑体"/>
         <w:b/>
         <w:bCs/>
         <w:color w:themeColor="text1" w:val="000000"/>
@@ -10619,6 +11108,7 @@
     </w:tblStylePr>
     <w:tblStylePr w:type="lastRow">
       <w:rPr>
+        <w:rFonts w:eastAsia="黑体"/>
         <w:b/>
         <w:bCs/>
         <w:color w:themeColor="text1" w:val="000000"/>
@@ -10638,6 +11128,7 @@
     </w:tblStylePr>
     <w:tblStylePr w:type="firstCol">
       <w:rPr>
+        <w:rFonts w:eastAsia="黑体"/>
         <w:b/>
         <w:bCs/>
         <w:color w:themeColor="text1" w:val="000000"/>
@@ -10657,6 +11148,7 @@
     </w:tblStylePr>
     <w:tblStylePr w:type="lastCol">
       <w:rPr>
+        <w:rFonts w:eastAsia="黑体"/>
         <w:b w:val="0"/>
         <w:bCs w:val="0"/>
         <w:color w:themeColor="text1" w:val="000000"/>
@@ -10706,7 +11198,7 @@
       <w:spacing w:after="0" w:line="240" w:lineRule="auto"/>
     </w:pPr>
     <w:rPr>
-      <w:rFonts w:asciiTheme="majorHAnsi" w:cstheme="majorBidi" w:eastAsiaTheme="majorEastAsia" w:hAnsiTheme="majorHAnsi"/>
+      <w:rFonts w:asciiTheme="majorHAnsi" w:cstheme="majorBidi" w:hAnsiTheme="majorHAnsi" w:eastAsia="黑体"/>
       <w:color w:themeColor="text1" w:val="000000"/>
     </w:rPr>
     <w:tblPr>
@@ -10733,6 +11225,7 @@
     </w:tcPr>
     <w:tblStylePr w:type="firstRow">
       <w:rPr>
+        <w:rFonts w:eastAsia="黑体"/>
         <w:b/>
         <w:bCs/>
         <w:color w:themeColor="text1" w:val="000000"/>
@@ -10744,6 +11237,7 @@
     </w:tblStylePr>
     <w:tblStylePr w:type="lastRow">
       <w:rPr>
+        <w:rFonts w:eastAsia="黑体"/>
         <w:b/>
         <w:bCs/>
         <w:color w:themeColor="text1" w:val="000000"/>
@@ -10763,6 +11257,7 @@
     </w:tblStylePr>
     <w:tblStylePr w:type="firstCol">
       <w:rPr>
+        <w:rFonts w:eastAsia="黑体"/>
         <w:b/>
         <w:bCs/>
         <w:color w:themeColor="text1" w:val="000000"/>
@@ -10782,6 +11277,7 @@
     </w:tblStylePr>
     <w:tblStylePr w:type="lastCol">
       <w:rPr>
+        <w:rFonts w:eastAsia="黑体"/>
         <w:b w:val="0"/>
         <w:bCs w:val="0"/>
         <w:color w:themeColor="text1" w:val="000000"/>
@@ -10831,7 +11327,7 @@
       <w:spacing w:after="0" w:line="240" w:lineRule="auto"/>
     </w:pPr>
     <w:rPr>
-      <w:rFonts w:asciiTheme="majorHAnsi" w:cstheme="majorBidi" w:eastAsiaTheme="majorEastAsia" w:hAnsiTheme="majorHAnsi"/>
+      <w:rFonts w:asciiTheme="majorHAnsi" w:cstheme="majorBidi" w:hAnsiTheme="majorHAnsi" w:eastAsia="黑体"/>
       <w:color w:themeColor="text1" w:val="000000"/>
     </w:rPr>
     <w:tblPr>
@@ -10858,6 +11354,7 @@
     </w:tcPr>
     <w:tblStylePr w:type="firstRow">
       <w:rPr>
+        <w:rFonts w:eastAsia="黑体"/>
         <w:b/>
         <w:bCs/>
         <w:color w:themeColor="text1" w:val="000000"/>
@@ -10869,6 +11366,7 @@
     </w:tblStylePr>
     <w:tblStylePr w:type="lastRow">
       <w:rPr>
+        <w:rFonts w:eastAsia="黑体"/>
         <w:b/>
         <w:bCs/>
         <w:color w:themeColor="text1" w:val="000000"/>
@@ -10888,6 +11386,7 @@
     </w:tblStylePr>
     <w:tblStylePr w:type="firstCol">
       <w:rPr>
+        <w:rFonts w:eastAsia="黑体"/>
         <w:b/>
         <w:bCs/>
         <w:color w:themeColor="text1" w:val="000000"/>
@@ -10907,6 +11406,7 @@
     </w:tblStylePr>
     <w:tblStylePr w:type="lastCol">
       <w:rPr>
+        <w:rFonts w:eastAsia="黑体"/>
         <w:b w:val="0"/>
         <w:bCs w:val="0"/>
         <w:color w:themeColor="text1" w:val="000000"/>
@@ -10979,6 +11479,7 @@
     </w:tcPr>
     <w:tblStylePr w:type="firstRow">
       <w:rPr>
+        <w:rFonts w:eastAsia="黑体"/>
         <w:b/>
         <w:bCs/>
         <w:i w:val="0"/>
@@ -11000,6 +11501,7 @@
     </w:tblStylePr>
     <w:tblStylePr w:type="lastRow">
       <w:rPr>
+        <w:rFonts w:eastAsia="黑体"/>
         <w:b/>
         <w:bCs/>
         <w:i w:val="0"/>
@@ -11021,6 +11523,7 @@
     </w:tblStylePr>
     <w:tblStylePr w:type="firstCol">
       <w:rPr>
+        <w:rFonts w:eastAsia="黑体"/>
         <w:b/>
         <w:bCs/>
         <w:i w:val="0"/>
@@ -11040,6 +11543,7 @@
     </w:tblStylePr>
     <w:tblStylePr w:type="lastCol">
       <w:rPr>
+        <w:rFonts w:eastAsia="黑体"/>
         <w:b/>
         <w:bCs/>
         <w:i w:val="0"/>
@@ -11120,6 +11624,7 @@
     </w:tcPr>
     <w:tblStylePr w:type="firstRow">
       <w:rPr>
+        <w:rFonts w:eastAsia="黑体"/>
         <w:b/>
         <w:bCs/>
         <w:i w:val="0"/>
@@ -11141,6 +11646,7 @@
     </w:tblStylePr>
     <w:tblStylePr w:type="lastRow">
       <w:rPr>
+        <w:rFonts w:eastAsia="黑体"/>
         <w:b/>
         <w:bCs/>
         <w:i w:val="0"/>
@@ -11162,6 +11668,7 @@
     </w:tblStylePr>
     <w:tblStylePr w:type="firstCol">
       <w:rPr>
+        <w:rFonts w:eastAsia="黑体"/>
         <w:b/>
         <w:bCs/>
         <w:i w:val="0"/>
@@ -11181,6 +11688,7 @@
     </w:tblStylePr>
     <w:tblStylePr w:type="lastCol">
       <w:rPr>
+        <w:rFonts w:eastAsia="黑体"/>
         <w:b/>
         <w:bCs/>
         <w:i w:val="0"/>
@@ -11261,6 +11769,7 @@
     </w:tcPr>
     <w:tblStylePr w:type="firstRow">
       <w:rPr>
+        <w:rFonts w:eastAsia="黑体"/>
         <w:b/>
         <w:bCs/>
         <w:i w:val="0"/>
@@ -11282,6 +11791,7 @@
     </w:tblStylePr>
     <w:tblStylePr w:type="lastRow">
       <w:rPr>
+        <w:rFonts w:eastAsia="黑体"/>
         <w:b/>
         <w:bCs/>
         <w:i w:val="0"/>
@@ -11303,6 +11813,7 @@
     </w:tblStylePr>
     <w:tblStylePr w:type="firstCol">
       <w:rPr>
+        <w:rFonts w:eastAsia="黑体"/>
         <w:b/>
         <w:bCs/>
         <w:i w:val="0"/>
@@ -11322,6 +11833,7 @@
     </w:tblStylePr>
     <w:tblStylePr w:type="lastCol">
       <w:rPr>
+        <w:rFonts w:eastAsia="黑体"/>
         <w:b/>
         <w:bCs/>
         <w:i w:val="0"/>
@@ -11402,6 +11914,7 @@
     </w:tcPr>
     <w:tblStylePr w:type="firstRow">
       <w:rPr>
+        <w:rFonts w:eastAsia="黑体"/>
         <w:b/>
         <w:bCs/>
         <w:i w:val="0"/>
@@ -11423,6 +11936,7 @@
     </w:tblStylePr>
     <w:tblStylePr w:type="lastRow">
       <w:rPr>
+        <w:rFonts w:eastAsia="黑体"/>
         <w:b/>
         <w:bCs/>
         <w:i w:val="0"/>
@@ -11444,6 +11958,7 @@
     </w:tblStylePr>
     <w:tblStylePr w:type="firstCol">
       <w:rPr>
+        <w:rFonts w:eastAsia="黑体"/>
         <w:b/>
         <w:bCs/>
         <w:i w:val="0"/>
@@ -11463,6 +11978,7 @@
     </w:tblStylePr>
     <w:tblStylePr w:type="lastCol">
       <w:rPr>
+        <w:rFonts w:eastAsia="黑体"/>
         <w:b/>
         <w:bCs/>
         <w:i w:val="0"/>
@@ -11543,6 +12059,7 @@
     </w:tcPr>
     <w:tblStylePr w:type="firstRow">
       <w:rPr>
+        <w:rFonts w:eastAsia="黑体"/>
         <w:b/>
         <w:bCs/>
         <w:i w:val="0"/>
@@ -11564,6 +12081,7 @@
     </w:tblStylePr>
     <w:tblStylePr w:type="lastRow">
       <w:rPr>
+        <w:rFonts w:eastAsia="黑体"/>
         <w:b/>
         <w:bCs/>
         <w:i w:val="0"/>
@@ -11585,6 +12103,7 @@
     </w:tblStylePr>
     <w:tblStylePr w:type="firstCol">
       <w:rPr>
+        <w:rFonts w:eastAsia="黑体"/>
         <w:b/>
         <w:bCs/>
         <w:i w:val="0"/>
@@ -11604,6 +12123,7 @@
     </w:tblStylePr>
     <w:tblStylePr w:type="lastCol">
       <w:rPr>
+        <w:rFonts w:eastAsia="黑体"/>
         <w:b/>
         <w:bCs/>
         <w:i w:val="0"/>
@@ -11684,6 +12204,7 @@
     </w:tcPr>
     <w:tblStylePr w:type="firstRow">
       <w:rPr>
+        <w:rFonts w:eastAsia="黑体"/>
         <w:b/>
         <w:bCs/>
         <w:i w:val="0"/>
@@ -11705,6 +12226,7 @@
     </w:tblStylePr>
     <w:tblStylePr w:type="lastRow">
       <w:rPr>
+        <w:rFonts w:eastAsia="黑体"/>
         <w:b/>
         <w:bCs/>
         <w:i w:val="0"/>
@@ -11726,6 +12248,7 @@
     </w:tblStylePr>
     <w:tblStylePr w:type="firstCol">
       <w:rPr>
+        <w:rFonts w:eastAsia="黑体"/>
         <w:b/>
         <w:bCs/>
         <w:i w:val="0"/>
@@ -11745,6 +12268,7 @@
     </w:tblStylePr>
     <w:tblStylePr w:type="lastCol">
       <w:rPr>
+        <w:rFonts w:eastAsia="黑体"/>
         <w:b/>
         <w:bCs/>
         <w:i w:val="0"/>
@@ -11825,6 +12349,7 @@
     </w:tcPr>
     <w:tblStylePr w:type="firstRow">
       <w:rPr>
+        <w:rFonts w:eastAsia="黑体"/>
         <w:b/>
         <w:bCs/>
         <w:i w:val="0"/>
@@ -11846,6 +12371,7 @@
     </w:tblStylePr>
     <w:tblStylePr w:type="lastRow">
       <w:rPr>
+        <w:rFonts w:eastAsia="黑体"/>
         <w:b/>
         <w:bCs/>
         <w:i w:val="0"/>
@@ -11867,6 +12393,7 @@
     </w:tblStylePr>
     <w:tblStylePr w:type="firstCol">
       <w:rPr>
+        <w:rFonts w:eastAsia="黑体"/>
         <w:b/>
         <w:bCs/>
         <w:i w:val="0"/>
@@ -11886,6 +12413,7 @@
     </w:tblStylePr>
     <w:tblStylePr w:type="lastCol">
       <w:rPr>
+        <w:rFonts w:eastAsia="黑体"/>
         <w:b/>
         <w:bCs/>
         <w:i w:val="0"/>
@@ -11943,6 +12471,7 @@
       <w:spacing w:after="0" w:line="240" w:lineRule="auto"/>
     </w:pPr>
     <w:rPr>
+      <w:rFonts w:eastAsia="黑体"/>
       <w:color w:themeColor="background1" w:val="FFFFFF"/>
     </w:rPr>
     <w:tblPr>
@@ -11961,6 +12490,7 @@
     </w:tcPr>
     <w:tblStylePr w:type="firstRow">
       <w:rPr>
+        <w:rFonts w:eastAsia="黑体"/>
         <w:b/>
         <w:bCs/>
       </w:rPr>
@@ -12057,6 +12587,7 @@
       <w:spacing w:after="0" w:line="240" w:lineRule="auto"/>
     </w:pPr>
     <w:rPr>
+      <w:rFonts w:eastAsia="黑体"/>
       <w:color w:themeColor="background1" w:val="FFFFFF"/>
     </w:rPr>
     <w:tblPr>
@@ -12075,6 +12606,7 @@
     </w:tcPr>
     <w:tblStylePr w:type="firstRow">
       <w:rPr>
+        <w:rFonts w:eastAsia="黑体"/>
         <w:b/>
         <w:bCs/>
       </w:rPr>
@@ -12171,6 +12703,7 @@
       <w:spacing w:after="0" w:line="240" w:lineRule="auto"/>
     </w:pPr>
     <w:rPr>
+      <w:rFonts w:eastAsia="黑体"/>
       <w:color w:themeColor="background1" w:val="FFFFFF"/>
     </w:rPr>
     <w:tblPr>
@@ -12189,6 +12722,7 @@
     </w:tcPr>
     <w:tblStylePr w:type="firstRow">
       <w:rPr>
+        <w:rFonts w:eastAsia="黑体"/>
         <w:b/>
         <w:bCs/>
       </w:rPr>
@@ -12285,6 +12819,7 @@
       <w:spacing w:after="0" w:line="240" w:lineRule="auto"/>
     </w:pPr>
     <w:rPr>
+      <w:rFonts w:eastAsia="黑体"/>
       <w:color w:themeColor="background1" w:val="FFFFFF"/>
     </w:rPr>
     <w:tblPr>
@@ -12303,6 +12838,7 @@
     </w:tcPr>
     <w:tblStylePr w:type="firstRow">
       <w:rPr>
+        <w:rFonts w:eastAsia="黑体"/>
         <w:b/>
         <w:bCs/>
       </w:rPr>
@@ -12399,6 +12935,7 @@
       <w:spacing w:after="0" w:line="240" w:lineRule="auto"/>
     </w:pPr>
     <w:rPr>
+      <w:rFonts w:eastAsia="黑体"/>
       <w:color w:themeColor="background1" w:val="FFFFFF"/>
     </w:rPr>
     <w:tblPr>
@@ -12417,6 +12954,7 @@
     </w:tcPr>
     <w:tblStylePr w:type="firstRow">
       <w:rPr>
+        <w:rFonts w:eastAsia="黑体"/>
         <w:b/>
         <w:bCs/>
       </w:rPr>
@@ -12513,6 +13051,7 @@
       <w:spacing w:after="0" w:line="240" w:lineRule="auto"/>
     </w:pPr>
     <w:rPr>
+      <w:rFonts w:eastAsia="黑体"/>
       <w:color w:themeColor="background1" w:val="FFFFFF"/>
     </w:rPr>
     <w:tblPr>
@@ -12531,6 +13070,7 @@
     </w:tcPr>
     <w:tblStylePr w:type="firstRow">
       <w:rPr>
+        <w:rFonts w:eastAsia="黑体"/>
         <w:b/>
         <w:bCs/>
       </w:rPr>
@@ -12627,6 +13167,7 @@
       <w:spacing w:after="0" w:line="240" w:lineRule="auto"/>
     </w:pPr>
     <w:rPr>
+      <w:rFonts w:eastAsia="黑体"/>
       <w:color w:themeColor="background1" w:val="FFFFFF"/>
     </w:rPr>
     <w:tblPr>
@@ -12645,6 +13186,7 @@
     </w:tcPr>
     <w:tblStylePr w:type="firstRow">
       <w:rPr>
+        <w:rFonts w:eastAsia="黑体"/>
         <w:b/>
         <w:bCs/>
       </w:rPr>
@@ -12741,6 +13283,7 @@
       <w:spacing w:after="0" w:line="240" w:lineRule="auto"/>
     </w:pPr>
     <w:rPr>
+      <w:rFonts w:eastAsia="黑体"/>
       <w:color w:themeColor="text1" w:val="000000"/>
     </w:rPr>
     <w:tblPr>
@@ -12767,6 +13310,7 @@
     </w:tcPr>
     <w:tblStylePr w:type="firstRow">
       <w:rPr>
+        <w:rFonts w:eastAsia="黑体"/>
         <w:b/>
         <w:bCs/>
       </w:rPr>
@@ -12785,6 +13329,7 @@
     </w:tblStylePr>
     <w:tblStylePr w:type="lastRow">
       <w:rPr>
+        <w:rFonts w:eastAsia="黑体"/>
         <w:b/>
         <w:bCs/>
         <w:color w:themeColor="background1" w:val="FFFFFF"/>
@@ -12799,6 +13344,7 @@
     </w:tblStylePr>
     <w:tblStylePr w:type="firstCol">
       <w:rPr>
+        <w:rFonts w:eastAsia="黑体"/>
         <w:color w:themeColor="background1" w:val="FFFFFF"/>
       </w:rPr>
       <w:tblPr/>
@@ -12816,6 +13362,7 @@
     </w:tblStylePr>
     <w:tblStylePr w:type="lastCol">
       <w:rPr>
+        <w:rFonts w:eastAsia="黑体"/>
         <w:color w:themeColor="background1" w:val="FFFFFF"/>
       </w:rPr>
       <w:tblPr/>
@@ -12845,11 +13392,13 @@
     </w:tblStylePr>
     <w:tblStylePr w:type="neCell">
       <w:rPr>
+        <w:rFonts w:eastAsia="黑体"/>
         <w:color w:themeColor="text1" w:val="000000"/>
       </w:rPr>
     </w:tblStylePr>
     <w:tblStylePr w:type="nwCell">
       <w:rPr>
+        <w:rFonts w:eastAsia="黑体"/>
         <w:color w:themeColor="text1" w:val="000000"/>
       </w:rPr>
     </w:tblStylePr>
@@ -12863,6 +13412,7 @@
       <w:spacing w:after="0" w:line="240" w:lineRule="auto"/>
     </w:pPr>
     <w:rPr>
+      <w:rFonts w:eastAsia="黑体"/>
       <w:color w:themeColor="text1" w:val="000000"/>
     </w:rPr>
     <w:tblPr>
@@ -12889,6 +13439,7 @@
     </w:tcPr>
     <w:tblStylePr w:type="firstRow">
       <w:rPr>
+        <w:rFonts w:eastAsia="黑体"/>
         <w:b/>
         <w:bCs/>
       </w:rPr>
@@ -12907,6 +13458,7 @@
     </w:tblStylePr>
     <w:tblStylePr w:type="lastRow">
       <w:rPr>
+        <w:rFonts w:eastAsia="黑体"/>
         <w:b/>
         <w:bCs/>
         <w:color w:themeColor="background1" w:val="FFFFFF"/>
@@ -12921,6 +13473,7 @@
     </w:tblStylePr>
     <w:tblStylePr w:type="firstCol">
       <w:rPr>
+        <w:rFonts w:eastAsia="黑体"/>
         <w:color w:themeColor="background1" w:val="FFFFFF"/>
       </w:rPr>
       <w:tblPr/>
@@ -12938,6 +13491,7 @@
     </w:tblStylePr>
     <w:tblStylePr w:type="lastCol">
       <w:rPr>
+        <w:rFonts w:eastAsia="黑体"/>
         <w:color w:themeColor="background1" w:val="FFFFFF"/>
       </w:rPr>
       <w:tblPr/>
@@ -12967,11 +13521,13 @@
     </w:tblStylePr>
     <w:tblStylePr w:type="neCell">
       <w:rPr>
+        <w:rFonts w:eastAsia="黑体"/>
         <w:color w:themeColor="text1" w:val="000000"/>
       </w:rPr>
     </w:tblStylePr>
     <w:tblStylePr w:type="nwCell">
       <w:rPr>
+        <w:rFonts w:eastAsia="黑体"/>
         <w:color w:themeColor="text1" w:val="000000"/>
       </w:rPr>
     </w:tblStylePr>
@@ -12985,6 +13541,7 @@
       <w:spacing w:after="0" w:line="240" w:lineRule="auto"/>
     </w:pPr>
     <w:rPr>
+      <w:rFonts w:eastAsia="黑体"/>
       <w:color w:themeColor="text1" w:val="000000"/>
     </w:rPr>
     <w:tblPr>
@@ -13011,6 +13568,7 @@
     </w:tcPr>
     <w:tblStylePr w:type="firstRow">
       <w:rPr>
+        <w:rFonts w:eastAsia="黑体"/>
         <w:b/>
         <w:bCs/>
       </w:rPr>
@@ -13029,6 +13587,7 @@
     </w:tblStylePr>
     <w:tblStylePr w:type="lastRow">
       <w:rPr>
+        <w:rFonts w:eastAsia="黑体"/>
         <w:b/>
         <w:bCs/>
         <w:color w:themeColor="background1" w:val="FFFFFF"/>
@@ -13043,6 +13602,7 @@
     </w:tblStylePr>
     <w:tblStylePr w:type="firstCol">
       <w:rPr>
+        <w:rFonts w:eastAsia="黑体"/>
         <w:color w:themeColor="background1" w:val="FFFFFF"/>
       </w:rPr>
       <w:tblPr/>
@@ -13060,6 +13620,7 @@
     </w:tblStylePr>
     <w:tblStylePr w:type="lastCol">
       <w:rPr>
+        <w:rFonts w:eastAsia="黑体"/>
         <w:color w:themeColor="background1" w:val="FFFFFF"/>
       </w:rPr>
       <w:tblPr/>
@@ -13089,11 +13650,13 @@
     </w:tblStylePr>
     <w:tblStylePr w:type="neCell">
       <w:rPr>
+        <w:rFonts w:eastAsia="黑体"/>
         <w:color w:themeColor="text1" w:val="000000"/>
       </w:rPr>
     </w:tblStylePr>
     <w:tblStylePr w:type="nwCell">
       <w:rPr>
+        <w:rFonts w:eastAsia="黑体"/>
         <w:color w:themeColor="text1" w:val="000000"/>
       </w:rPr>
     </w:tblStylePr>
@@ -13107,6 +13670,7 @@
       <w:spacing w:after="0" w:line="240" w:lineRule="auto"/>
     </w:pPr>
     <w:rPr>
+      <w:rFonts w:eastAsia="黑体"/>
       <w:color w:themeColor="text1" w:val="000000"/>
     </w:rPr>
     <w:tblPr>
@@ -13133,6 +13697,7 @@
     </w:tcPr>
     <w:tblStylePr w:type="firstRow">
       <w:rPr>
+        <w:rFonts w:eastAsia="黑体"/>
         <w:b/>
         <w:bCs/>
       </w:rPr>
@@ -13151,6 +13716,7 @@
     </w:tblStylePr>
     <w:tblStylePr w:type="lastRow">
       <w:rPr>
+        <w:rFonts w:eastAsia="黑体"/>
         <w:b/>
         <w:bCs/>
         <w:color w:themeColor="background1" w:val="FFFFFF"/>
@@ -13165,6 +13731,7 @@
     </w:tblStylePr>
     <w:tblStylePr w:type="firstCol">
       <w:rPr>
+        <w:rFonts w:eastAsia="黑体"/>
         <w:color w:themeColor="background1" w:val="FFFFFF"/>
       </w:rPr>
       <w:tblPr/>
@@ -13182,6 +13749,7 @@
     </w:tblStylePr>
     <w:tblStylePr w:type="lastCol">
       <w:rPr>
+        <w:rFonts w:eastAsia="黑体"/>
         <w:color w:themeColor="background1" w:val="FFFFFF"/>
       </w:rPr>
       <w:tblPr/>
@@ -13219,6 +13787,7 @@
       <w:spacing w:after="0" w:line="240" w:lineRule="auto"/>
     </w:pPr>
     <w:rPr>
+      <w:rFonts w:eastAsia="黑体"/>
       <w:color w:themeColor="text1" w:val="000000"/>
     </w:rPr>
     <w:tblPr>
@@ -13245,6 +13814,7 @@
     </w:tcPr>
     <w:tblStylePr w:type="firstRow">
       <w:rPr>
+        <w:rFonts w:eastAsia="黑体"/>
         <w:b/>
         <w:bCs/>
       </w:rPr>
@@ -13263,6 +13833,7 @@
     </w:tblStylePr>
     <w:tblStylePr w:type="lastRow">
       <w:rPr>
+        <w:rFonts w:eastAsia="黑体"/>
         <w:b/>
         <w:bCs/>
         <w:color w:themeColor="background1" w:val="FFFFFF"/>
@@ -13277,6 +13848,7 @@
     </w:tblStylePr>
     <w:tblStylePr w:type="firstCol">
       <w:rPr>
+        <w:rFonts w:eastAsia="黑体"/>
         <w:color w:themeColor="background1" w:val="FFFFFF"/>
       </w:rPr>
       <w:tblPr/>
@@ -13294,6 +13866,7 @@
     </w:tblStylePr>
     <w:tblStylePr w:type="lastCol">
       <w:rPr>
+        <w:rFonts w:eastAsia="黑体"/>
         <w:color w:themeColor="background1" w:val="FFFFFF"/>
       </w:rPr>
       <w:tblPr/>
@@ -13323,11 +13896,13 @@
     </w:tblStylePr>
     <w:tblStylePr w:type="neCell">
       <w:rPr>
+        <w:rFonts w:eastAsia="黑体"/>
         <w:color w:themeColor="text1" w:val="000000"/>
       </w:rPr>
     </w:tblStylePr>
     <w:tblStylePr w:type="nwCell">
       <w:rPr>
+        <w:rFonts w:eastAsia="黑体"/>
         <w:color w:themeColor="text1" w:val="000000"/>
       </w:rPr>
     </w:tblStylePr>
@@ -13341,6 +13916,7 @@
       <w:spacing w:after="0" w:line="240" w:lineRule="auto"/>
     </w:pPr>
     <w:rPr>
+      <w:rFonts w:eastAsia="黑体"/>
       <w:color w:themeColor="text1" w:val="000000"/>
     </w:rPr>
     <w:tblPr>
@@ -13367,6 +13943,7 @@
     </w:tcPr>
     <w:tblStylePr w:type="firstRow">
       <w:rPr>
+        <w:rFonts w:eastAsia="黑体"/>
         <w:b/>
         <w:bCs/>
       </w:rPr>
@@ -13385,6 +13962,7 @@
     </w:tblStylePr>
     <w:tblStylePr w:type="lastRow">
       <w:rPr>
+        <w:rFonts w:eastAsia="黑体"/>
         <w:b/>
         <w:bCs/>
         <w:color w:themeColor="background1" w:val="FFFFFF"/>
@@ -13399,6 +13977,7 @@
     </w:tblStylePr>
     <w:tblStylePr w:type="firstCol">
       <w:rPr>
+        <w:rFonts w:eastAsia="黑体"/>
         <w:color w:themeColor="background1" w:val="FFFFFF"/>
       </w:rPr>
       <w:tblPr/>
@@ -13416,6 +13995,7 @@
     </w:tblStylePr>
     <w:tblStylePr w:type="lastCol">
       <w:rPr>
+        <w:rFonts w:eastAsia="黑体"/>
         <w:color w:themeColor="background1" w:val="FFFFFF"/>
       </w:rPr>
       <w:tblPr/>
@@ -13445,11 +14025,13 @@
     </w:tblStylePr>
     <w:tblStylePr w:type="neCell">
       <w:rPr>
+        <w:rFonts w:eastAsia="黑体"/>
         <w:color w:themeColor="text1" w:val="000000"/>
       </w:rPr>
     </w:tblStylePr>
     <w:tblStylePr w:type="nwCell">
       <w:rPr>
+        <w:rFonts w:eastAsia="黑体"/>
         <w:color w:themeColor="text1" w:val="000000"/>
       </w:rPr>
     </w:tblStylePr>
@@ -13463,6 +14045,7 @@
       <w:spacing w:after="0" w:line="240" w:lineRule="auto"/>
     </w:pPr>
     <w:rPr>
+      <w:rFonts w:eastAsia="黑体"/>
       <w:color w:themeColor="text1" w:val="000000"/>
     </w:rPr>
     <w:tblPr>
@@ -13489,6 +14072,7 @@
     </w:tcPr>
     <w:tblStylePr w:type="firstRow">
       <w:rPr>
+        <w:rFonts w:eastAsia="黑体"/>
         <w:b/>
         <w:bCs/>
       </w:rPr>
@@ -13507,6 +14091,7 @@
     </w:tblStylePr>
     <w:tblStylePr w:type="lastRow">
       <w:rPr>
+        <w:rFonts w:eastAsia="黑体"/>
         <w:b/>
         <w:bCs/>
         <w:color w:themeColor="background1" w:val="FFFFFF"/>
@@ -13521,6 +14106,7 @@
     </w:tblStylePr>
     <w:tblStylePr w:type="firstCol">
       <w:rPr>
+        <w:rFonts w:eastAsia="黑体"/>
         <w:color w:themeColor="background1" w:val="FFFFFF"/>
       </w:rPr>
       <w:tblPr/>
@@ -13538,6 +14124,7 @@
     </w:tblStylePr>
     <w:tblStylePr w:type="lastCol">
       <w:rPr>
+        <w:rFonts w:eastAsia="黑体"/>
         <w:color w:themeColor="background1" w:val="FFFFFF"/>
       </w:rPr>
       <w:tblPr/>
@@ -13567,11 +14154,13 @@
     </w:tblStylePr>
     <w:tblStylePr w:type="neCell">
       <w:rPr>
+        <w:rFonts w:eastAsia="黑体"/>
         <w:color w:themeColor="text1" w:val="000000"/>
       </w:rPr>
     </w:tblStylePr>
     <w:tblStylePr w:type="nwCell">
       <w:rPr>
+        <w:rFonts w:eastAsia="黑体"/>
         <w:color w:themeColor="text1" w:val="000000"/>
       </w:rPr>
     </w:tblStylePr>
@@ -13585,6 +14174,7 @@
       <w:spacing w:after="0" w:line="240" w:lineRule="auto"/>
     </w:pPr>
     <w:rPr>
+      <w:rFonts w:eastAsia="黑体"/>
       <w:color w:themeColor="text1" w:val="000000"/>
     </w:rPr>
     <w:tblPr>
@@ -13603,6 +14193,7 @@
     </w:tcPr>
     <w:tblStylePr w:type="firstRow">
       <w:rPr>
+        <w:rFonts w:eastAsia="黑体"/>
         <w:b/>
         <w:bCs/>
         <w:color w:themeColor="background1" w:val="FFFFFF"/>
@@ -13617,6 +14208,7 @@
     </w:tblStylePr>
     <w:tblStylePr w:type="lastRow">
       <w:rPr>
+        <w:rFonts w:eastAsia="黑体"/>
         <w:b/>
         <w:bCs/>
         <w:color w:themeColor="accent2" w:themeShade="CC" w:val="9E3A38"/>
@@ -13631,12 +14223,14 @@
     </w:tblStylePr>
     <w:tblStylePr w:type="firstCol">
       <w:rPr>
+        <w:rFonts w:eastAsia="黑体"/>
         <w:b/>
         <w:bCs/>
       </w:rPr>
     </w:tblStylePr>
     <w:tblStylePr w:type="lastCol">
       <w:rPr>
+        <w:rFonts w:eastAsia="黑体"/>
         <w:b/>
         <w:bCs/>
       </w:rPr>
@@ -13671,6 +14265,7 @@
       <w:spacing w:after="0" w:line="240" w:lineRule="auto"/>
     </w:pPr>
     <w:rPr>
+      <w:rFonts w:eastAsia="黑体"/>
       <w:color w:themeColor="text1" w:val="000000"/>
     </w:rPr>
     <w:tblPr>
@@ -13689,6 +14284,7 @@
     </w:tcPr>
     <w:tblStylePr w:type="firstRow">
       <w:rPr>
+        <w:rFonts w:eastAsia="黑体"/>
         <w:b/>
         <w:bCs/>
         <w:color w:themeColor="background1" w:val="FFFFFF"/>
@@ -13703,6 +14299,7 @@
     </w:tblStylePr>
     <w:tblStylePr w:type="lastRow">
       <w:rPr>
+        <w:rFonts w:eastAsia="黑体"/>
         <w:b/>
         <w:bCs/>
         <w:color w:themeColor="accent2" w:themeShade="CC" w:val="9E3A38"/>
@@ -13717,12 +14314,14 @@
     </w:tblStylePr>
     <w:tblStylePr w:type="firstCol">
       <w:rPr>
+        <w:rFonts w:eastAsia="黑体"/>
         <w:b/>
         <w:bCs/>
       </w:rPr>
     </w:tblStylePr>
     <w:tblStylePr w:type="lastCol">
       <w:rPr>
+        <w:rFonts w:eastAsia="黑体"/>
         <w:b/>
         <w:bCs/>
       </w:rPr>
@@ -13757,6 +14356,7 @@
       <w:spacing w:after="0" w:line="240" w:lineRule="auto"/>
     </w:pPr>
     <w:rPr>
+      <w:rFonts w:eastAsia="黑体"/>
       <w:color w:themeColor="text1" w:val="000000"/>
     </w:rPr>
     <w:tblPr>
@@ -13775,6 +14375,7 @@
     </w:tcPr>
     <w:tblStylePr w:type="firstRow">
       <w:rPr>
+        <w:rFonts w:eastAsia="黑体"/>
         <w:b/>
         <w:bCs/>
         <w:color w:themeColor="background1" w:val="FFFFFF"/>
@@ -13789,6 +14390,7 @@
     </w:tblStylePr>
     <w:tblStylePr w:type="lastRow">
       <w:rPr>
+        <w:rFonts w:eastAsia="黑体"/>
         <w:b/>
         <w:bCs/>
         <w:color w:themeColor="accent2" w:themeShade="CC" w:val="9E3A38"/>
@@ -13803,12 +14405,14 @@
     </w:tblStylePr>
     <w:tblStylePr w:type="firstCol">
       <w:rPr>
+        <w:rFonts w:eastAsia="黑体"/>
         <w:b/>
         <w:bCs/>
       </w:rPr>
     </w:tblStylePr>
     <w:tblStylePr w:type="lastCol">
       <w:rPr>
+        <w:rFonts w:eastAsia="黑体"/>
         <w:b/>
         <w:bCs/>
       </w:rPr>
@@ -13843,6 +14447,7 @@
       <w:spacing w:after="0" w:line="240" w:lineRule="auto"/>
     </w:pPr>
     <w:rPr>
+      <w:rFonts w:eastAsia="黑体"/>
       <w:color w:themeColor="text1" w:val="000000"/>
     </w:rPr>
     <w:tblPr>
@@ -13861,6 +14466,7 @@
     </w:tcPr>
     <w:tblStylePr w:type="firstRow">
       <w:rPr>
+        <w:rFonts w:eastAsia="黑体"/>
         <w:b/>
         <w:bCs/>
         <w:color w:themeColor="background1" w:val="FFFFFF"/>
@@ -13875,6 +14481,7 @@
     </w:tblStylePr>
     <w:tblStylePr w:type="lastRow">
       <w:rPr>
+        <w:rFonts w:eastAsia="黑体"/>
         <w:b/>
         <w:bCs/>
         <w:color w:themeColor="accent4" w:themeShade="CC" w:val="664E82"/>
@@ -13889,12 +14496,14 @@
     </w:tblStylePr>
     <w:tblStylePr w:type="firstCol">
       <w:rPr>
+        <w:rFonts w:eastAsia="黑体"/>
         <w:b/>
         <w:bCs/>
       </w:rPr>
     </w:tblStylePr>
     <w:tblStylePr w:type="lastCol">
       <w:rPr>
+        <w:rFonts w:eastAsia="黑体"/>
         <w:b/>
         <w:bCs/>
       </w:rPr>
@@ -13929,6 +14538,7 @@
       <w:spacing w:after="0" w:line="240" w:lineRule="auto"/>
     </w:pPr>
     <w:rPr>
+      <w:rFonts w:eastAsia="黑体"/>
       <w:color w:themeColor="text1" w:val="000000"/>
     </w:rPr>
     <w:tblPr>
@@ -13947,6 +14557,7 @@
     </w:tcPr>
     <w:tblStylePr w:type="firstRow">
       <w:rPr>
+        <w:rFonts w:eastAsia="黑体"/>
         <w:b/>
         <w:bCs/>
         <w:color w:themeColor="background1" w:val="FFFFFF"/>
@@ -13961,6 +14572,7 @@
     </w:tblStylePr>
     <w:tblStylePr w:type="lastRow">
       <w:rPr>
+        <w:rFonts w:eastAsia="黑体"/>
         <w:b/>
         <w:bCs/>
         <w:color w:themeColor="accent3" w:themeShade="CC" w:val="7E9C40"/>
@@ -13975,12 +14587,14 @@
     </w:tblStylePr>
     <w:tblStylePr w:type="firstCol">
       <w:rPr>
+        <w:rFonts w:eastAsia="黑体"/>
         <w:b/>
         <w:bCs/>
       </w:rPr>
     </w:tblStylePr>
     <w:tblStylePr w:type="lastCol">
       <w:rPr>
+        <w:rFonts w:eastAsia="黑体"/>
         <w:b/>
         <w:bCs/>
       </w:rPr>
@@ -14015,6 +14629,7 @@
       <w:spacing w:after="0" w:line="240" w:lineRule="auto"/>
     </w:pPr>
     <w:rPr>
+      <w:rFonts w:eastAsia="黑体"/>
       <w:color w:themeColor="text1" w:val="000000"/>
     </w:rPr>
     <w:tblPr>
@@ -14033,6 +14648,7 @@
     </w:tcPr>
     <w:tblStylePr w:type="firstRow">
       <w:rPr>
+        <w:rFonts w:eastAsia="黑体"/>
         <w:b/>
         <w:bCs/>
         <w:color w:themeColor="background1" w:val="FFFFFF"/>
@@ -14047,6 +14663,7 @@
     </w:tblStylePr>
     <w:tblStylePr w:type="lastRow">
       <w:rPr>
+        <w:rFonts w:eastAsia="黑体"/>
         <w:b/>
         <w:bCs/>
         <w:color w:themeColor="accent6" w:themeShade="CC" w:val="F2730A"/>
@@ -14061,12 +14678,14 @@
     </w:tblStylePr>
     <w:tblStylePr w:type="firstCol">
       <w:rPr>
+        <w:rFonts w:eastAsia="黑体"/>
         <w:b/>
         <w:bCs/>
       </w:rPr>
     </w:tblStylePr>
     <w:tblStylePr w:type="lastCol">
       <w:rPr>
+        <w:rFonts w:eastAsia="黑体"/>
         <w:b/>
         <w:bCs/>
       </w:rPr>
@@ -14101,6 +14720,7 @@
       <w:spacing w:after="0" w:line="240" w:lineRule="auto"/>
     </w:pPr>
     <w:rPr>
+      <w:rFonts w:eastAsia="黑体"/>
       <w:color w:themeColor="text1" w:val="000000"/>
     </w:rPr>
     <w:tblPr>
@@ -14119,6 +14739,7 @@
     </w:tcPr>
     <w:tblStylePr w:type="firstRow">
       <w:rPr>
+        <w:rFonts w:eastAsia="黑体"/>
         <w:b/>
         <w:bCs/>
         <w:color w:themeColor="background1" w:val="FFFFFF"/>
@@ -14133,6 +14754,7 @@
     </w:tblStylePr>
     <w:tblStylePr w:type="lastRow">
       <w:rPr>
+        <w:rFonts w:eastAsia="黑体"/>
         <w:b/>
         <w:bCs/>
         <w:color w:themeColor="accent5" w:themeShade="CC" w:val="348DA5"/>
@@ -14147,12 +14769,14 @@
     </w:tblStylePr>
     <w:tblStylePr w:type="firstCol">
       <w:rPr>
+        <w:rFonts w:eastAsia="黑体"/>
         <w:b/>
         <w:bCs/>
       </w:rPr>
     </w:tblStylePr>
     <w:tblStylePr w:type="lastCol">
       <w:rPr>
+        <w:rFonts w:eastAsia="黑体"/>
         <w:b/>
         <w:bCs/>
       </w:rPr>
@@ -14187,6 +14811,7 @@
       <w:spacing w:after="0" w:line="240" w:lineRule="auto"/>
     </w:pPr>
     <w:rPr>
+      <w:rFonts w:eastAsia="黑体"/>
       <w:color w:themeColor="text1" w:val="000000"/>
     </w:rPr>
     <w:tblPr>
@@ -14208,6 +14833,7 @@
     </w:tcPr>
     <w:tblStylePr w:type="firstRow">
       <w:rPr>
+        <w:rFonts w:eastAsia="黑体"/>
         <w:b/>
         <w:bCs/>
       </w:rPr>
@@ -14218,6 +14844,7 @@
     </w:tblStylePr>
     <w:tblStylePr w:type="lastRow">
       <w:rPr>
+        <w:rFonts w:eastAsia="黑体"/>
         <w:b/>
         <w:bCs/>
         <w:color w:themeColor="text1" w:val="000000"/>
@@ -14229,6 +14856,7 @@
     </w:tblStylePr>
     <w:tblStylePr w:type="firstCol">
       <w:rPr>
+        <w:rFonts w:eastAsia="黑体"/>
         <w:color w:themeColor="background1" w:val="FFFFFF"/>
       </w:rPr>
       <w:tblPr/>
@@ -14238,6 +14866,7 @@
     </w:tblStylePr>
     <w:tblStylePr w:type="lastCol">
       <w:rPr>
+        <w:rFonts w:eastAsia="黑体"/>
         <w:color w:themeColor="background1" w:val="FFFFFF"/>
       </w:rPr>
       <w:tblPr/>
@@ -14267,6 +14896,7 @@
       <w:spacing w:after="0" w:line="240" w:lineRule="auto"/>
     </w:pPr>
     <w:rPr>
+      <w:rFonts w:eastAsia="黑体"/>
       <w:color w:themeColor="text1" w:val="000000"/>
     </w:rPr>
     <w:tblPr>
@@ -14288,6 +14918,7 @@
     </w:tcPr>
     <w:tblStylePr w:type="firstRow">
       <w:rPr>
+        <w:rFonts w:eastAsia="黑体"/>
         <w:b/>
         <w:bCs/>
       </w:rPr>
@@ -14298,6 +14929,7 @@
     </w:tblStylePr>
     <w:tblStylePr w:type="lastRow">
       <w:rPr>
+        <w:rFonts w:eastAsia="黑体"/>
         <w:b/>
         <w:bCs/>
         <w:color w:themeColor="text1" w:val="000000"/>
@@ -14309,6 +14941,7 @@
     </w:tblStylePr>
     <w:tblStylePr w:type="firstCol">
       <w:rPr>
+        <w:rFonts w:eastAsia="黑体"/>
         <w:color w:themeColor="background1" w:val="FFFFFF"/>
       </w:rPr>
       <w:tblPr/>
@@ -14318,6 +14951,7 @@
     </w:tblStylePr>
     <w:tblStylePr w:type="lastCol">
       <w:rPr>
+        <w:rFonts w:eastAsia="黑体"/>
         <w:color w:themeColor="background1" w:val="FFFFFF"/>
       </w:rPr>
       <w:tblPr/>
@@ -14347,6 +14981,7 @@
       <w:spacing w:after="0" w:line="240" w:lineRule="auto"/>
     </w:pPr>
     <w:rPr>
+      <w:rFonts w:eastAsia="黑体"/>
       <w:color w:themeColor="text1" w:val="000000"/>
     </w:rPr>
     <w:tblPr>
@@ -14368,6 +15003,7 @@
     </w:tcPr>
     <w:tblStylePr w:type="firstRow">
       <w:rPr>
+        <w:rFonts w:eastAsia="黑体"/>
         <w:b/>
         <w:bCs/>
       </w:rPr>
@@ -14378,6 +15014,7 @@
     </w:tblStylePr>
     <w:tblStylePr w:type="lastRow">
       <w:rPr>
+        <w:rFonts w:eastAsia="黑体"/>
         <w:b/>
         <w:bCs/>
         <w:color w:themeColor="text1" w:val="000000"/>
@@ -14389,6 +15026,7 @@
     </w:tblStylePr>
     <w:tblStylePr w:type="firstCol">
       <w:rPr>
+        <w:rFonts w:eastAsia="黑体"/>
         <w:color w:themeColor="background1" w:val="FFFFFF"/>
       </w:rPr>
       <w:tblPr/>
@@ -14398,6 +15036,7 @@
     </w:tblStylePr>
     <w:tblStylePr w:type="lastCol">
       <w:rPr>
+        <w:rFonts w:eastAsia="黑体"/>
         <w:color w:themeColor="background1" w:val="FFFFFF"/>
       </w:rPr>
       <w:tblPr/>
@@ -14427,6 +15066,7 @@
       <w:spacing w:after="0" w:line="240" w:lineRule="auto"/>
     </w:pPr>
     <w:rPr>
+      <w:rFonts w:eastAsia="黑体"/>
       <w:color w:themeColor="text1" w:val="000000"/>
     </w:rPr>
     <w:tblPr>
@@ -14448,6 +15088,7 @@
     </w:tcPr>
     <w:tblStylePr w:type="firstRow">
       <w:rPr>
+        <w:rFonts w:eastAsia="黑体"/>
         <w:b/>
         <w:bCs/>
       </w:rPr>
@@ -14458,6 +15099,7 @@
     </w:tblStylePr>
     <w:tblStylePr w:type="lastRow">
       <w:rPr>
+        <w:rFonts w:eastAsia="黑体"/>
         <w:b/>
         <w:bCs/>
         <w:color w:themeColor="text1" w:val="000000"/>
@@ -14469,6 +15111,7 @@
     </w:tblStylePr>
     <w:tblStylePr w:type="firstCol">
       <w:rPr>
+        <w:rFonts w:eastAsia="黑体"/>
         <w:color w:themeColor="background1" w:val="FFFFFF"/>
       </w:rPr>
       <w:tblPr/>
@@ -14478,6 +15121,7 @@
     </w:tblStylePr>
     <w:tblStylePr w:type="lastCol">
       <w:rPr>
+        <w:rFonts w:eastAsia="黑体"/>
         <w:color w:themeColor="background1" w:val="FFFFFF"/>
       </w:rPr>
       <w:tblPr/>
@@ -14507,6 +15151,7 @@
       <w:spacing w:after="0" w:line="240" w:lineRule="auto"/>
     </w:pPr>
     <w:rPr>
+      <w:rFonts w:eastAsia="黑体"/>
       <w:color w:themeColor="text1" w:val="000000"/>
     </w:rPr>
     <w:tblPr>
@@ -14528,6 +15173,7 @@
     </w:tcPr>
     <w:tblStylePr w:type="firstRow">
       <w:rPr>
+        <w:rFonts w:eastAsia="黑体"/>
         <w:b/>
         <w:bCs/>
       </w:rPr>
@@ -14538,6 +15184,7 @@
     </w:tblStylePr>
     <w:tblStylePr w:type="lastRow">
       <w:rPr>
+        <w:rFonts w:eastAsia="黑体"/>
         <w:b/>
         <w:bCs/>
         <w:color w:themeColor="text1" w:val="000000"/>
@@ -14549,6 +15196,7 @@
     </w:tblStylePr>
     <w:tblStylePr w:type="firstCol">
       <w:rPr>
+        <w:rFonts w:eastAsia="黑体"/>
         <w:color w:themeColor="background1" w:val="FFFFFF"/>
       </w:rPr>
       <w:tblPr/>
@@ -14558,6 +15206,7 @@
     </w:tblStylePr>
     <w:tblStylePr w:type="lastCol">
       <w:rPr>
+        <w:rFonts w:eastAsia="黑体"/>
         <w:color w:themeColor="background1" w:val="FFFFFF"/>
       </w:rPr>
       <w:tblPr/>
@@ -14587,6 +15236,7 @@
       <w:spacing w:after="0" w:line="240" w:lineRule="auto"/>
     </w:pPr>
     <w:rPr>
+      <w:rFonts w:eastAsia="黑体"/>
       <w:color w:themeColor="text1" w:val="000000"/>
     </w:rPr>
     <w:tblPr>
@@ -14608,6 +15258,7 @@
     </w:tcPr>
     <w:tblStylePr w:type="firstRow">
       <w:rPr>
+        <w:rFonts w:eastAsia="黑体"/>
         <w:b/>
         <w:bCs/>
       </w:rPr>
@@ -14618,6 +15269,7 @@
     </w:tblStylePr>
     <w:tblStylePr w:type="lastRow">
       <w:rPr>
+        <w:rFonts w:eastAsia="黑体"/>
         <w:b/>
         <w:bCs/>
         <w:color w:themeColor="text1" w:val="000000"/>
@@ -14629,6 +15281,7 @@
     </w:tblStylePr>
     <w:tblStylePr w:type="firstCol">
       <w:rPr>
+        <w:rFonts w:eastAsia="黑体"/>
         <w:color w:themeColor="background1" w:val="FFFFFF"/>
       </w:rPr>
       <w:tblPr/>
@@ -14638,6 +15291,7 @@
     </w:tblStylePr>
     <w:tblStylePr w:type="lastCol">
       <w:rPr>
+        <w:rFonts w:eastAsia="黑体"/>
         <w:color w:themeColor="background1" w:val="FFFFFF"/>
       </w:rPr>
       <w:tblPr/>
@@ -14667,6 +15321,7 @@
       <w:spacing w:after="0" w:line="240" w:lineRule="auto"/>
     </w:pPr>
     <w:rPr>
+      <w:rFonts w:eastAsia="黑体"/>
       <w:color w:themeColor="text1" w:val="000000"/>
     </w:rPr>
     <w:tblPr>
@@ -14688,6 +15343,7 @@
     </w:tcPr>
     <w:tblStylePr w:type="firstRow">
       <w:rPr>
+        <w:rFonts w:eastAsia="黑体"/>
         <w:b/>
         <w:bCs/>
       </w:rPr>
@@ -14698,6 +15354,7 @@
     </w:tblStylePr>
     <w:tblStylePr w:type="lastRow">
       <w:rPr>
+        <w:rFonts w:eastAsia="黑体"/>
         <w:b/>
         <w:bCs/>
         <w:color w:themeColor="text1" w:val="000000"/>
@@ -14709,6 +15366,7 @@
     </w:tblStylePr>
     <w:tblStylePr w:type="firstCol">
       <w:rPr>
+        <w:rFonts w:eastAsia="黑体"/>
         <w:color w:themeColor="background1" w:val="FFFFFF"/>
       </w:rPr>
       <w:tblPr/>
@@ -14718,6 +15376,7 @@
     </w:tblStylePr>
     <w:tblStylePr w:type="lastCol">
       <w:rPr>
+        <w:rFonts w:eastAsia="黑体"/>
         <w:color w:themeColor="background1" w:val="FFFFFF"/>
       </w:rPr>
       <w:tblPr/>
@@ -14750,6 +15409,7 @@
     <w:name w:val="KeywordTok"/>
     <w:basedOn w:val="VerbatimChar"/>
     <w:rPr>
+      <w:rFonts w:eastAsia="黑体"/>
       <w:b/>
       <w:color w:val="007020"/>
     </w:rPr>
@@ -14758,6 +15418,7 @@
     <w:name w:val="DataTypeTok"/>
     <w:basedOn w:val="VerbatimChar"/>
     <w:rPr>
+      <w:rFonts w:eastAsia="黑体"/>
       <w:color w:val="902000"/>
     </w:rPr>
   </w:style>
@@ -14765,6 +15426,7 @@
     <w:name w:val="DecValTok"/>
     <w:basedOn w:val="VerbatimChar"/>
     <w:rPr>
+      <w:rFonts w:eastAsia="黑体"/>
       <w:color w:val="40a070"/>
     </w:rPr>
   </w:style>
@@ -14772,6 +15434,7 @@
     <w:name w:val="BaseNTok"/>
     <w:basedOn w:val="VerbatimChar"/>
     <w:rPr>
+      <w:rFonts w:eastAsia="黑体"/>
       <w:color w:val="40a070"/>
     </w:rPr>
   </w:style>
@@ -14779,6 +15442,7 @@
     <w:name w:val="FloatTok"/>
     <w:basedOn w:val="VerbatimChar"/>
     <w:rPr>
+      <w:rFonts w:eastAsia="黑体"/>
       <w:color w:val="40a070"/>
     </w:rPr>
   </w:style>
@@ -14786,6 +15450,7 @@
     <w:name w:val="ConstantTok"/>
     <w:basedOn w:val="VerbatimChar"/>
     <w:rPr>
+      <w:rFonts w:eastAsia="黑体"/>
       <w:color w:val="880000"/>
     </w:rPr>
   </w:style>
@@ -14793,6 +15458,7 @@
     <w:name w:val="CharTok"/>
     <w:basedOn w:val="VerbatimChar"/>
     <w:rPr>
+      <w:rFonts w:eastAsia="黑体"/>
       <w:color w:val="4070a0"/>
     </w:rPr>
   </w:style>
@@ -14800,6 +15466,7 @@
     <w:name w:val="SpecialCharTok"/>
     <w:basedOn w:val="VerbatimChar"/>
     <w:rPr>
+      <w:rFonts w:eastAsia="黑体"/>
       <w:color w:val="4070a0"/>
     </w:rPr>
   </w:style>
@@ -14807,6 +15474,7 @@
     <w:name w:val="StringTok"/>
     <w:basedOn w:val="VerbatimChar"/>
     <w:rPr>
+      <w:rFonts w:eastAsia="黑体"/>
       <w:color w:val="4070a0"/>
     </w:rPr>
   </w:style>
@@ -14814,6 +15482,7 @@
     <w:name w:val="VerbatimStringTok"/>
     <w:basedOn w:val="VerbatimChar"/>
     <w:rPr>
+      <w:rFonts w:eastAsia="黑体"/>
       <w:color w:val="4070a0"/>
     </w:rPr>
   </w:style>
@@ -14821,6 +15490,7 @@
     <w:name w:val="SpecialStringTok"/>
     <w:basedOn w:val="VerbatimChar"/>
     <w:rPr>
+      <w:rFonts w:eastAsia="黑体"/>
       <w:color w:val="bb6688"/>
     </w:rPr>
   </w:style>
@@ -14828,6 +15498,7 @@
     <w:name w:val="ImportTok"/>
     <w:basedOn w:val="VerbatimChar"/>
     <w:rPr>
+      <w:rFonts w:eastAsia="黑体"/>
       <w:b/>
       <w:color w:val="008000"/>
     </w:rPr>
@@ -14836,6 +15507,7 @@
     <w:name w:val="CommentTok"/>
     <w:basedOn w:val="VerbatimChar"/>
     <w:rPr>
+      <w:rFonts w:eastAsia="黑体"/>
       <w:i/>
       <w:color w:val="60a0b0"/>
     </w:rPr>
@@ -14844,6 +15516,7 @@
     <w:name w:val="DocumentationTok"/>
     <w:basedOn w:val="VerbatimChar"/>
     <w:rPr>
+      <w:rFonts w:eastAsia="黑体"/>
       <w:i/>
       <w:color w:val="ba2121"/>
     </w:rPr>
@@ -14852,6 +15525,7 @@
     <w:name w:val="AnnotationTok"/>
     <w:basedOn w:val="VerbatimChar"/>
     <w:rPr>
+      <w:rFonts w:eastAsia="黑体"/>
       <w:b/>
       <w:i/>
       <w:color w:val="60a0b0"/>
@@ -14861,6 +15535,7 @@
     <w:name w:val="CommentVarTok"/>
     <w:basedOn w:val="VerbatimChar"/>
     <w:rPr>
+      <w:rFonts w:eastAsia="黑体"/>
       <w:b/>
       <w:i/>
       <w:color w:val="60a0b0"/>
@@ -14870,6 +15545,7 @@
     <w:name w:val="OtherTok"/>
     <w:basedOn w:val="VerbatimChar"/>
     <w:rPr>
+      <w:rFonts w:eastAsia="黑体"/>
       <w:color w:val="007020"/>
     </w:rPr>
   </w:style>
@@ -14877,6 +15553,7 @@
     <w:name w:val="FunctionTok"/>
     <w:basedOn w:val="VerbatimChar"/>
     <w:rPr>
+      <w:rFonts w:eastAsia="黑体"/>
       <w:color w:val="06287e"/>
     </w:rPr>
   </w:style>
@@ -14884,6 +15561,7 @@
     <w:name w:val="VariableTok"/>
     <w:basedOn w:val="VerbatimChar"/>
     <w:rPr>
+      <w:rFonts w:eastAsia="黑体"/>
       <w:color w:val="19177c"/>
     </w:rPr>
   </w:style>
@@ -14891,6 +15569,7 @@
     <w:name w:val="ControlFlowTok"/>
     <w:basedOn w:val="VerbatimChar"/>
     <w:rPr>
+      <w:rFonts w:eastAsia="黑体"/>
       <w:b/>
       <w:color w:val="007020"/>
     </w:rPr>
@@ -14899,6 +15578,7 @@
     <w:name w:val="OperatorTok"/>
     <w:basedOn w:val="VerbatimChar"/>
     <w:rPr>
+      <w:rFonts w:eastAsia="黑体"/>
       <w:color w:val="666666"/>
     </w:rPr>
   </w:style>
@@ -14906,18 +15586,22 @@
     <w:name w:val="BuiltInTok"/>
     <w:basedOn w:val="VerbatimChar"/>
     <w:rPr>
+      <w:rFonts w:eastAsia="黑体"/>
       <w:color w:val="008000"/>
     </w:rPr>
   </w:style>
   <w:style w:type="character" w:customStyle="1" w:styleId="ExtensionTok">
     <w:name w:val="ExtensionTok"/>
     <w:basedOn w:val="VerbatimChar"/>
-    <w:rPr/>
+    <w:rPr>
+      <w:rFonts w:eastAsia="黑体"/>
+    </w:rPr>
   </w:style>
   <w:style w:type="character" w:customStyle="1" w:styleId="PreprocessorTok">
     <w:name w:val="PreprocessorTok"/>
     <w:basedOn w:val="VerbatimChar"/>
     <w:rPr>
+      <w:rFonts w:eastAsia="黑体"/>
       <w:color w:val="bc7a00"/>
     </w:rPr>
   </w:style>
@@ -14925,18 +15609,22 @@
     <w:name w:val="AttributeTok"/>
     <w:basedOn w:val="VerbatimChar"/>
     <w:rPr>
+      <w:rFonts w:eastAsia="黑体"/>
       <w:color w:val="7d9029"/>
     </w:rPr>
   </w:style>
   <w:style w:type="character" w:customStyle="1" w:styleId="RegionMarkerTok">
     <w:name w:val="RegionMarkerTok"/>
     <w:basedOn w:val="VerbatimChar"/>
-    <w:rPr/>
+    <w:rPr>
+      <w:rFonts w:eastAsia="黑体"/>
+    </w:rPr>
   </w:style>
   <w:style w:type="character" w:customStyle="1" w:styleId="InformationTok">
     <w:name w:val="InformationTok"/>
     <w:basedOn w:val="VerbatimChar"/>
     <w:rPr>
+      <w:rFonts w:eastAsia="黑体"/>
       <w:b/>
       <w:i/>
       <w:color w:val="60a0b0"/>
@@ -14946,6 +15634,7 @@
     <w:name w:val="WarningTok"/>
     <w:basedOn w:val="VerbatimChar"/>
     <w:rPr>
+      <w:rFonts w:eastAsia="黑体"/>
       <w:b/>
       <w:i/>
       <w:color w:val="60a0b0"/>
@@ -14955,6 +15644,7 @@
     <w:name w:val="AlertTok"/>
     <w:basedOn w:val="VerbatimChar"/>
     <w:rPr>
+      <w:rFonts w:eastAsia="黑体"/>
       <w:b/>
       <w:color w:val="ff0000"/>
     </w:rPr>
@@ -14963,6 +15653,7 @@
     <w:name w:val="ErrorTok"/>
     <w:basedOn w:val="VerbatimChar"/>
     <w:rPr>
+      <w:rFonts w:eastAsia="黑体"/>
       <w:b/>
       <w:color w:val="ff0000"/>
     </w:rPr>
@@ -14970,7 +15661,9 @@
   <w:style w:type="character" w:customStyle="1" w:styleId="NormalTok">
     <w:name w:val="NormalTok"/>
     <w:basedOn w:val="VerbatimChar"/>
-    <w:rPr/>
+    <w:rPr>
+      <w:rFonts w:eastAsia="黑体"/>
+    </w:rPr>
   </w:style>
 </w:styles>
 </file>
@@ -15019,12 +15712,12 @@
     <a:fontScheme name="Office">
       <a:majorFont>
         <a:latin typeface="Calibri"/>
-        <a:ea typeface=""/>
+        <a:ea typeface="黑体"/>
         <a:cs typeface=""/>
         <a:font script="Jpan" typeface="ＭＳ ゴシック"/>
         <a:font script="Hang" typeface="맑은 고딕"/>
-        <a:font script="Hans" typeface="宋体"/>
-        <a:font script="Hant" typeface="新細明體"/>
+        <a:font script="Hans" typeface="黑体"/>
+        <a:font script="Hant" typeface="黑体"/>
         <a:font script="Arab" typeface="Times New Roman"/>
         <a:font script="Hebr" typeface="Times New Roman"/>
         <a:font script="Thai" typeface="Angsana New"/>
@@ -15054,12 +15747,12 @@
       </a:majorFont>
       <a:minorFont>
         <a:latin typeface="Cambria"/>
-        <a:ea typeface=""/>
+        <a:ea typeface="黑体"/>
         <a:cs typeface=""/>
         <a:font script="Jpan" typeface="ＭＳ 明朝"/>
         <a:font script="Hang" typeface="맑은 고딕"/>
-        <a:font script="Hans" typeface="宋体"/>
-        <a:font script="Hant" typeface="新細明體"/>
+        <a:font script="Hans" typeface="黑体"/>
+        <a:font script="Hant" typeface="黑体"/>
         <a:font script="Arab" typeface="Arial"/>
         <a:font script="Hebr" typeface="Arial"/>
         <a:font script="Thai" typeface="Cordia New"/>

--- a/05-数字电路/02-时序逻辑电路/同步计数器电路/同步计数器电路.docx
+++ b/05-数字电路/02-时序逻辑电路/同步计数器电路/同步计数器电路.docx
@@ -2641,7 +2641,7 @@
           <w:color w:val="555555"/>
           <w:sz w:val="21"/>
         </w:rPr>
-        <w:t>材料收集者：杜文杰，WX手机：19519196569，QQ:3478827729</w:t>
+        <w:t>材料收集者：杜文杰，微信/手机：19519196569，QQ:3478827729</w:t>
       </w:r>
     </w:p>
     <w:sectPr>
